--- a/5225600037-Justin Hariyanto.docx
+++ b/5225600037-Justin Hariyanto.docx
@@ -144,6 +144,7 @@
           <w:szCs w:val="40"/>
         </w:rPr>
       </w:pPr>
+      <w:proofErr w:type="gramStart"/>
       <w:r>
         <w:rPr>
           <w:rFonts w:ascii="Times New Roman" w:hAnsi="Times New Roman" w:cs="Times New Roman"/>
@@ -154,6 +155,7 @@
         </w:rPr>
         <w:t>OLEH :</w:t>
       </w:r>
+      <w:proofErr w:type="gramEnd"/>
     </w:p>
     <w:p>
       <w:pPr>
@@ -280,6 +282,7 @@
           <w:u w:val="single"/>
         </w:rPr>
       </w:pPr>
+      <w:proofErr w:type="spellStart"/>
       <w:r>
         <w:rPr>
           <w:rFonts w:ascii="Times New Roman" w:hAnsi="Times New Roman" w:cs="Times New Roman"/>
@@ -292,6 +295,7 @@
         <w:lastRenderedPageBreak/>
         <w:t>Pendahuluan</w:t>
       </w:r>
+      <w:proofErr w:type="spellEnd"/>
     </w:p>
     <w:p>
       <w:pPr>
@@ -318,7 +322,29 @@
           <w:sz w:val="36"/>
           <w:szCs w:val="36"/>
         </w:rPr>
-        <w:t xml:space="preserve">Latar Belakang </w:t>
+        <w:t xml:space="preserve">Latar </w:t>
+      </w:r>
+      <w:proofErr w:type="spellStart"/>
+      <w:r>
+        <w:rPr>
+          <w:rFonts w:ascii="Times New Roman" w:hAnsi="Times New Roman" w:cs="Times New Roman"/>
+          <w:b/>
+          <w:bCs/>
+          <w:sz w:val="36"/>
+          <w:szCs w:val="36"/>
+        </w:rPr>
+        <w:t>Belakang</w:t>
+      </w:r>
+      <w:proofErr w:type="spellEnd"/>
+      <w:r>
+        <w:rPr>
+          <w:rFonts w:ascii="Times New Roman" w:hAnsi="Times New Roman" w:cs="Times New Roman"/>
+          <w:b/>
+          <w:bCs/>
+          <w:sz w:val="36"/>
+          <w:szCs w:val="36"/>
+        </w:rPr>
+        <w:t xml:space="preserve"> </w:t>
       </w:r>
     </w:p>
     <w:p>
@@ -332,14 +358,79 @@
           <w:szCs w:val="28"/>
         </w:rPr>
       </w:pPr>
-      <w:r>
-        <w:rPr>
-          <w:rFonts w:ascii="Times New Roman" w:hAnsi="Times New Roman" w:cs="Times New Roman"/>
-          <w:sz w:val="28"/>
-          <w:szCs w:val="28"/>
-        </w:rPr>
-        <w:t xml:space="preserve">Pemrogaman berorientasi objek (PBO) merupakan </w:t>
-      </w:r>
+      <w:proofErr w:type="spellStart"/>
+      <w:r>
+        <w:rPr>
+          <w:rFonts w:ascii="Times New Roman" w:hAnsi="Times New Roman" w:cs="Times New Roman"/>
+          <w:sz w:val="28"/>
+          <w:szCs w:val="28"/>
+        </w:rPr>
+        <w:t>Pemrogaman</w:t>
+      </w:r>
+      <w:proofErr w:type="spellEnd"/>
+      <w:r>
+        <w:rPr>
+          <w:rFonts w:ascii="Times New Roman" w:hAnsi="Times New Roman" w:cs="Times New Roman"/>
+          <w:sz w:val="28"/>
+          <w:szCs w:val="28"/>
+        </w:rPr>
+        <w:t xml:space="preserve"> </w:t>
+      </w:r>
+      <w:proofErr w:type="spellStart"/>
+      <w:r>
+        <w:rPr>
+          <w:rFonts w:ascii="Times New Roman" w:hAnsi="Times New Roman" w:cs="Times New Roman"/>
+          <w:sz w:val="28"/>
+          <w:szCs w:val="28"/>
+        </w:rPr>
+        <w:t>berorientasi</w:t>
+      </w:r>
+      <w:proofErr w:type="spellEnd"/>
+      <w:r>
+        <w:rPr>
+          <w:rFonts w:ascii="Times New Roman" w:hAnsi="Times New Roman" w:cs="Times New Roman"/>
+          <w:sz w:val="28"/>
+          <w:szCs w:val="28"/>
+        </w:rPr>
+        <w:t xml:space="preserve"> </w:t>
+      </w:r>
+      <w:proofErr w:type="spellStart"/>
+      <w:r>
+        <w:rPr>
+          <w:rFonts w:ascii="Times New Roman" w:hAnsi="Times New Roman" w:cs="Times New Roman"/>
+          <w:sz w:val="28"/>
+          <w:szCs w:val="28"/>
+        </w:rPr>
+        <w:t>objek</w:t>
+      </w:r>
+      <w:proofErr w:type="spellEnd"/>
+      <w:r>
+        <w:rPr>
+          <w:rFonts w:ascii="Times New Roman" w:hAnsi="Times New Roman" w:cs="Times New Roman"/>
+          <w:sz w:val="28"/>
+          <w:szCs w:val="28"/>
+        </w:rPr>
+        <w:t xml:space="preserve"> (PBO) </w:t>
+      </w:r>
+      <w:proofErr w:type="spellStart"/>
+      <w:r>
+        <w:rPr>
+          <w:rFonts w:ascii="Times New Roman" w:hAnsi="Times New Roman" w:cs="Times New Roman"/>
+          <w:sz w:val="28"/>
+          <w:szCs w:val="28"/>
+        </w:rPr>
+        <w:t>merupakan</w:t>
+      </w:r>
+      <w:proofErr w:type="spellEnd"/>
+      <w:r>
+        <w:rPr>
+          <w:rFonts w:ascii="Times New Roman" w:hAnsi="Times New Roman" w:cs="Times New Roman"/>
+          <w:sz w:val="28"/>
+          <w:szCs w:val="28"/>
+        </w:rPr>
+        <w:t xml:space="preserve"> </w:t>
+      </w:r>
+      <w:proofErr w:type="spellStart"/>
       <w:r>
         <w:rPr>
           <w:rFonts w:ascii="Times New Roman" w:hAnsi="Times New Roman" w:cs="Times New Roman"/>
@@ -354,7 +445,556 @@
           <w:sz w:val="28"/>
           <w:szCs w:val="28"/>
         </w:rPr>
-        <w:t>onsep penting dalam pengembangan perangkat lunak, termasuk game. PBO memiliki beberapa konsep utama seperti encapsulation, inheritance, dan polymorphism yang membantu membuat program lebih terstruktur dan mudah dikembangkan. Praktikum ini menerapkan ketiga konsep tersebut menggunakan bahasa C++ melalui pembuatan sistem inventaris item dan karakter game.</w:t>
+        <w:t>onsep</w:t>
+      </w:r>
+      <w:proofErr w:type="spellEnd"/>
+      <w:r>
+        <w:rPr>
+          <w:rFonts w:ascii="Times New Roman" w:hAnsi="Times New Roman" w:cs="Times New Roman"/>
+          <w:sz w:val="28"/>
+          <w:szCs w:val="28"/>
+        </w:rPr>
+        <w:t xml:space="preserve"> </w:t>
+      </w:r>
+      <w:proofErr w:type="spellStart"/>
+      <w:r>
+        <w:rPr>
+          <w:rFonts w:ascii="Times New Roman" w:hAnsi="Times New Roman" w:cs="Times New Roman"/>
+          <w:sz w:val="28"/>
+          <w:szCs w:val="28"/>
+        </w:rPr>
+        <w:t>penting</w:t>
+      </w:r>
+      <w:proofErr w:type="spellEnd"/>
+      <w:r>
+        <w:rPr>
+          <w:rFonts w:ascii="Times New Roman" w:hAnsi="Times New Roman" w:cs="Times New Roman"/>
+          <w:sz w:val="28"/>
+          <w:szCs w:val="28"/>
+        </w:rPr>
+        <w:t xml:space="preserve"> </w:t>
+      </w:r>
+      <w:proofErr w:type="spellStart"/>
+      <w:r>
+        <w:rPr>
+          <w:rFonts w:ascii="Times New Roman" w:hAnsi="Times New Roman" w:cs="Times New Roman"/>
+          <w:sz w:val="28"/>
+          <w:szCs w:val="28"/>
+        </w:rPr>
+        <w:t>dalam</w:t>
+      </w:r>
+      <w:proofErr w:type="spellEnd"/>
+      <w:r>
+        <w:rPr>
+          <w:rFonts w:ascii="Times New Roman" w:hAnsi="Times New Roman" w:cs="Times New Roman"/>
+          <w:sz w:val="28"/>
+          <w:szCs w:val="28"/>
+        </w:rPr>
+        <w:t xml:space="preserve"> </w:t>
+      </w:r>
+      <w:proofErr w:type="spellStart"/>
+      <w:r>
+        <w:rPr>
+          <w:rFonts w:ascii="Times New Roman" w:hAnsi="Times New Roman" w:cs="Times New Roman"/>
+          <w:sz w:val="28"/>
+          <w:szCs w:val="28"/>
+        </w:rPr>
+        <w:t>pengembangan</w:t>
+      </w:r>
+      <w:proofErr w:type="spellEnd"/>
+      <w:r>
+        <w:rPr>
+          <w:rFonts w:ascii="Times New Roman" w:hAnsi="Times New Roman" w:cs="Times New Roman"/>
+          <w:sz w:val="28"/>
+          <w:szCs w:val="28"/>
+        </w:rPr>
+        <w:t xml:space="preserve"> </w:t>
+      </w:r>
+      <w:proofErr w:type="spellStart"/>
+      <w:r>
+        <w:rPr>
+          <w:rFonts w:ascii="Times New Roman" w:hAnsi="Times New Roman" w:cs="Times New Roman"/>
+          <w:sz w:val="28"/>
+          <w:szCs w:val="28"/>
+        </w:rPr>
+        <w:t>perangkat</w:t>
+      </w:r>
+      <w:proofErr w:type="spellEnd"/>
+      <w:r>
+        <w:rPr>
+          <w:rFonts w:ascii="Times New Roman" w:hAnsi="Times New Roman" w:cs="Times New Roman"/>
+          <w:sz w:val="28"/>
+          <w:szCs w:val="28"/>
+        </w:rPr>
+        <w:t xml:space="preserve"> </w:t>
+      </w:r>
+      <w:proofErr w:type="spellStart"/>
+      <w:r>
+        <w:rPr>
+          <w:rFonts w:ascii="Times New Roman" w:hAnsi="Times New Roman" w:cs="Times New Roman"/>
+          <w:sz w:val="28"/>
+          <w:szCs w:val="28"/>
+        </w:rPr>
+        <w:t>lunak</w:t>
+      </w:r>
+      <w:proofErr w:type="spellEnd"/>
+      <w:r>
+        <w:rPr>
+          <w:rFonts w:ascii="Times New Roman" w:hAnsi="Times New Roman" w:cs="Times New Roman"/>
+          <w:sz w:val="28"/>
+          <w:szCs w:val="28"/>
+        </w:rPr>
+        <w:t xml:space="preserve">, </w:t>
+      </w:r>
+      <w:proofErr w:type="spellStart"/>
+      <w:r>
+        <w:rPr>
+          <w:rFonts w:ascii="Times New Roman" w:hAnsi="Times New Roman" w:cs="Times New Roman"/>
+          <w:sz w:val="28"/>
+          <w:szCs w:val="28"/>
+        </w:rPr>
+        <w:t>termasuk</w:t>
+      </w:r>
+      <w:proofErr w:type="spellEnd"/>
+      <w:r>
+        <w:rPr>
+          <w:rFonts w:ascii="Times New Roman" w:hAnsi="Times New Roman" w:cs="Times New Roman"/>
+          <w:sz w:val="28"/>
+          <w:szCs w:val="28"/>
+        </w:rPr>
+        <w:t xml:space="preserve"> game. PBO </w:t>
+      </w:r>
+      <w:proofErr w:type="spellStart"/>
+      <w:r>
+        <w:rPr>
+          <w:rFonts w:ascii="Times New Roman" w:hAnsi="Times New Roman" w:cs="Times New Roman"/>
+          <w:sz w:val="28"/>
+          <w:szCs w:val="28"/>
+        </w:rPr>
+        <w:t>memiliki</w:t>
+      </w:r>
+      <w:proofErr w:type="spellEnd"/>
+      <w:r>
+        <w:rPr>
+          <w:rFonts w:ascii="Times New Roman" w:hAnsi="Times New Roman" w:cs="Times New Roman"/>
+          <w:sz w:val="28"/>
+          <w:szCs w:val="28"/>
+        </w:rPr>
+        <w:t xml:space="preserve"> </w:t>
+      </w:r>
+      <w:proofErr w:type="spellStart"/>
+      <w:r>
+        <w:rPr>
+          <w:rFonts w:ascii="Times New Roman" w:hAnsi="Times New Roman" w:cs="Times New Roman"/>
+          <w:sz w:val="28"/>
+          <w:szCs w:val="28"/>
+        </w:rPr>
+        <w:t>beberapa</w:t>
+      </w:r>
+      <w:proofErr w:type="spellEnd"/>
+      <w:r>
+        <w:rPr>
+          <w:rFonts w:ascii="Times New Roman" w:hAnsi="Times New Roman" w:cs="Times New Roman"/>
+          <w:sz w:val="28"/>
+          <w:szCs w:val="28"/>
+        </w:rPr>
+        <w:t xml:space="preserve"> </w:t>
+      </w:r>
+      <w:proofErr w:type="spellStart"/>
+      <w:r>
+        <w:rPr>
+          <w:rFonts w:ascii="Times New Roman" w:hAnsi="Times New Roman" w:cs="Times New Roman"/>
+          <w:sz w:val="28"/>
+          <w:szCs w:val="28"/>
+        </w:rPr>
+        <w:t>konsep</w:t>
+      </w:r>
+      <w:proofErr w:type="spellEnd"/>
+      <w:r>
+        <w:rPr>
+          <w:rFonts w:ascii="Times New Roman" w:hAnsi="Times New Roman" w:cs="Times New Roman"/>
+          <w:sz w:val="28"/>
+          <w:szCs w:val="28"/>
+        </w:rPr>
+        <w:t xml:space="preserve"> </w:t>
+      </w:r>
+      <w:proofErr w:type="spellStart"/>
+      <w:r>
+        <w:rPr>
+          <w:rFonts w:ascii="Times New Roman" w:hAnsi="Times New Roman" w:cs="Times New Roman"/>
+          <w:sz w:val="28"/>
+          <w:szCs w:val="28"/>
+        </w:rPr>
+        <w:t>utama</w:t>
+      </w:r>
+      <w:proofErr w:type="spellEnd"/>
+      <w:r>
+        <w:rPr>
+          <w:rFonts w:ascii="Times New Roman" w:hAnsi="Times New Roman" w:cs="Times New Roman"/>
+          <w:sz w:val="28"/>
+          <w:szCs w:val="28"/>
+        </w:rPr>
+        <w:t xml:space="preserve"> </w:t>
+      </w:r>
+      <w:proofErr w:type="spellStart"/>
+      <w:r>
+        <w:rPr>
+          <w:rFonts w:ascii="Times New Roman" w:hAnsi="Times New Roman" w:cs="Times New Roman"/>
+          <w:sz w:val="28"/>
+          <w:szCs w:val="28"/>
+        </w:rPr>
+        <w:t>seperti</w:t>
+      </w:r>
+      <w:proofErr w:type="spellEnd"/>
+      <w:r>
+        <w:rPr>
+          <w:rFonts w:ascii="Times New Roman" w:hAnsi="Times New Roman" w:cs="Times New Roman"/>
+          <w:sz w:val="28"/>
+          <w:szCs w:val="28"/>
+        </w:rPr>
+        <w:t xml:space="preserve"> encapsulation, inheritance, dan polymorphism yang </w:t>
+      </w:r>
+      <w:proofErr w:type="spellStart"/>
+      <w:r>
+        <w:rPr>
+          <w:rFonts w:ascii="Times New Roman" w:hAnsi="Times New Roman" w:cs="Times New Roman"/>
+          <w:sz w:val="28"/>
+          <w:szCs w:val="28"/>
+        </w:rPr>
+        <w:t>membantu</w:t>
+      </w:r>
+      <w:proofErr w:type="spellEnd"/>
+      <w:r>
+        <w:rPr>
+          <w:rFonts w:ascii="Times New Roman" w:hAnsi="Times New Roman" w:cs="Times New Roman"/>
+          <w:sz w:val="28"/>
+          <w:szCs w:val="28"/>
+        </w:rPr>
+        <w:t xml:space="preserve"> </w:t>
+      </w:r>
+      <w:proofErr w:type="spellStart"/>
+      <w:r>
+        <w:rPr>
+          <w:rFonts w:ascii="Times New Roman" w:hAnsi="Times New Roman" w:cs="Times New Roman"/>
+          <w:sz w:val="28"/>
+          <w:szCs w:val="28"/>
+        </w:rPr>
+        <w:t>membuat</w:t>
+      </w:r>
+      <w:proofErr w:type="spellEnd"/>
+      <w:r>
+        <w:rPr>
+          <w:rFonts w:ascii="Times New Roman" w:hAnsi="Times New Roman" w:cs="Times New Roman"/>
+          <w:sz w:val="28"/>
+          <w:szCs w:val="28"/>
+        </w:rPr>
+        <w:t xml:space="preserve"> program </w:t>
+      </w:r>
+      <w:proofErr w:type="spellStart"/>
+      <w:r>
+        <w:rPr>
+          <w:rFonts w:ascii="Times New Roman" w:hAnsi="Times New Roman" w:cs="Times New Roman"/>
+          <w:sz w:val="28"/>
+          <w:szCs w:val="28"/>
+        </w:rPr>
+        <w:t>lebih</w:t>
+      </w:r>
+      <w:proofErr w:type="spellEnd"/>
+      <w:r>
+        <w:rPr>
+          <w:rFonts w:ascii="Times New Roman" w:hAnsi="Times New Roman" w:cs="Times New Roman"/>
+          <w:sz w:val="28"/>
+          <w:szCs w:val="28"/>
+        </w:rPr>
+        <w:t xml:space="preserve"> </w:t>
+      </w:r>
+      <w:proofErr w:type="spellStart"/>
+      <w:r>
+        <w:rPr>
+          <w:rFonts w:ascii="Times New Roman" w:hAnsi="Times New Roman" w:cs="Times New Roman"/>
+          <w:sz w:val="28"/>
+          <w:szCs w:val="28"/>
+        </w:rPr>
+        <w:t>terstruktur</w:t>
+      </w:r>
+      <w:proofErr w:type="spellEnd"/>
+      <w:r>
+        <w:rPr>
+          <w:rFonts w:ascii="Times New Roman" w:hAnsi="Times New Roman" w:cs="Times New Roman"/>
+          <w:sz w:val="28"/>
+          <w:szCs w:val="28"/>
+        </w:rPr>
+        <w:t xml:space="preserve"> dan </w:t>
+      </w:r>
+      <w:proofErr w:type="spellStart"/>
+      <w:r>
+        <w:rPr>
+          <w:rFonts w:ascii="Times New Roman" w:hAnsi="Times New Roman" w:cs="Times New Roman"/>
+          <w:sz w:val="28"/>
+          <w:szCs w:val="28"/>
+        </w:rPr>
+        <w:t>mudah</w:t>
+      </w:r>
+      <w:proofErr w:type="spellEnd"/>
+      <w:r>
+        <w:rPr>
+          <w:rFonts w:ascii="Times New Roman" w:hAnsi="Times New Roman" w:cs="Times New Roman"/>
+          <w:sz w:val="28"/>
+          <w:szCs w:val="28"/>
+        </w:rPr>
+        <w:t xml:space="preserve"> </w:t>
+      </w:r>
+      <w:proofErr w:type="spellStart"/>
+      <w:r>
+        <w:rPr>
+          <w:rFonts w:ascii="Times New Roman" w:hAnsi="Times New Roman" w:cs="Times New Roman"/>
+          <w:sz w:val="28"/>
+          <w:szCs w:val="28"/>
+        </w:rPr>
+        <w:t>dikembangkan</w:t>
+      </w:r>
+      <w:proofErr w:type="spellEnd"/>
+      <w:r>
+        <w:rPr>
+          <w:rFonts w:ascii="Times New Roman" w:hAnsi="Times New Roman" w:cs="Times New Roman"/>
+          <w:sz w:val="28"/>
+          <w:szCs w:val="28"/>
+        </w:rPr>
+        <w:t xml:space="preserve">. </w:t>
+      </w:r>
+      <w:proofErr w:type="spellStart"/>
+      <w:r>
+        <w:rPr>
+          <w:rFonts w:ascii="Times New Roman" w:hAnsi="Times New Roman" w:cs="Times New Roman"/>
+          <w:sz w:val="28"/>
+          <w:szCs w:val="28"/>
+        </w:rPr>
+        <w:t>Praktikum</w:t>
+      </w:r>
+      <w:proofErr w:type="spellEnd"/>
+      <w:r>
+        <w:rPr>
+          <w:rFonts w:ascii="Times New Roman" w:hAnsi="Times New Roman" w:cs="Times New Roman"/>
+          <w:sz w:val="28"/>
+          <w:szCs w:val="28"/>
+        </w:rPr>
+        <w:t xml:space="preserve"> </w:t>
+      </w:r>
+      <w:proofErr w:type="spellStart"/>
+      <w:r>
+        <w:rPr>
+          <w:rFonts w:ascii="Times New Roman" w:hAnsi="Times New Roman" w:cs="Times New Roman"/>
+          <w:sz w:val="28"/>
+          <w:szCs w:val="28"/>
+        </w:rPr>
+        <w:t>ini</w:t>
+      </w:r>
+      <w:proofErr w:type="spellEnd"/>
+      <w:r>
+        <w:rPr>
+          <w:rFonts w:ascii="Times New Roman" w:hAnsi="Times New Roman" w:cs="Times New Roman"/>
+          <w:sz w:val="28"/>
+          <w:szCs w:val="28"/>
+        </w:rPr>
+        <w:t xml:space="preserve"> </w:t>
+      </w:r>
+      <w:proofErr w:type="spellStart"/>
+      <w:r>
+        <w:rPr>
+          <w:rFonts w:ascii="Times New Roman" w:hAnsi="Times New Roman" w:cs="Times New Roman"/>
+          <w:sz w:val="28"/>
+          <w:szCs w:val="28"/>
+        </w:rPr>
+        <w:t>menerapkan</w:t>
+      </w:r>
+      <w:proofErr w:type="spellEnd"/>
+      <w:r>
+        <w:rPr>
+          <w:rFonts w:ascii="Times New Roman" w:hAnsi="Times New Roman" w:cs="Times New Roman"/>
+          <w:sz w:val="28"/>
+          <w:szCs w:val="28"/>
+        </w:rPr>
+        <w:t xml:space="preserve"> </w:t>
+      </w:r>
+      <w:proofErr w:type="spellStart"/>
+      <w:r>
+        <w:rPr>
+          <w:rFonts w:ascii="Times New Roman" w:hAnsi="Times New Roman" w:cs="Times New Roman"/>
+          <w:sz w:val="28"/>
+          <w:szCs w:val="28"/>
+        </w:rPr>
+        <w:t>ketiga</w:t>
+      </w:r>
+      <w:proofErr w:type="spellEnd"/>
+      <w:r>
+        <w:rPr>
+          <w:rFonts w:ascii="Times New Roman" w:hAnsi="Times New Roman" w:cs="Times New Roman"/>
+          <w:sz w:val="28"/>
+          <w:szCs w:val="28"/>
+        </w:rPr>
+        <w:t xml:space="preserve"> </w:t>
+      </w:r>
+      <w:proofErr w:type="spellStart"/>
+      <w:r>
+        <w:rPr>
+          <w:rFonts w:ascii="Times New Roman" w:hAnsi="Times New Roman" w:cs="Times New Roman"/>
+          <w:sz w:val="28"/>
+          <w:szCs w:val="28"/>
+        </w:rPr>
+        <w:t>konsep</w:t>
+      </w:r>
+      <w:proofErr w:type="spellEnd"/>
+      <w:r>
+        <w:rPr>
+          <w:rFonts w:ascii="Times New Roman" w:hAnsi="Times New Roman" w:cs="Times New Roman"/>
+          <w:sz w:val="28"/>
+          <w:szCs w:val="28"/>
+        </w:rPr>
+        <w:t xml:space="preserve"> </w:t>
+      </w:r>
+      <w:proofErr w:type="spellStart"/>
+      <w:r>
+        <w:rPr>
+          <w:rFonts w:ascii="Times New Roman" w:hAnsi="Times New Roman" w:cs="Times New Roman"/>
+          <w:sz w:val="28"/>
+          <w:szCs w:val="28"/>
+        </w:rPr>
+        <w:t>tersebut</w:t>
+      </w:r>
+      <w:proofErr w:type="spellEnd"/>
+      <w:r>
+        <w:rPr>
+          <w:rFonts w:ascii="Times New Roman" w:hAnsi="Times New Roman" w:cs="Times New Roman"/>
+          <w:sz w:val="28"/>
+          <w:szCs w:val="28"/>
+        </w:rPr>
+        <w:t xml:space="preserve"> </w:t>
+      </w:r>
+      <w:proofErr w:type="spellStart"/>
+      <w:r>
+        <w:rPr>
+          <w:rFonts w:ascii="Times New Roman" w:hAnsi="Times New Roman" w:cs="Times New Roman"/>
+          <w:sz w:val="28"/>
+          <w:szCs w:val="28"/>
+        </w:rPr>
+        <w:t>menggunakan</w:t>
+      </w:r>
+      <w:proofErr w:type="spellEnd"/>
+      <w:r>
+        <w:rPr>
+          <w:rFonts w:ascii="Times New Roman" w:hAnsi="Times New Roman" w:cs="Times New Roman"/>
+          <w:sz w:val="28"/>
+          <w:szCs w:val="28"/>
+        </w:rPr>
+        <w:t xml:space="preserve"> </w:t>
+      </w:r>
+      <w:proofErr w:type="spellStart"/>
+      <w:r>
+        <w:rPr>
+          <w:rFonts w:ascii="Times New Roman" w:hAnsi="Times New Roman" w:cs="Times New Roman"/>
+          <w:sz w:val="28"/>
+          <w:szCs w:val="28"/>
+        </w:rPr>
+        <w:t>bahasa</w:t>
+      </w:r>
+      <w:proofErr w:type="spellEnd"/>
+      <w:r>
+        <w:rPr>
+          <w:rFonts w:ascii="Times New Roman" w:hAnsi="Times New Roman" w:cs="Times New Roman"/>
+          <w:sz w:val="28"/>
+          <w:szCs w:val="28"/>
+        </w:rPr>
+        <w:t xml:space="preserve"> C++ </w:t>
+      </w:r>
+      <w:proofErr w:type="spellStart"/>
+      <w:r>
+        <w:rPr>
+          <w:rFonts w:ascii="Times New Roman" w:hAnsi="Times New Roman" w:cs="Times New Roman"/>
+          <w:sz w:val="28"/>
+          <w:szCs w:val="28"/>
+        </w:rPr>
+        <w:t>melalui</w:t>
+      </w:r>
+      <w:proofErr w:type="spellEnd"/>
+      <w:r>
+        <w:rPr>
+          <w:rFonts w:ascii="Times New Roman" w:hAnsi="Times New Roman" w:cs="Times New Roman"/>
+          <w:sz w:val="28"/>
+          <w:szCs w:val="28"/>
+        </w:rPr>
+        <w:t xml:space="preserve"> </w:t>
+      </w:r>
+      <w:proofErr w:type="spellStart"/>
+      <w:r>
+        <w:rPr>
+          <w:rFonts w:ascii="Times New Roman" w:hAnsi="Times New Roman" w:cs="Times New Roman"/>
+          <w:sz w:val="28"/>
+          <w:szCs w:val="28"/>
+        </w:rPr>
+        <w:t>pembuatan</w:t>
+      </w:r>
+      <w:proofErr w:type="spellEnd"/>
+      <w:r>
+        <w:rPr>
+          <w:rFonts w:ascii="Times New Roman" w:hAnsi="Times New Roman" w:cs="Times New Roman"/>
+          <w:sz w:val="28"/>
+          <w:szCs w:val="28"/>
+        </w:rPr>
+        <w:t xml:space="preserve"> </w:t>
+      </w:r>
+      <w:proofErr w:type="spellStart"/>
+      <w:r>
+        <w:rPr>
+          <w:rFonts w:ascii="Times New Roman" w:hAnsi="Times New Roman" w:cs="Times New Roman"/>
+          <w:sz w:val="28"/>
+          <w:szCs w:val="28"/>
+        </w:rPr>
+        <w:t>sistem</w:t>
+      </w:r>
+      <w:proofErr w:type="spellEnd"/>
+      <w:r>
+        <w:rPr>
+          <w:rFonts w:ascii="Times New Roman" w:hAnsi="Times New Roman" w:cs="Times New Roman"/>
+          <w:sz w:val="28"/>
+          <w:szCs w:val="28"/>
+        </w:rPr>
+        <w:t xml:space="preserve"> </w:t>
+      </w:r>
+      <w:proofErr w:type="spellStart"/>
+      <w:r>
+        <w:rPr>
+          <w:rFonts w:ascii="Times New Roman" w:hAnsi="Times New Roman" w:cs="Times New Roman"/>
+          <w:sz w:val="28"/>
+          <w:szCs w:val="28"/>
+        </w:rPr>
+        <w:t>inventaris</w:t>
+      </w:r>
+      <w:proofErr w:type="spellEnd"/>
+      <w:r>
+        <w:rPr>
+          <w:rFonts w:ascii="Times New Roman" w:hAnsi="Times New Roman" w:cs="Times New Roman"/>
+          <w:sz w:val="28"/>
+          <w:szCs w:val="28"/>
+        </w:rPr>
+        <w:t xml:space="preserve"> item dan </w:t>
+      </w:r>
+      <w:proofErr w:type="spellStart"/>
+      <w:r>
+        <w:rPr>
+          <w:rFonts w:ascii="Times New Roman" w:hAnsi="Times New Roman" w:cs="Times New Roman"/>
+          <w:sz w:val="28"/>
+          <w:szCs w:val="28"/>
+        </w:rPr>
+        <w:t>karakter</w:t>
+      </w:r>
+      <w:proofErr w:type="spellEnd"/>
+      <w:r>
+        <w:rPr>
+          <w:rFonts w:ascii="Times New Roman" w:hAnsi="Times New Roman" w:cs="Times New Roman"/>
+          <w:sz w:val="28"/>
+          <w:szCs w:val="28"/>
+        </w:rPr>
+        <w:t xml:space="preserve"> game.</w:t>
       </w:r>
     </w:p>
     <w:p>
@@ -395,13 +1035,41 @@
           <w:szCs w:val="28"/>
         </w:rPr>
       </w:pPr>
-      <w:r>
-        <w:rPr>
-          <w:rFonts w:ascii="Times New Roman" w:hAnsi="Times New Roman" w:cs="Times New Roman"/>
-          <w:sz w:val="28"/>
-          <w:szCs w:val="28"/>
-        </w:rPr>
-        <w:t xml:space="preserve">Menerapkan konsep </w:t>
+      <w:proofErr w:type="spellStart"/>
+      <w:r>
+        <w:rPr>
+          <w:rFonts w:ascii="Times New Roman" w:hAnsi="Times New Roman" w:cs="Times New Roman"/>
+          <w:sz w:val="28"/>
+          <w:szCs w:val="28"/>
+        </w:rPr>
+        <w:t>Memahami</w:t>
+      </w:r>
+      <w:proofErr w:type="spellEnd"/>
+      <w:r>
+        <w:rPr>
+          <w:rFonts w:ascii="Times New Roman" w:hAnsi="Times New Roman" w:cs="Times New Roman"/>
+          <w:sz w:val="28"/>
+          <w:szCs w:val="28"/>
+        </w:rPr>
+        <w:t xml:space="preserve"> </w:t>
+      </w:r>
+      <w:proofErr w:type="spellStart"/>
+      <w:r>
+        <w:rPr>
+          <w:rFonts w:ascii="Times New Roman" w:hAnsi="Times New Roman" w:cs="Times New Roman"/>
+          <w:sz w:val="28"/>
+          <w:szCs w:val="28"/>
+        </w:rPr>
+        <w:t>konsep</w:t>
+      </w:r>
+      <w:proofErr w:type="spellEnd"/>
+      <w:r>
+        <w:rPr>
+          <w:rFonts w:ascii="Times New Roman" w:hAnsi="Times New Roman" w:cs="Times New Roman"/>
+          <w:sz w:val="28"/>
+          <w:szCs w:val="28"/>
+        </w:rPr>
+        <w:t xml:space="preserve"> </w:t>
       </w:r>
       <w:r>
         <w:rPr>
@@ -417,7 +1085,33 @@
           <w:sz w:val="28"/>
           <w:szCs w:val="28"/>
         </w:rPr>
-        <w:t xml:space="preserve"> dalam C++</w:t>
+        <w:t xml:space="preserve"> </w:t>
+      </w:r>
+      <w:proofErr w:type="spellStart"/>
+      <w:r>
+        <w:rPr>
+          <w:rFonts w:ascii="Times New Roman" w:hAnsi="Times New Roman" w:cs="Times New Roman"/>
+          <w:sz w:val="28"/>
+          <w:szCs w:val="28"/>
+        </w:rPr>
+        <w:t>dalam</w:t>
+      </w:r>
+      <w:proofErr w:type="spellEnd"/>
+      <w:r>
+        <w:rPr>
+          <w:rFonts w:ascii="Times New Roman" w:hAnsi="Times New Roman" w:cs="Times New Roman"/>
+          <w:sz w:val="28"/>
+          <w:szCs w:val="28"/>
+        </w:rPr>
+        <w:t xml:space="preserve"> </w:t>
+      </w:r>
+      <w:r>
+        <w:rPr>
+          <w:rFonts w:ascii="Times New Roman" w:hAnsi="Times New Roman" w:cs="Times New Roman"/>
+          <w:sz w:val="28"/>
+          <w:szCs w:val="28"/>
+        </w:rPr>
+        <w:t>PBO</w:t>
       </w:r>
     </w:p>
     <w:p>
@@ -434,13 +1128,77 @@
           <w:szCs w:val="28"/>
         </w:rPr>
       </w:pPr>
-      <w:r>
-        <w:rPr>
-          <w:rFonts w:ascii="Times New Roman" w:hAnsi="Times New Roman" w:cs="Times New Roman"/>
-          <w:sz w:val="28"/>
-          <w:szCs w:val="28"/>
-        </w:rPr>
-        <w:t>Mendeklarasikan class dan method dalam C++</w:t>
+      <w:proofErr w:type="spellStart"/>
+      <w:r>
+        <w:rPr>
+          <w:rFonts w:ascii="Times New Roman" w:hAnsi="Times New Roman" w:cs="Times New Roman"/>
+          <w:sz w:val="28"/>
+          <w:szCs w:val="28"/>
+        </w:rPr>
+        <w:t>Menerapkan</w:t>
+      </w:r>
+      <w:proofErr w:type="spellEnd"/>
+      <w:r>
+        <w:rPr>
+          <w:rFonts w:ascii="Times New Roman" w:hAnsi="Times New Roman" w:cs="Times New Roman"/>
+          <w:sz w:val="28"/>
+          <w:szCs w:val="28"/>
+        </w:rPr>
+        <w:t xml:space="preserve"> </w:t>
+      </w:r>
+      <w:proofErr w:type="spellStart"/>
+      <w:r>
+        <w:rPr>
+          <w:rFonts w:ascii="Times New Roman" w:hAnsi="Times New Roman" w:cs="Times New Roman"/>
+          <w:sz w:val="28"/>
+          <w:szCs w:val="28"/>
+        </w:rPr>
+        <w:t>konsep</w:t>
+      </w:r>
+      <w:proofErr w:type="spellEnd"/>
+      <w:r>
+        <w:rPr>
+          <w:rFonts w:ascii="Times New Roman" w:hAnsi="Times New Roman" w:cs="Times New Roman"/>
+          <w:sz w:val="28"/>
+          <w:szCs w:val="28"/>
+        </w:rPr>
+        <w:t xml:space="preserve"> PBO </w:t>
+      </w:r>
+      <w:proofErr w:type="spellStart"/>
+      <w:r>
+        <w:rPr>
+          <w:rFonts w:ascii="Times New Roman" w:hAnsi="Times New Roman" w:cs="Times New Roman"/>
+          <w:sz w:val="28"/>
+          <w:szCs w:val="28"/>
+        </w:rPr>
+        <w:t>melalui</w:t>
+      </w:r>
+      <w:proofErr w:type="spellEnd"/>
+      <w:r>
+        <w:rPr>
+          <w:rFonts w:ascii="Times New Roman" w:hAnsi="Times New Roman" w:cs="Times New Roman"/>
+          <w:sz w:val="28"/>
+          <w:szCs w:val="28"/>
+        </w:rPr>
+        <w:t xml:space="preserve"> </w:t>
+      </w:r>
+      <w:proofErr w:type="spellStart"/>
+      <w:r>
+        <w:rPr>
+          <w:rFonts w:ascii="Times New Roman" w:hAnsi="Times New Roman" w:cs="Times New Roman"/>
+          <w:sz w:val="28"/>
+          <w:szCs w:val="28"/>
+        </w:rPr>
+        <w:t>pembuatan</w:t>
+      </w:r>
+      <w:proofErr w:type="spellEnd"/>
+      <w:r>
+        <w:rPr>
+          <w:rFonts w:ascii="Times New Roman" w:hAnsi="Times New Roman" w:cs="Times New Roman"/>
+          <w:sz w:val="28"/>
+          <w:szCs w:val="28"/>
+        </w:rPr>
+        <w:t xml:space="preserve"> class dan object.</w:t>
       </w:r>
     </w:p>
     <w:p>
@@ -457,13 +1215,149 @@
           <w:szCs w:val="28"/>
         </w:rPr>
       </w:pPr>
-      <w:r>
-        <w:rPr>
-          <w:rFonts w:ascii="Times New Roman" w:hAnsi="Times New Roman" w:cs="Times New Roman"/>
-          <w:sz w:val="28"/>
-          <w:szCs w:val="28"/>
-        </w:rPr>
-        <w:t>Membuat object dari class yang telah dideklarasikan</w:t>
+      <w:proofErr w:type="spellStart"/>
+      <w:r>
+        <w:rPr>
+          <w:rFonts w:ascii="Times New Roman" w:hAnsi="Times New Roman" w:cs="Times New Roman"/>
+          <w:sz w:val="28"/>
+          <w:szCs w:val="28"/>
+        </w:rPr>
+        <w:t>Memahami</w:t>
+      </w:r>
+      <w:proofErr w:type="spellEnd"/>
+      <w:r>
+        <w:rPr>
+          <w:rFonts w:ascii="Times New Roman" w:hAnsi="Times New Roman" w:cs="Times New Roman"/>
+          <w:sz w:val="28"/>
+          <w:szCs w:val="28"/>
+        </w:rPr>
+        <w:t xml:space="preserve"> </w:t>
+      </w:r>
+      <w:proofErr w:type="spellStart"/>
+      <w:r>
+        <w:rPr>
+          <w:rFonts w:ascii="Times New Roman" w:hAnsi="Times New Roman" w:cs="Times New Roman"/>
+          <w:sz w:val="28"/>
+          <w:szCs w:val="28"/>
+        </w:rPr>
+        <w:t>penggunaan</w:t>
+      </w:r>
+      <w:proofErr w:type="spellEnd"/>
+      <w:r>
+        <w:rPr>
+          <w:rFonts w:ascii="Times New Roman" w:hAnsi="Times New Roman" w:cs="Times New Roman"/>
+          <w:sz w:val="28"/>
+          <w:szCs w:val="28"/>
+        </w:rPr>
+        <w:t xml:space="preserve"> polymorphism </w:t>
+      </w:r>
+      <w:proofErr w:type="spellStart"/>
+      <w:r>
+        <w:rPr>
+          <w:rFonts w:ascii="Times New Roman" w:hAnsi="Times New Roman" w:cs="Times New Roman"/>
+          <w:sz w:val="28"/>
+          <w:szCs w:val="28"/>
+        </w:rPr>
+        <w:t>untuk</w:t>
+      </w:r>
+      <w:proofErr w:type="spellEnd"/>
+      <w:r>
+        <w:rPr>
+          <w:rFonts w:ascii="Times New Roman" w:hAnsi="Times New Roman" w:cs="Times New Roman"/>
+          <w:sz w:val="28"/>
+          <w:szCs w:val="28"/>
+        </w:rPr>
+        <w:t xml:space="preserve"> </w:t>
+      </w:r>
+      <w:proofErr w:type="spellStart"/>
+      <w:r>
+        <w:rPr>
+          <w:rFonts w:ascii="Times New Roman" w:hAnsi="Times New Roman" w:cs="Times New Roman"/>
+          <w:sz w:val="28"/>
+          <w:szCs w:val="28"/>
+        </w:rPr>
+        <w:t>menghasilkan</w:t>
+      </w:r>
+      <w:proofErr w:type="spellEnd"/>
+      <w:r>
+        <w:rPr>
+          <w:rFonts w:ascii="Times New Roman" w:hAnsi="Times New Roman" w:cs="Times New Roman"/>
+          <w:sz w:val="28"/>
+          <w:szCs w:val="28"/>
+        </w:rPr>
+        <w:t xml:space="preserve"> </w:t>
+      </w:r>
+      <w:proofErr w:type="spellStart"/>
+      <w:r>
+        <w:rPr>
+          <w:rFonts w:ascii="Times New Roman" w:hAnsi="Times New Roman" w:cs="Times New Roman"/>
+          <w:sz w:val="28"/>
+          <w:szCs w:val="28"/>
+        </w:rPr>
+        <w:t>perilaku</w:t>
+      </w:r>
+      <w:proofErr w:type="spellEnd"/>
+      <w:r>
+        <w:rPr>
+          <w:rFonts w:ascii="Times New Roman" w:hAnsi="Times New Roman" w:cs="Times New Roman"/>
+          <w:sz w:val="28"/>
+          <w:szCs w:val="28"/>
+        </w:rPr>
+        <w:t xml:space="preserve"> </w:t>
+      </w:r>
+      <w:proofErr w:type="spellStart"/>
+      <w:r>
+        <w:rPr>
+          <w:rFonts w:ascii="Times New Roman" w:hAnsi="Times New Roman" w:cs="Times New Roman"/>
+          <w:sz w:val="28"/>
+          <w:szCs w:val="28"/>
+        </w:rPr>
+        <w:t>berbeda</w:t>
+      </w:r>
+      <w:proofErr w:type="spellEnd"/>
+      <w:r>
+        <w:rPr>
+          <w:rFonts w:ascii="Times New Roman" w:hAnsi="Times New Roman" w:cs="Times New Roman"/>
+          <w:sz w:val="28"/>
+          <w:szCs w:val="28"/>
+        </w:rPr>
+        <w:t xml:space="preserve"> pada </w:t>
+      </w:r>
+      <w:proofErr w:type="spellStart"/>
+      <w:r>
+        <w:rPr>
+          <w:rFonts w:ascii="Times New Roman" w:hAnsi="Times New Roman" w:cs="Times New Roman"/>
+          <w:sz w:val="28"/>
+          <w:szCs w:val="28"/>
+        </w:rPr>
+        <w:t>objek</w:t>
+      </w:r>
+      <w:proofErr w:type="spellEnd"/>
+      <w:r>
+        <w:rPr>
+          <w:rFonts w:ascii="Times New Roman" w:hAnsi="Times New Roman" w:cs="Times New Roman"/>
+          <w:sz w:val="28"/>
+          <w:szCs w:val="28"/>
+        </w:rPr>
+        <w:t xml:space="preserve"> </w:t>
+      </w:r>
+      <w:proofErr w:type="spellStart"/>
+      <w:r>
+        <w:rPr>
+          <w:rFonts w:ascii="Times New Roman" w:hAnsi="Times New Roman" w:cs="Times New Roman"/>
+          <w:sz w:val="28"/>
+          <w:szCs w:val="28"/>
+        </w:rPr>
+        <w:t>turunan</w:t>
+      </w:r>
+      <w:proofErr w:type="spellEnd"/>
+      <w:r>
+        <w:rPr>
+          <w:rFonts w:ascii="Times New Roman" w:hAnsi="Times New Roman" w:cs="Times New Roman"/>
+          <w:sz w:val="28"/>
+          <w:szCs w:val="28"/>
+        </w:rPr>
+        <w:t>.</w:t>
       </w:r>
     </w:p>
     <w:p>
@@ -480,19 +1374,102 @@
           <w:szCs w:val="28"/>
         </w:rPr>
       </w:pPr>
-      <w:r>
-        <w:rPr>
-          <w:rFonts w:ascii="Times New Roman" w:hAnsi="Times New Roman" w:cs="Times New Roman"/>
-          <w:sz w:val="28"/>
-          <w:szCs w:val="28"/>
-        </w:rPr>
-        <w:t>Memanggil method dalam class</w:t>
+      <w:proofErr w:type="spellStart"/>
+      <w:r>
+        <w:rPr>
+          <w:rFonts w:ascii="Times New Roman" w:hAnsi="Times New Roman" w:cs="Times New Roman"/>
+          <w:sz w:val="28"/>
+          <w:szCs w:val="28"/>
+        </w:rPr>
+        <w:t>Memahami</w:t>
+      </w:r>
+      <w:proofErr w:type="spellEnd"/>
+      <w:r>
+        <w:rPr>
+          <w:rFonts w:ascii="Times New Roman" w:hAnsi="Times New Roman" w:cs="Times New Roman"/>
+          <w:sz w:val="28"/>
+          <w:szCs w:val="28"/>
+        </w:rPr>
+        <w:t xml:space="preserve"> </w:t>
+      </w:r>
+      <w:proofErr w:type="spellStart"/>
+      <w:r>
+        <w:rPr>
+          <w:rFonts w:ascii="Times New Roman" w:hAnsi="Times New Roman" w:cs="Times New Roman"/>
+          <w:sz w:val="28"/>
+          <w:szCs w:val="28"/>
+        </w:rPr>
+        <w:t>hubungan</w:t>
+      </w:r>
+      <w:proofErr w:type="spellEnd"/>
+      <w:r>
+        <w:rPr>
+          <w:rFonts w:ascii="Times New Roman" w:hAnsi="Times New Roman" w:cs="Times New Roman"/>
+          <w:sz w:val="28"/>
+          <w:szCs w:val="28"/>
+        </w:rPr>
+        <w:t xml:space="preserve"> </w:t>
+      </w:r>
+      <w:proofErr w:type="spellStart"/>
+      <w:r>
+        <w:rPr>
+          <w:rFonts w:ascii="Times New Roman" w:hAnsi="Times New Roman" w:cs="Times New Roman"/>
+          <w:sz w:val="28"/>
+          <w:szCs w:val="28"/>
+        </w:rPr>
+        <w:t>antarclass</w:t>
+      </w:r>
+      <w:proofErr w:type="spellEnd"/>
+      <w:r>
+        <w:rPr>
+          <w:rFonts w:ascii="Times New Roman" w:hAnsi="Times New Roman" w:cs="Times New Roman"/>
+          <w:sz w:val="28"/>
+          <w:szCs w:val="28"/>
+        </w:rPr>
+        <w:t xml:space="preserve"> </w:t>
+      </w:r>
+      <w:proofErr w:type="spellStart"/>
+      <w:r>
+        <w:rPr>
+          <w:rFonts w:ascii="Times New Roman" w:hAnsi="Times New Roman" w:cs="Times New Roman"/>
+          <w:sz w:val="28"/>
+          <w:szCs w:val="28"/>
+        </w:rPr>
+        <w:t>dalam</w:t>
+      </w:r>
+      <w:proofErr w:type="spellEnd"/>
+      <w:r>
+        <w:rPr>
+          <w:rFonts w:ascii="Times New Roman" w:hAnsi="Times New Roman" w:cs="Times New Roman"/>
+          <w:sz w:val="28"/>
+          <w:szCs w:val="28"/>
+        </w:rPr>
+        <w:t xml:space="preserve"> </w:t>
+      </w:r>
+      <w:proofErr w:type="spellStart"/>
+      <w:r>
+        <w:rPr>
+          <w:rFonts w:ascii="Times New Roman" w:hAnsi="Times New Roman" w:cs="Times New Roman"/>
+          <w:sz w:val="28"/>
+          <w:szCs w:val="28"/>
+        </w:rPr>
+        <w:t>penerapan</w:t>
+      </w:r>
+      <w:proofErr w:type="spellEnd"/>
+      <w:r>
+        <w:rPr>
+          <w:rFonts w:ascii="Times New Roman" w:hAnsi="Times New Roman" w:cs="Times New Roman"/>
+          <w:sz w:val="28"/>
+          <w:szCs w:val="28"/>
+        </w:rPr>
+        <w:t xml:space="preserve"> inheritance.</w:t>
       </w:r>
     </w:p>
     <w:p>
       <w:pPr>
         <w:pStyle w:val="BodyText"/>
         <w:spacing w:before="0" w:after="0"/>
+        <w:ind w:left="1350"/>
         <w:rPr>
           <w:rFonts w:ascii="Times New Roman" w:hAnsi="Times New Roman" w:cs="Times New Roman"/>
           <w:sz w:val="28"/>
@@ -526,8 +1503,21 @@
           <w:szCs w:val="36"/>
           <w:u w:val="single"/>
         </w:rPr>
-        <w:t>Soal Studi Kasus</w:t>
-      </w:r>
+        <w:t xml:space="preserve">Soal Studi </w:t>
+      </w:r>
+      <w:proofErr w:type="spellStart"/>
+      <w:r>
+        <w:rPr>
+          <w:rFonts w:ascii="Times New Roman" w:hAnsi="Times New Roman" w:cs="Times New Roman"/>
+          <w:b/>
+          <w:bCs/>
+          <w:sz w:val="36"/>
+          <w:szCs w:val="36"/>
+          <w:u w:val="single"/>
+        </w:rPr>
+        <w:t>Kasus</w:t>
+      </w:r>
+      <w:proofErr w:type="spellEnd"/>
     </w:p>
     <w:p>
       <w:pPr>
@@ -558,13 +1548,113 @@
           <w:szCs w:val="28"/>
         </w:rPr>
       </w:pPr>
-      <w:r>
-        <w:rPr>
-          <w:rFonts w:ascii="Times New Roman" w:hAnsi="Times New Roman" w:cs="Times New Roman"/>
-          <w:sz w:val="28"/>
-          <w:szCs w:val="28"/>
-        </w:rPr>
-        <w:t>Membuat senjata dalam game</w:t>
+      <w:proofErr w:type="spellStart"/>
+      <w:r>
+        <w:rPr>
+          <w:rFonts w:ascii="Times New Roman" w:hAnsi="Times New Roman" w:cs="Times New Roman"/>
+          <w:sz w:val="28"/>
+          <w:szCs w:val="28"/>
+        </w:rPr>
+        <w:t>Buatlah</w:t>
+      </w:r>
+      <w:proofErr w:type="spellEnd"/>
+      <w:r>
+        <w:rPr>
+          <w:rFonts w:ascii="Times New Roman" w:hAnsi="Times New Roman" w:cs="Times New Roman"/>
+          <w:sz w:val="28"/>
+          <w:szCs w:val="28"/>
+        </w:rPr>
+        <w:t xml:space="preserve"> Program C++ </w:t>
+      </w:r>
+      <w:proofErr w:type="spellStart"/>
+      <w:r>
+        <w:rPr>
+          <w:rFonts w:ascii="Times New Roman" w:hAnsi="Times New Roman" w:cs="Times New Roman"/>
+          <w:sz w:val="28"/>
+          <w:szCs w:val="28"/>
+        </w:rPr>
+        <w:t>untuk</w:t>
+      </w:r>
+      <w:proofErr w:type="spellEnd"/>
+      <w:r>
+        <w:rPr>
+          <w:rFonts w:ascii="Times New Roman" w:hAnsi="Times New Roman" w:cs="Times New Roman"/>
+          <w:sz w:val="28"/>
+          <w:szCs w:val="28"/>
+        </w:rPr>
+        <w:t xml:space="preserve"> </w:t>
+      </w:r>
+      <w:proofErr w:type="spellStart"/>
+      <w:r>
+        <w:rPr>
+          <w:rFonts w:ascii="Times New Roman" w:hAnsi="Times New Roman" w:cs="Times New Roman"/>
+          <w:sz w:val="28"/>
+          <w:szCs w:val="28"/>
+        </w:rPr>
+        <w:t>mengelola</w:t>
+      </w:r>
+      <w:proofErr w:type="spellEnd"/>
+      <w:r>
+        <w:rPr>
+          <w:rFonts w:ascii="Times New Roman" w:hAnsi="Times New Roman" w:cs="Times New Roman"/>
+          <w:sz w:val="28"/>
+          <w:szCs w:val="28"/>
+        </w:rPr>
+        <w:t xml:space="preserve"> </w:t>
+      </w:r>
+      <w:proofErr w:type="spellStart"/>
+      <w:r>
+        <w:rPr>
+          <w:rFonts w:ascii="Times New Roman" w:hAnsi="Times New Roman" w:cs="Times New Roman"/>
+          <w:sz w:val="28"/>
+          <w:szCs w:val="28"/>
+        </w:rPr>
+        <w:t>inventaris</w:t>
+      </w:r>
+      <w:proofErr w:type="spellEnd"/>
+      <w:r>
+        <w:rPr>
+          <w:rFonts w:ascii="Times New Roman" w:hAnsi="Times New Roman" w:cs="Times New Roman"/>
+          <w:sz w:val="28"/>
+          <w:szCs w:val="28"/>
+        </w:rPr>
+        <w:t xml:space="preserve"> item </w:t>
+      </w:r>
+      <w:proofErr w:type="spellStart"/>
+      <w:r>
+        <w:rPr>
+          <w:rFonts w:ascii="Times New Roman" w:hAnsi="Times New Roman" w:cs="Times New Roman"/>
+          <w:sz w:val="28"/>
+          <w:szCs w:val="28"/>
+        </w:rPr>
+        <w:t>dalam</w:t>
+      </w:r>
+      <w:proofErr w:type="spellEnd"/>
+      <w:r>
+        <w:rPr>
+          <w:rFonts w:ascii="Times New Roman" w:hAnsi="Times New Roman" w:cs="Times New Roman"/>
+          <w:sz w:val="28"/>
+          <w:szCs w:val="28"/>
+        </w:rPr>
+        <w:t xml:space="preserve"> </w:t>
+      </w:r>
+      <w:proofErr w:type="spellStart"/>
+      <w:r>
+        <w:rPr>
+          <w:rFonts w:ascii="Times New Roman" w:hAnsi="Times New Roman" w:cs="Times New Roman"/>
+          <w:sz w:val="28"/>
+          <w:szCs w:val="28"/>
+        </w:rPr>
+        <w:t>sebuah</w:t>
+      </w:r>
+      <w:proofErr w:type="spellEnd"/>
+      <w:r>
+        <w:rPr>
+          <w:rFonts w:ascii="Times New Roman" w:hAnsi="Times New Roman" w:cs="Times New Roman"/>
+          <w:sz w:val="28"/>
+          <w:szCs w:val="28"/>
+        </w:rPr>
+        <w:t xml:space="preserve"> game.</w:t>
       </w:r>
     </w:p>
     <w:p>
@@ -581,37 +1671,67 @@
           <w:szCs w:val="28"/>
         </w:rPr>
       </w:pPr>
-      <w:r>
-        <w:rPr>
-          <w:rFonts w:ascii="Times New Roman" w:hAnsi="Times New Roman" w:cs="Times New Roman"/>
-          <w:sz w:val="28"/>
-          <w:szCs w:val="28"/>
-        </w:rPr>
-        <w:t xml:space="preserve">Buatlah </w:t>
-      </w:r>
-      <w:r>
-        <w:rPr>
-          <w:rFonts w:ascii="Times New Roman" w:hAnsi="Times New Roman" w:cs="Times New Roman"/>
-          <w:sz w:val="28"/>
-          <w:szCs w:val="28"/>
-        </w:rPr>
-        <w:t>kelas Weapon dengan atribut name (nama senjata) dan damage (kerusakan</w:t>
-      </w:r>
-      <w:r>
-        <w:rPr>
-          <w:rFonts w:ascii="Times New Roman" w:hAnsi="Times New Roman" w:cs="Times New Roman"/>
-          <w:sz w:val="28"/>
-          <w:szCs w:val="28"/>
-        </w:rPr>
-        <w:t xml:space="preserve"> </w:t>
-      </w:r>
-      <w:r>
-        <w:rPr>
-          <w:rFonts w:ascii="Times New Roman" w:hAnsi="Times New Roman" w:cs="Times New Roman"/>
-          <w:sz w:val="28"/>
-          <w:szCs w:val="28"/>
-        </w:rPr>
-        <w:t>senjata).</w:t>
+      <w:proofErr w:type="spellStart"/>
+      <w:r>
+        <w:rPr>
+          <w:rFonts w:ascii="Times New Roman" w:hAnsi="Times New Roman" w:cs="Times New Roman"/>
+          <w:sz w:val="28"/>
+          <w:szCs w:val="28"/>
+        </w:rPr>
+        <w:t>Buatlah</w:t>
+      </w:r>
+      <w:proofErr w:type="spellEnd"/>
+      <w:r>
+        <w:rPr>
+          <w:rFonts w:ascii="Times New Roman" w:hAnsi="Times New Roman" w:cs="Times New Roman"/>
+          <w:sz w:val="28"/>
+          <w:szCs w:val="28"/>
+        </w:rPr>
+        <w:t xml:space="preserve"> </w:t>
+      </w:r>
+      <w:r>
+        <w:rPr>
+          <w:rFonts w:ascii="Times New Roman" w:hAnsi="Times New Roman" w:cs="Times New Roman"/>
+          <w:sz w:val="28"/>
+          <w:szCs w:val="28"/>
+        </w:rPr>
+        <w:t xml:space="preserve">class item yang </w:t>
+      </w:r>
+      <w:proofErr w:type="spellStart"/>
+      <w:r>
+        <w:rPr>
+          <w:rFonts w:ascii="Times New Roman" w:hAnsi="Times New Roman" w:cs="Times New Roman"/>
+          <w:sz w:val="28"/>
+          <w:szCs w:val="28"/>
+        </w:rPr>
+        <w:t>memiliki</w:t>
+      </w:r>
+      <w:proofErr w:type="spellEnd"/>
+      <w:r>
+        <w:rPr>
+          <w:rFonts w:ascii="Times New Roman" w:hAnsi="Times New Roman" w:cs="Times New Roman"/>
+          <w:sz w:val="28"/>
+          <w:szCs w:val="28"/>
+        </w:rPr>
+        <w:t xml:space="preserve"> </w:t>
+      </w:r>
+      <w:proofErr w:type="spellStart"/>
+      <w:r>
+        <w:rPr>
+          <w:rFonts w:ascii="Times New Roman" w:hAnsi="Times New Roman" w:cs="Times New Roman"/>
+          <w:sz w:val="28"/>
+          <w:szCs w:val="28"/>
+        </w:rPr>
+        <w:t>atribut</w:t>
+      </w:r>
+      <w:proofErr w:type="spellEnd"/>
+      <w:r>
+        <w:rPr>
+          <w:rFonts w:ascii="Times New Roman" w:hAnsi="Times New Roman" w:cs="Times New Roman"/>
+          <w:sz w:val="28"/>
+          <w:szCs w:val="28"/>
+        </w:rPr>
+        <w:t xml:space="preserve"> name(string), quantity(int) dan price(double)</w:t>
       </w:r>
     </w:p>
     <w:p>
@@ -628,13 +1748,85 @@
           <w:szCs w:val="28"/>
         </w:rPr>
       </w:pPr>
-      <w:r>
-        <w:rPr>
-          <w:rFonts w:ascii="Times New Roman" w:hAnsi="Times New Roman" w:cs="Times New Roman"/>
-          <w:sz w:val="28"/>
-          <w:szCs w:val="28"/>
-        </w:rPr>
-        <w:t>Implementasikan konstruktor untuk menginisialisasi value name dan damage senjata.</w:t>
+      <w:proofErr w:type="spellStart"/>
+      <w:r>
+        <w:rPr>
+          <w:rFonts w:ascii="Times New Roman" w:hAnsi="Times New Roman" w:cs="Times New Roman"/>
+          <w:sz w:val="28"/>
+          <w:szCs w:val="28"/>
+        </w:rPr>
+        <w:t>Buat</w:t>
+      </w:r>
+      <w:proofErr w:type="spellEnd"/>
+      <w:r>
+        <w:rPr>
+          <w:rFonts w:ascii="Times New Roman" w:hAnsi="Times New Roman" w:cs="Times New Roman"/>
+          <w:sz w:val="28"/>
+          <w:szCs w:val="28"/>
+        </w:rPr>
+        <w:t xml:space="preserve"> constru</w:t>
+      </w:r>
+      <w:r>
+        <w:rPr>
+          <w:rFonts w:ascii="Times New Roman" w:hAnsi="Times New Roman" w:cs="Times New Roman"/>
+          <w:sz w:val="28"/>
+          <w:szCs w:val="28"/>
+        </w:rPr>
+        <w:t xml:space="preserve">ctor </w:t>
+      </w:r>
+      <w:proofErr w:type="spellStart"/>
+      <w:r>
+        <w:rPr>
+          <w:rFonts w:ascii="Times New Roman" w:hAnsi="Times New Roman" w:cs="Times New Roman"/>
+          <w:sz w:val="28"/>
+          <w:szCs w:val="28"/>
+        </w:rPr>
+        <w:t>untuk</w:t>
+      </w:r>
+      <w:proofErr w:type="spellEnd"/>
+      <w:r>
+        <w:rPr>
+          <w:rFonts w:ascii="Times New Roman" w:hAnsi="Times New Roman" w:cs="Times New Roman"/>
+          <w:sz w:val="28"/>
+          <w:szCs w:val="28"/>
+        </w:rPr>
+        <w:t xml:space="preserve"> </w:t>
+      </w:r>
+      <w:proofErr w:type="spellStart"/>
+      <w:r>
+        <w:rPr>
+          <w:rFonts w:ascii="Times New Roman" w:hAnsi="Times New Roman" w:cs="Times New Roman"/>
+          <w:sz w:val="28"/>
+          <w:szCs w:val="28"/>
+        </w:rPr>
+        <w:t>menginisialisasi</w:t>
+      </w:r>
+      <w:proofErr w:type="spellEnd"/>
+      <w:r>
+        <w:rPr>
+          <w:rFonts w:ascii="Times New Roman" w:hAnsi="Times New Roman" w:cs="Times New Roman"/>
+          <w:sz w:val="28"/>
+          <w:szCs w:val="28"/>
+        </w:rPr>
+        <w:t xml:space="preserve"> </w:t>
+      </w:r>
+      <w:proofErr w:type="spellStart"/>
+      <w:r>
+        <w:rPr>
+          <w:rFonts w:ascii="Times New Roman" w:hAnsi="Times New Roman" w:cs="Times New Roman"/>
+          <w:sz w:val="28"/>
+          <w:szCs w:val="28"/>
+        </w:rPr>
+        <w:t>atribut</w:t>
+      </w:r>
+      <w:proofErr w:type="spellEnd"/>
+      <w:r>
+        <w:rPr>
+          <w:rFonts w:ascii="Times New Roman" w:hAnsi="Times New Roman" w:cs="Times New Roman"/>
+          <w:sz w:val="28"/>
+          <w:szCs w:val="28"/>
+        </w:rPr>
+        <w:t xml:space="preserve"> name, quantity, dan price</w:t>
       </w:r>
     </w:p>
     <w:p>
@@ -651,29 +1843,359 @@
           <w:szCs w:val="28"/>
         </w:rPr>
       </w:pPr>
-      <w:r>
-        <w:rPr>
-          <w:rFonts w:ascii="Times New Roman" w:hAnsi="Times New Roman" w:cs="Times New Roman"/>
-          <w:sz w:val="28"/>
-          <w:szCs w:val="28"/>
-        </w:rPr>
-        <w:t>Buatlah method attack() yang akan menampilkan pesan menyerang dan menunjukkan</w:t>
-      </w:r>
-      <w:r>
-        <w:rPr>
-          <w:rFonts w:ascii="Times New Roman" w:hAnsi="Times New Roman" w:cs="Times New Roman"/>
-          <w:sz w:val="28"/>
-          <w:szCs w:val="28"/>
-        </w:rPr>
-        <w:t xml:space="preserve"> </w:t>
-      </w:r>
-      <w:r>
-        <w:rPr>
-          <w:rFonts w:ascii="Times New Roman" w:hAnsi="Times New Roman" w:cs="Times New Roman"/>
-          <w:sz w:val="28"/>
-          <w:szCs w:val="28"/>
-        </w:rPr>
-        <w:t>kerusakan yang diberikan oleh senjata.</w:t>
+      <w:proofErr w:type="spellStart"/>
+      <w:r>
+        <w:rPr>
+          <w:rFonts w:ascii="Times New Roman" w:hAnsi="Times New Roman" w:cs="Times New Roman"/>
+          <w:sz w:val="28"/>
+          <w:szCs w:val="28"/>
+        </w:rPr>
+        <w:t>Buatlah</w:t>
+      </w:r>
+      <w:proofErr w:type="spellEnd"/>
+      <w:r>
+        <w:rPr>
+          <w:rFonts w:ascii="Times New Roman" w:hAnsi="Times New Roman" w:cs="Times New Roman"/>
+          <w:sz w:val="28"/>
+          <w:szCs w:val="28"/>
+        </w:rPr>
+        <w:t xml:space="preserve"> method </w:t>
+      </w:r>
+      <w:proofErr w:type="spellStart"/>
+      <w:proofErr w:type="gramStart"/>
+      <w:r>
+        <w:rPr>
+          <w:rFonts w:ascii="Times New Roman" w:hAnsi="Times New Roman" w:cs="Times New Roman"/>
+          <w:sz w:val="28"/>
+          <w:szCs w:val="28"/>
+        </w:rPr>
+        <w:t>useItem</w:t>
+      </w:r>
+      <w:proofErr w:type="spellEnd"/>
+      <w:r>
+        <w:rPr>
+          <w:rFonts w:ascii="Times New Roman" w:hAnsi="Times New Roman" w:cs="Times New Roman"/>
+          <w:sz w:val="28"/>
+          <w:szCs w:val="28"/>
+        </w:rPr>
+        <w:t>(</w:t>
+      </w:r>
+      <w:proofErr w:type="gramEnd"/>
+      <w:r>
+        <w:rPr>
+          <w:rFonts w:ascii="Times New Roman" w:hAnsi="Times New Roman" w:cs="Times New Roman"/>
+          <w:sz w:val="28"/>
+          <w:szCs w:val="28"/>
+        </w:rPr>
+        <w:t xml:space="preserve">Int Amount): </w:t>
+      </w:r>
+      <w:proofErr w:type="spellStart"/>
+      <w:r>
+        <w:rPr>
+          <w:rFonts w:ascii="Times New Roman" w:hAnsi="Times New Roman" w:cs="Times New Roman"/>
+          <w:sz w:val="28"/>
+          <w:szCs w:val="28"/>
+        </w:rPr>
+        <w:t>Mengurangi</w:t>
+      </w:r>
+      <w:proofErr w:type="spellEnd"/>
+      <w:r>
+        <w:rPr>
+          <w:rFonts w:ascii="Times New Roman" w:hAnsi="Times New Roman" w:cs="Times New Roman"/>
+          <w:sz w:val="28"/>
+          <w:szCs w:val="28"/>
+        </w:rPr>
+        <w:t xml:space="preserve"> quantity </w:t>
+      </w:r>
+      <w:proofErr w:type="spellStart"/>
+      <w:r>
+        <w:rPr>
+          <w:rFonts w:ascii="Times New Roman" w:hAnsi="Times New Roman" w:cs="Times New Roman"/>
+          <w:sz w:val="28"/>
+          <w:szCs w:val="28"/>
+        </w:rPr>
+        <w:t>sejumlah</w:t>
+      </w:r>
+      <w:proofErr w:type="spellEnd"/>
+      <w:r>
+        <w:rPr>
+          <w:rFonts w:ascii="Times New Roman" w:hAnsi="Times New Roman" w:cs="Times New Roman"/>
+          <w:sz w:val="28"/>
+          <w:szCs w:val="28"/>
+        </w:rPr>
+        <w:t xml:space="preserve"> </w:t>
+      </w:r>
+      <w:proofErr w:type="spellStart"/>
+      <w:r>
+        <w:rPr>
+          <w:rFonts w:ascii="Times New Roman" w:hAnsi="Times New Roman" w:cs="Times New Roman"/>
+          <w:sz w:val="28"/>
+          <w:szCs w:val="28"/>
+        </w:rPr>
+        <w:t>amout</w:t>
+      </w:r>
+      <w:proofErr w:type="spellEnd"/>
+      <w:r>
+        <w:rPr>
+          <w:rFonts w:ascii="Times New Roman" w:hAnsi="Times New Roman" w:cs="Times New Roman"/>
+          <w:sz w:val="28"/>
+          <w:szCs w:val="28"/>
+        </w:rPr>
+        <w:t xml:space="preserve">. </w:t>
+      </w:r>
+      <w:proofErr w:type="spellStart"/>
+      <w:r>
+        <w:rPr>
+          <w:rFonts w:ascii="Times New Roman" w:hAnsi="Times New Roman" w:cs="Times New Roman"/>
+          <w:sz w:val="28"/>
+          <w:szCs w:val="28"/>
+        </w:rPr>
+        <w:t>Tampilkan</w:t>
+      </w:r>
+      <w:proofErr w:type="spellEnd"/>
+      <w:r>
+        <w:rPr>
+          <w:rFonts w:ascii="Times New Roman" w:hAnsi="Times New Roman" w:cs="Times New Roman"/>
+          <w:sz w:val="28"/>
+          <w:szCs w:val="28"/>
+        </w:rPr>
+        <w:t xml:space="preserve"> </w:t>
+      </w:r>
+      <w:proofErr w:type="spellStart"/>
+      <w:r>
+        <w:rPr>
+          <w:rFonts w:ascii="Times New Roman" w:hAnsi="Times New Roman" w:cs="Times New Roman"/>
+          <w:sz w:val="28"/>
+          <w:szCs w:val="28"/>
+        </w:rPr>
+        <w:t>pesan</w:t>
+      </w:r>
+      <w:proofErr w:type="spellEnd"/>
+      <w:r>
+        <w:rPr>
+          <w:rFonts w:ascii="Times New Roman" w:hAnsi="Times New Roman" w:cs="Times New Roman"/>
+          <w:sz w:val="28"/>
+          <w:szCs w:val="28"/>
+        </w:rPr>
+        <w:t xml:space="preserve"> </w:t>
+      </w:r>
+      <w:proofErr w:type="spellStart"/>
+      <w:r>
+        <w:rPr>
+          <w:rFonts w:ascii="Times New Roman" w:hAnsi="Times New Roman" w:cs="Times New Roman"/>
+          <w:sz w:val="28"/>
+          <w:szCs w:val="28"/>
+        </w:rPr>
+        <w:t>jika</w:t>
+      </w:r>
+      <w:proofErr w:type="spellEnd"/>
+      <w:r>
+        <w:rPr>
+          <w:rFonts w:ascii="Times New Roman" w:hAnsi="Times New Roman" w:cs="Times New Roman"/>
+          <w:sz w:val="28"/>
+          <w:szCs w:val="28"/>
+        </w:rPr>
+        <w:t xml:space="preserve"> </w:t>
+      </w:r>
+      <w:proofErr w:type="spellStart"/>
+      <w:r>
+        <w:rPr>
+          <w:rFonts w:ascii="Times New Roman" w:hAnsi="Times New Roman" w:cs="Times New Roman"/>
+          <w:sz w:val="28"/>
+          <w:szCs w:val="28"/>
+        </w:rPr>
+        <w:t>stok</w:t>
+      </w:r>
+      <w:proofErr w:type="spellEnd"/>
+      <w:r>
+        <w:rPr>
+          <w:rFonts w:ascii="Times New Roman" w:hAnsi="Times New Roman" w:cs="Times New Roman"/>
+          <w:sz w:val="28"/>
+          <w:szCs w:val="28"/>
+        </w:rPr>
+        <w:t xml:space="preserve"> </w:t>
+      </w:r>
+      <w:proofErr w:type="spellStart"/>
+      <w:r>
+        <w:rPr>
+          <w:rFonts w:ascii="Times New Roman" w:hAnsi="Times New Roman" w:cs="Times New Roman"/>
+          <w:sz w:val="28"/>
+          <w:szCs w:val="28"/>
+        </w:rPr>
+        <w:t>tidak</w:t>
+      </w:r>
+      <w:proofErr w:type="spellEnd"/>
+      <w:r>
+        <w:rPr>
+          <w:rFonts w:ascii="Times New Roman" w:hAnsi="Times New Roman" w:cs="Times New Roman"/>
+          <w:sz w:val="28"/>
+          <w:szCs w:val="28"/>
+        </w:rPr>
+        <w:t xml:space="preserve"> </w:t>
+      </w:r>
+      <w:proofErr w:type="spellStart"/>
+      <w:r>
+        <w:rPr>
+          <w:rFonts w:ascii="Times New Roman" w:hAnsi="Times New Roman" w:cs="Times New Roman"/>
+          <w:sz w:val="28"/>
+          <w:szCs w:val="28"/>
+        </w:rPr>
+        <w:t>cukup</w:t>
+      </w:r>
+      <w:proofErr w:type="spellEnd"/>
+      <w:r>
+        <w:rPr>
+          <w:rFonts w:ascii="Times New Roman" w:hAnsi="Times New Roman" w:cs="Times New Roman"/>
+          <w:sz w:val="28"/>
+          <w:szCs w:val="28"/>
+        </w:rPr>
+        <w:t xml:space="preserve">, </w:t>
+      </w:r>
+      <w:proofErr w:type="spellStart"/>
+      <w:proofErr w:type="gramStart"/>
+      <w:r>
+        <w:rPr>
+          <w:rFonts w:ascii="Times New Roman" w:hAnsi="Times New Roman" w:cs="Times New Roman"/>
+          <w:sz w:val="28"/>
+          <w:szCs w:val="28"/>
+        </w:rPr>
+        <w:t>addStock</w:t>
+      </w:r>
+      <w:proofErr w:type="spellEnd"/>
+      <w:r>
+        <w:rPr>
+          <w:rFonts w:ascii="Times New Roman" w:hAnsi="Times New Roman" w:cs="Times New Roman"/>
+          <w:sz w:val="28"/>
+          <w:szCs w:val="28"/>
+        </w:rPr>
+        <w:t>(</w:t>
+      </w:r>
+      <w:proofErr w:type="gramEnd"/>
+      <w:r>
+        <w:rPr>
+          <w:rFonts w:ascii="Times New Roman" w:hAnsi="Times New Roman" w:cs="Times New Roman"/>
+          <w:sz w:val="28"/>
+          <w:szCs w:val="28"/>
+        </w:rPr>
+        <w:t xml:space="preserve">Int Amount): </w:t>
+      </w:r>
+      <w:proofErr w:type="spellStart"/>
+      <w:r>
+        <w:rPr>
+          <w:rFonts w:ascii="Times New Roman" w:hAnsi="Times New Roman" w:cs="Times New Roman"/>
+          <w:sz w:val="28"/>
+          <w:szCs w:val="28"/>
+        </w:rPr>
+        <w:t>menambahkan</w:t>
+      </w:r>
+      <w:proofErr w:type="spellEnd"/>
+      <w:r>
+        <w:rPr>
+          <w:rFonts w:ascii="Times New Roman" w:hAnsi="Times New Roman" w:cs="Times New Roman"/>
+          <w:sz w:val="28"/>
+          <w:szCs w:val="28"/>
+        </w:rPr>
+        <w:t xml:space="preserve"> </w:t>
+      </w:r>
+      <w:proofErr w:type="gramStart"/>
+      <w:r>
+        <w:rPr>
+          <w:rFonts w:ascii="Times New Roman" w:hAnsi="Times New Roman" w:cs="Times New Roman"/>
+          <w:sz w:val="28"/>
+          <w:szCs w:val="28"/>
+        </w:rPr>
+        <w:t xml:space="preserve">quantity,  </w:t>
+      </w:r>
+      <w:proofErr w:type="spellStart"/>
+      <w:r>
+        <w:rPr>
+          <w:rFonts w:ascii="Times New Roman" w:hAnsi="Times New Roman" w:cs="Times New Roman"/>
+          <w:sz w:val="28"/>
+          <w:szCs w:val="28"/>
+        </w:rPr>
+        <w:t>displayInfo</w:t>
+      </w:r>
+      <w:proofErr w:type="spellEnd"/>
+      <w:proofErr w:type="gramEnd"/>
+      <w:r>
+        <w:rPr>
+          <w:rFonts w:ascii="Times New Roman" w:hAnsi="Times New Roman" w:cs="Times New Roman"/>
+          <w:sz w:val="28"/>
+          <w:szCs w:val="28"/>
+        </w:rPr>
+        <w:t xml:space="preserve">(): </w:t>
+      </w:r>
+      <w:proofErr w:type="spellStart"/>
+      <w:r>
+        <w:rPr>
+          <w:rFonts w:ascii="Times New Roman" w:hAnsi="Times New Roman" w:cs="Times New Roman"/>
+          <w:sz w:val="28"/>
+          <w:szCs w:val="28"/>
+        </w:rPr>
+        <w:t>menampilkan</w:t>
+      </w:r>
+      <w:proofErr w:type="spellEnd"/>
+      <w:r>
+        <w:rPr>
+          <w:rFonts w:ascii="Times New Roman" w:hAnsi="Times New Roman" w:cs="Times New Roman"/>
+          <w:sz w:val="28"/>
+          <w:szCs w:val="28"/>
+        </w:rPr>
+        <w:t xml:space="preserve"> </w:t>
+      </w:r>
+      <w:proofErr w:type="spellStart"/>
+      <w:r>
+        <w:rPr>
+          <w:rFonts w:ascii="Times New Roman" w:hAnsi="Times New Roman" w:cs="Times New Roman"/>
+          <w:sz w:val="28"/>
+          <w:szCs w:val="28"/>
+        </w:rPr>
+        <w:t>seluruh</w:t>
+      </w:r>
+      <w:proofErr w:type="spellEnd"/>
+      <w:r>
+        <w:rPr>
+          <w:rFonts w:ascii="Times New Roman" w:hAnsi="Times New Roman" w:cs="Times New Roman"/>
+          <w:sz w:val="28"/>
+          <w:szCs w:val="28"/>
+        </w:rPr>
+        <w:t xml:space="preserve"> detail item </w:t>
+      </w:r>
+      <w:proofErr w:type="spellStart"/>
+      <w:r>
+        <w:rPr>
+          <w:rFonts w:ascii="Times New Roman" w:hAnsi="Times New Roman" w:cs="Times New Roman"/>
+          <w:sz w:val="28"/>
+          <w:szCs w:val="28"/>
+        </w:rPr>
+        <w:t>dari</w:t>
+      </w:r>
+      <w:proofErr w:type="spellEnd"/>
+      <w:r>
+        <w:rPr>
+          <w:rFonts w:ascii="Times New Roman" w:hAnsi="Times New Roman" w:cs="Times New Roman"/>
+          <w:sz w:val="28"/>
+          <w:szCs w:val="28"/>
+        </w:rPr>
+        <w:t xml:space="preserve"> total </w:t>
+      </w:r>
+      <w:proofErr w:type="spellStart"/>
+      <w:r>
+        <w:rPr>
+          <w:rFonts w:ascii="Times New Roman" w:hAnsi="Times New Roman" w:cs="Times New Roman"/>
+          <w:sz w:val="28"/>
+          <w:szCs w:val="28"/>
+        </w:rPr>
+        <w:t>nilainya</w:t>
+      </w:r>
+      <w:proofErr w:type="spellEnd"/>
+      <w:r>
+        <w:rPr>
+          <w:rFonts w:ascii="Times New Roman" w:hAnsi="Times New Roman" w:cs="Times New Roman"/>
+          <w:sz w:val="28"/>
+          <w:szCs w:val="28"/>
+        </w:rPr>
+        <w:t xml:space="preserve"> (quantity * price).</w:t>
       </w:r>
     </w:p>
     <w:p>
@@ -690,29 +2212,131 @@
           <w:szCs w:val="28"/>
         </w:rPr>
       </w:pPr>
-      <w:r>
-        <w:rPr>
-          <w:rFonts w:ascii="Times New Roman" w:hAnsi="Times New Roman" w:cs="Times New Roman"/>
-          <w:sz w:val="28"/>
-          <w:szCs w:val="28"/>
-        </w:rPr>
-        <w:t>Buatlah objek Weapon dengan 3 nama dan kerusakan yang berbeda dan uji method</w:t>
-      </w:r>
-      <w:r>
-        <w:rPr>
-          <w:rFonts w:ascii="Times New Roman" w:hAnsi="Times New Roman" w:cs="Times New Roman"/>
-          <w:sz w:val="28"/>
-          <w:szCs w:val="28"/>
-        </w:rPr>
-        <w:t xml:space="preserve"> </w:t>
-      </w:r>
-      <w:r>
-        <w:rPr>
-          <w:rFonts w:ascii="Times New Roman" w:hAnsi="Times New Roman" w:cs="Times New Roman"/>
-          <w:sz w:val="28"/>
-          <w:szCs w:val="28"/>
-        </w:rPr>
-        <w:t>attack().</w:t>
+      <w:proofErr w:type="spellStart"/>
+      <w:r>
+        <w:rPr>
+          <w:rFonts w:ascii="Times New Roman" w:hAnsi="Times New Roman" w:cs="Times New Roman"/>
+          <w:sz w:val="28"/>
+          <w:szCs w:val="28"/>
+        </w:rPr>
+        <w:t>Difungsi</w:t>
+      </w:r>
+      <w:proofErr w:type="spellEnd"/>
+      <w:r>
+        <w:rPr>
+          <w:rFonts w:ascii="Times New Roman" w:hAnsi="Times New Roman" w:cs="Times New Roman"/>
+          <w:sz w:val="28"/>
+          <w:szCs w:val="28"/>
+        </w:rPr>
+        <w:t xml:space="preserve"> </w:t>
+      </w:r>
+      <w:proofErr w:type="gramStart"/>
+      <w:r>
+        <w:rPr>
+          <w:rFonts w:ascii="Times New Roman" w:hAnsi="Times New Roman" w:cs="Times New Roman"/>
+          <w:sz w:val="28"/>
+          <w:szCs w:val="28"/>
+        </w:rPr>
+        <w:t>main(</w:t>
+      </w:r>
+      <w:proofErr w:type="gramEnd"/>
+      <w:r>
+        <w:rPr>
+          <w:rFonts w:ascii="Times New Roman" w:hAnsi="Times New Roman" w:cs="Times New Roman"/>
+          <w:sz w:val="28"/>
+          <w:szCs w:val="28"/>
+        </w:rPr>
+        <w:t xml:space="preserve">), </w:t>
+      </w:r>
+      <w:proofErr w:type="spellStart"/>
+      <w:r>
+        <w:rPr>
+          <w:rFonts w:ascii="Times New Roman" w:hAnsi="Times New Roman" w:cs="Times New Roman"/>
+          <w:sz w:val="28"/>
+          <w:szCs w:val="28"/>
+        </w:rPr>
+        <w:t>buat</w:t>
+      </w:r>
+      <w:proofErr w:type="spellEnd"/>
+      <w:r>
+        <w:rPr>
+          <w:rFonts w:ascii="Times New Roman" w:hAnsi="Times New Roman" w:cs="Times New Roman"/>
+          <w:sz w:val="28"/>
+          <w:szCs w:val="28"/>
+        </w:rPr>
+        <w:t xml:space="preserve"> minimal 2 </w:t>
+      </w:r>
+      <w:proofErr w:type="spellStart"/>
+      <w:r>
+        <w:rPr>
+          <w:rFonts w:ascii="Times New Roman" w:hAnsi="Times New Roman" w:cs="Times New Roman"/>
+          <w:sz w:val="28"/>
+          <w:szCs w:val="28"/>
+        </w:rPr>
+        <w:t>objek</w:t>
+      </w:r>
+      <w:proofErr w:type="spellEnd"/>
+      <w:r>
+        <w:rPr>
+          <w:rFonts w:ascii="Times New Roman" w:hAnsi="Times New Roman" w:cs="Times New Roman"/>
+          <w:sz w:val="28"/>
+          <w:szCs w:val="28"/>
+        </w:rPr>
+        <w:t xml:space="preserve"> item </w:t>
+      </w:r>
+      <w:proofErr w:type="spellStart"/>
+      <w:r>
+        <w:rPr>
+          <w:rFonts w:ascii="Times New Roman" w:hAnsi="Times New Roman" w:cs="Times New Roman"/>
+          <w:sz w:val="28"/>
+          <w:szCs w:val="28"/>
+        </w:rPr>
+        <w:t>berbeda</w:t>
+      </w:r>
+      <w:proofErr w:type="spellEnd"/>
+      <w:r>
+        <w:rPr>
+          <w:rFonts w:ascii="Times New Roman" w:hAnsi="Times New Roman" w:cs="Times New Roman"/>
+          <w:sz w:val="28"/>
+          <w:szCs w:val="28"/>
+        </w:rPr>
+        <w:t xml:space="preserve"> dan uji </w:t>
+      </w:r>
+      <w:proofErr w:type="spellStart"/>
+      <w:r>
+        <w:rPr>
+          <w:rFonts w:ascii="Times New Roman" w:hAnsi="Times New Roman" w:cs="Times New Roman"/>
+          <w:sz w:val="28"/>
+          <w:szCs w:val="28"/>
+        </w:rPr>
+        <w:t>semua</w:t>
+      </w:r>
+      <w:proofErr w:type="spellEnd"/>
+      <w:r>
+        <w:rPr>
+          <w:rFonts w:ascii="Times New Roman" w:hAnsi="Times New Roman" w:cs="Times New Roman"/>
+          <w:sz w:val="28"/>
+          <w:szCs w:val="28"/>
+        </w:rPr>
+        <w:t xml:space="preserve"> method yang </w:t>
+      </w:r>
+      <w:proofErr w:type="spellStart"/>
+      <w:r>
+        <w:rPr>
+          <w:rFonts w:ascii="Times New Roman" w:hAnsi="Times New Roman" w:cs="Times New Roman"/>
+          <w:sz w:val="28"/>
+          <w:szCs w:val="28"/>
+        </w:rPr>
+        <w:t>ada</w:t>
+      </w:r>
+      <w:proofErr w:type="spellEnd"/>
+      <w:r>
+        <w:rPr>
+          <w:rFonts w:ascii="Times New Roman" w:hAnsi="Times New Roman" w:cs="Times New Roman"/>
+          <w:sz w:val="28"/>
+          <w:szCs w:val="28"/>
+        </w:rPr>
+        <w:t>.</w:t>
       </w:r>
     </w:p>
     <w:p>
@@ -729,13 +2353,77 @@
           <w:szCs w:val="28"/>
         </w:rPr>
       </w:pPr>
-      <w:r>
-        <w:rPr>
-          <w:rFonts w:ascii="Times New Roman" w:hAnsi="Times New Roman" w:cs="Times New Roman"/>
-          <w:sz w:val="28"/>
-          <w:szCs w:val="28"/>
-        </w:rPr>
-        <w:t>Membuat karakter Pemain dalam game</w:t>
+      <w:proofErr w:type="spellStart"/>
+      <w:r>
+        <w:rPr>
+          <w:rFonts w:ascii="Times New Roman" w:hAnsi="Times New Roman" w:cs="Times New Roman"/>
+          <w:sz w:val="28"/>
+          <w:szCs w:val="28"/>
+        </w:rPr>
+        <w:t>Buatlah</w:t>
+      </w:r>
+      <w:proofErr w:type="spellEnd"/>
+      <w:r>
+        <w:rPr>
+          <w:rFonts w:ascii="Times New Roman" w:hAnsi="Times New Roman" w:cs="Times New Roman"/>
+          <w:sz w:val="28"/>
+          <w:szCs w:val="28"/>
+        </w:rPr>
+        <w:t xml:space="preserve"> </w:t>
+      </w:r>
+      <w:proofErr w:type="spellStart"/>
+      <w:r>
+        <w:rPr>
+          <w:rFonts w:ascii="Times New Roman" w:hAnsi="Times New Roman" w:cs="Times New Roman"/>
+          <w:sz w:val="28"/>
+          <w:szCs w:val="28"/>
+        </w:rPr>
+        <w:t>Sistem</w:t>
+      </w:r>
+      <w:proofErr w:type="spellEnd"/>
+      <w:r>
+        <w:rPr>
+          <w:rFonts w:ascii="Times New Roman" w:hAnsi="Times New Roman" w:cs="Times New Roman"/>
+          <w:sz w:val="28"/>
+          <w:szCs w:val="28"/>
+        </w:rPr>
+        <w:t xml:space="preserve"> </w:t>
+      </w:r>
+      <w:proofErr w:type="spellStart"/>
+      <w:r>
+        <w:rPr>
+          <w:rFonts w:ascii="Times New Roman" w:hAnsi="Times New Roman" w:cs="Times New Roman"/>
+          <w:sz w:val="28"/>
+          <w:szCs w:val="28"/>
+        </w:rPr>
+        <w:t>karakter</w:t>
+      </w:r>
+      <w:proofErr w:type="spellEnd"/>
+      <w:r>
+        <w:rPr>
+          <w:rFonts w:ascii="Times New Roman" w:hAnsi="Times New Roman" w:cs="Times New Roman"/>
+          <w:sz w:val="28"/>
+          <w:szCs w:val="28"/>
+        </w:rPr>
+        <w:t xml:space="preserve"> game </w:t>
+      </w:r>
+      <w:proofErr w:type="gramStart"/>
+      <w:r>
+        <w:rPr>
+          <w:rFonts w:ascii="Times New Roman" w:hAnsi="Times New Roman" w:cs="Times New Roman"/>
+          <w:sz w:val="28"/>
+          <w:szCs w:val="28"/>
+        </w:rPr>
+        <w:t>RPG(</w:t>
+      </w:r>
+      <w:proofErr w:type="gramEnd"/>
+      <w:r>
+        <w:rPr>
+          <w:rFonts w:ascii="Times New Roman" w:hAnsi="Times New Roman" w:cs="Times New Roman"/>
+          <w:sz w:val="28"/>
+          <w:szCs w:val="28"/>
+        </w:rPr>
+        <w:t>Character Subclassing)</w:t>
       </w:r>
     </w:p>
     <w:p>
@@ -752,21 +2440,181 @@
           <w:szCs w:val="28"/>
         </w:rPr>
       </w:pPr>
-      <w:r>
-        <w:rPr>
-          <w:rFonts w:ascii="Times New Roman" w:hAnsi="Times New Roman" w:cs="Times New Roman"/>
-          <w:sz w:val="28"/>
-          <w:szCs w:val="28"/>
-        </w:rPr>
-        <w:t>Buatlah sebuah kelas Player yang memiliki atribut name (nama) dan health (kesehatan)</w:t>
-      </w:r>
-      <w:r>
-        <w:rPr>
-          <w:rFonts w:ascii="Times New Roman" w:hAnsi="Times New Roman" w:cs="Times New Roman"/>
-          <w:sz w:val="28"/>
-          <w:szCs w:val="28"/>
-        </w:rPr>
-        <w:t>.</w:t>
+      <w:proofErr w:type="spellStart"/>
+      <w:r>
+        <w:rPr>
+          <w:rFonts w:ascii="Times New Roman" w:hAnsi="Times New Roman" w:cs="Times New Roman"/>
+          <w:sz w:val="28"/>
+          <w:szCs w:val="28"/>
+        </w:rPr>
+        <w:t>Rancanglah</w:t>
+      </w:r>
+      <w:proofErr w:type="spellEnd"/>
+      <w:r>
+        <w:rPr>
+          <w:rFonts w:ascii="Times New Roman" w:hAnsi="Times New Roman" w:cs="Times New Roman"/>
+          <w:sz w:val="28"/>
+          <w:szCs w:val="28"/>
+        </w:rPr>
+        <w:t xml:space="preserve"> </w:t>
+      </w:r>
+      <w:proofErr w:type="spellStart"/>
+      <w:r>
+        <w:rPr>
+          <w:rFonts w:ascii="Times New Roman" w:hAnsi="Times New Roman" w:cs="Times New Roman"/>
+          <w:sz w:val="28"/>
+          <w:szCs w:val="28"/>
+        </w:rPr>
+        <w:t>struktur</w:t>
+      </w:r>
+      <w:proofErr w:type="spellEnd"/>
+      <w:r>
+        <w:rPr>
+          <w:rFonts w:ascii="Times New Roman" w:hAnsi="Times New Roman" w:cs="Times New Roman"/>
+          <w:sz w:val="28"/>
+          <w:szCs w:val="28"/>
+        </w:rPr>
+        <w:t xml:space="preserve"> class </w:t>
+      </w:r>
+      <w:proofErr w:type="spellStart"/>
+      <w:r>
+        <w:rPr>
+          <w:rFonts w:ascii="Times New Roman" w:hAnsi="Times New Roman" w:cs="Times New Roman"/>
+          <w:sz w:val="28"/>
+          <w:szCs w:val="28"/>
+        </w:rPr>
+        <w:t>untuk</w:t>
+      </w:r>
+      <w:proofErr w:type="spellEnd"/>
+      <w:r>
+        <w:rPr>
+          <w:rFonts w:ascii="Times New Roman" w:hAnsi="Times New Roman" w:cs="Times New Roman"/>
+          <w:sz w:val="28"/>
+          <w:szCs w:val="28"/>
+        </w:rPr>
+        <w:t xml:space="preserve"> </w:t>
+      </w:r>
+      <w:proofErr w:type="spellStart"/>
+      <w:r>
+        <w:rPr>
+          <w:rFonts w:ascii="Times New Roman" w:hAnsi="Times New Roman" w:cs="Times New Roman"/>
+          <w:sz w:val="28"/>
+          <w:szCs w:val="28"/>
+        </w:rPr>
+        <w:t>karakter</w:t>
+      </w:r>
+      <w:proofErr w:type="spellEnd"/>
+      <w:r>
+        <w:rPr>
+          <w:rFonts w:ascii="Times New Roman" w:hAnsi="Times New Roman" w:cs="Times New Roman"/>
+          <w:sz w:val="28"/>
+          <w:szCs w:val="28"/>
+        </w:rPr>
+        <w:t xml:space="preserve"> game </w:t>
+      </w:r>
+      <w:proofErr w:type="spellStart"/>
+      <w:r>
+        <w:rPr>
+          <w:rFonts w:ascii="Times New Roman" w:hAnsi="Times New Roman" w:cs="Times New Roman"/>
+          <w:sz w:val="28"/>
+          <w:szCs w:val="28"/>
+        </w:rPr>
+        <w:t>menggunakan</w:t>
+      </w:r>
+      <w:proofErr w:type="spellEnd"/>
+      <w:r>
+        <w:rPr>
+          <w:rFonts w:ascii="Times New Roman" w:hAnsi="Times New Roman" w:cs="Times New Roman"/>
+          <w:sz w:val="28"/>
+          <w:szCs w:val="28"/>
+        </w:rPr>
+        <w:t xml:space="preserve"> </w:t>
+      </w:r>
+      <w:proofErr w:type="spellStart"/>
+      <w:r>
+        <w:rPr>
+          <w:rFonts w:ascii="Times New Roman" w:hAnsi="Times New Roman" w:cs="Times New Roman"/>
+          <w:sz w:val="28"/>
+          <w:szCs w:val="28"/>
+        </w:rPr>
+        <w:t>konsep</w:t>
+      </w:r>
+      <w:proofErr w:type="spellEnd"/>
+      <w:r>
+        <w:rPr>
+          <w:rFonts w:ascii="Times New Roman" w:hAnsi="Times New Roman" w:cs="Times New Roman"/>
+          <w:sz w:val="28"/>
+          <w:szCs w:val="28"/>
+        </w:rPr>
+        <w:t xml:space="preserve"> </w:t>
+      </w:r>
+      <w:proofErr w:type="spellStart"/>
+      <w:r>
+        <w:rPr>
+          <w:rFonts w:ascii="Times New Roman" w:hAnsi="Times New Roman" w:cs="Times New Roman"/>
+          <w:sz w:val="28"/>
+          <w:szCs w:val="28"/>
+        </w:rPr>
+        <w:t>pewarisan</w:t>
+      </w:r>
+      <w:proofErr w:type="spellEnd"/>
+      <w:r>
+        <w:rPr>
+          <w:rFonts w:ascii="Times New Roman" w:hAnsi="Times New Roman" w:cs="Times New Roman"/>
+          <w:sz w:val="28"/>
+          <w:szCs w:val="28"/>
+        </w:rPr>
+        <w:t xml:space="preserve"> (</w:t>
+      </w:r>
+      <w:r>
+        <w:rPr>
+          <w:rFonts w:ascii="Times New Roman" w:hAnsi="Times New Roman" w:cs="Times New Roman"/>
+          <w:sz w:val="28"/>
+          <w:szCs w:val="28"/>
+        </w:rPr>
+        <w:t>Inheritance</w:t>
+      </w:r>
+      <w:r>
+        <w:rPr>
+          <w:rFonts w:ascii="Times New Roman" w:hAnsi="Times New Roman" w:cs="Times New Roman"/>
+          <w:sz w:val="28"/>
+          <w:szCs w:val="28"/>
+        </w:rPr>
+        <w:t xml:space="preserve">) dan </w:t>
+      </w:r>
+      <w:proofErr w:type="spellStart"/>
+      <w:r>
+        <w:rPr>
+          <w:rFonts w:ascii="Times New Roman" w:hAnsi="Times New Roman" w:cs="Times New Roman"/>
+          <w:sz w:val="28"/>
+          <w:szCs w:val="28"/>
+        </w:rPr>
+        <w:t>polimorfisme</w:t>
+      </w:r>
+      <w:proofErr w:type="spellEnd"/>
+      <w:r>
+        <w:rPr>
+          <w:rFonts w:ascii="Times New Roman" w:hAnsi="Times New Roman" w:cs="Times New Roman"/>
+          <w:sz w:val="28"/>
+          <w:szCs w:val="28"/>
+        </w:rPr>
+        <w:t xml:space="preserve"> (</w:t>
+      </w:r>
+      <w:r>
+        <w:rPr>
+          <w:rFonts w:ascii="Times New Roman" w:hAnsi="Times New Roman" w:cs="Times New Roman"/>
+          <w:sz w:val="28"/>
+          <w:szCs w:val="28"/>
+        </w:rPr>
+        <w:t>Polymorphism</w:t>
+      </w:r>
+      <w:r>
+        <w:rPr>
+          <w:rFonts w:ascii="Times New Roman" w:hAnsi="Times New Roman" w:cs="Times New Roman"/>
+          <w:sz w:val="28"/>
+          <w:szCs w:val="28"/>
+        </w:rPr>
+        <w:t>).</w:t>
       </w:r>
     </w:p>
     <w:p>
@@ -783,29 +2631,66 @@
           <w:szCs w:val="28"/>
         </w:rPr>
       </w:pPr>
-      <w:r>
-        <w:rPr>
-          <w:rFonts w:ascii="Times New Roman" w:hAnsi="Times New Roman" w:cs="Times New Roman"/>
-          <w:sz w:val="28"/>
-          <w:szCs w:val="28"/>
-        </w:rPr>
-        <w:t>Implementasikan konstruktor untuk menginisialisasi atribut name dan health saat objek</w:t>
-      </w:r>
-      <w:r>
-        <w:rPr>
-          <w:rFonts w:ascii="Times New Roman" w:hAnsi="Times New Roman" w:cs="Times New Roman"/>
-          <w:sz w:val="28"/>
-          <w:szCs w:val="28"/>
-        </w:rPr>
-        <w:t xml:space="preserve"> </w:t>
-      </w:r>
-      <w:r>
-        <w:rPr>
-          <w:rFonts w:ascii="Times New Roman" w:hAnsi="Times New Roman" w:cs="Times New Roman"/>
-          <w:sz w:val="28"/>
-          <w:szCs w:val="28"/>
-        </w:rPr>
-        <w:t>dibuat.</w:t>
+      <w:proofErr w:type="spellStart"/>
+      <w:r>
+        <w:rPr>
+          <w:rFonts w:ascii="Times New Roman" w:hAnsi="Times New Roman" w:cs="Times New Roman"/>
+          <w:sz w:val="28"/>
+          <w:szCs w:val="28"/>
+        </w:rPr>
+        <w:lastRenderedPageBreak/>
+        <w:t>Buatlah</w:t>
+      </w:r>
+      <w:proofErr w:type="spellEnd"/>
+      <w:r>
+        <w:rPr>
+          <w:rFonts w:ascii="Times New Roman" w:hAnsi="Times New Roman" w:cs="Times New Roman"/>
+          <w:sz w:val="28"/>
+          <w:szCs w:val="28"/>
+        </w:rPr>
+        <w:t xml:space="preserve"> </w:t>
+      </w:r>
+      <w:r>
+        <w:rPr>
+          <w:rFonts w:ascii="Times New Roman" w:hAnsi="Times New Roman" w:cs="Times New Roman"/>
+          <w:sz w:val="28"/>
+          <w:szCs w:val="28"/>
+        </w:rPr>
+        <w:t>base class (</w:t>
+      </w:r>
+      <w:r>
+        <w:rPr>
+          <w:rFonts w:ascii="Times New Roman" w:hAnsi="Times New Roman" w:cs="Times New Roman"/>
+          <w:sz w:val="28"/>
+          <w:szCs w:val="28"/>
+        </w:rPr>
+        <w:t>Abstract Class)</w:t>
+      </w:r>
+      <w:r>
+        <w:rPr>
+          <w:rFonts w:ascii="Times New Roman" w:hAnsi="Times New Roman" w:cs="Times New Roman"/>
+          <w:sz w:val="28"/>
+          <w:szCs w:val="28"/>
+        </w:rPr>
+        <w:t xml:space="preserve"> character: </w:t>
+      </w:r>
+      <w:proofErr w:type="spellStart"/>
+      <w:r>
+        <w:rPr>
+          <w:rFonts w:ascii="Times New Roman" w:hAnsi="Times New Roman" w:cs="Times New Roman"/>
+          <w:sz w:val="28"/>
+          <w:szCs w:val="28"/>
+        </w:rPr>
+        <w:t>atribut</w:t>
+      </w:r>
+      <w:proofErr w:type="spellEnd"/>
+      <w:r>
+        <w:rPr>
+          <w:rFonts w:ascii="Times New Roman" w:hAnsi="Times New Roman" w:cs="Times New Roman"/>
+          <w:sz w:val="28"/>
+          <w:szCs w:val="28"/>
+        </w:rPr>
+        <w:t xml:space="preserve"> name(string), health(int).</w:t>
       </w:r>
     </w:p>
     <w:p>
@@ -822,30 +2707,57 @@
           <w:szCs w:val="28"/>
         </w:rPr>
       </w:pPr>
-      <w:r>
-        <w:rPr>
-          <w:rFonts w:ascii="Times New Roman" w:hAnsi="Times New Roman" w:cs="Times New Roman"/>
-          <w:sz w:val="28"/>
-          <w:szCs w:val="28"/>
-        </w:rPr>
-        <w:lastRenderedPageBreak/>
-        <w:t>Buatlah method attack() untuk mengurangi kesehatan musuh sebesar 10 setiap kali</w:t>
-      </w:r>
-      <w:r>
-        <w:rPr>
-          <w:rFonts w:ascii="Times New Roman" w:hAnsi="Times New Roman" w:cs="Times New Roman"/>
-          <w:sz w:val="28"/>
-          <w:szCs w:val="28"/>
-        </w:rPr>
-        <w:t xml:space="preserve"> </w:t>
-      </w:r>
-      <w:r>
-        <w:rPr>
-          <w:rFonts w:ascii="Times New Roman" w:hAnsi="Times New Roman" w:cs="Times New Roman"/>
-          <w:sz w:val="28"/>
-          <w:szCs w:val="28"/>
-        </w:rPr>
-        <w:t>diserang.</w:t>
+      <w:proofErr w:type="spellStart"/>
+      <w:r>
+        <w:rPr>
+          <w:rFonts w:ascii="Times New Roman" w:hAnsi="Times New Roman" w:cs="Times New Roman"/>
+          <w:sz w:val="28"/>
+          <w:szCs w:val="28"/>
+        </w:rPr>
+        <w:t>Buatlah</w:t>
+      </w:r>
+      <w:proofErr w:type="spellEnd"/>
+      <w:r>
+        <w:rPr>
+          <w:rFonts w:ascii="Times New Roman" w:hAnsi="Times New Roman" w:cs="Times New Roman"/>
+          <w:sz w:val="28"/>
+          <w:szCs w:val="28"/>
+        </w:rPr>
+        <w:t xml:space="preserve"> </w:t>
+      </w:r>
+      <w:r>
+        <w:rPr>
+          <w:rFonts w:ascii="Times New Roman" w:hAnsi="Times New Roman" w:cs="Times New Roman"/>
+          <w:sz w:val="28"/>
+          <w:szCs w:val="28"/>
+        </w:rPr>
+        <w:t xml:space="preserve">Constructor </w:t>
+      </w:r>
+      <w:proofErr w:type="spellStart"/>
+      <w:r>
+        <w:rPr>
+          <w:rFonts w:ascii="Times New Roman" w:hAnsi="Times New Roman" w:cs="Times New Roman"/>
+          <w:sz w:val="28"/>
+          <w:szCs w:val="28"/>
+        </w:rPr>
+        <w:t>dengan</w:t>
+      </w:r>
+      <w:proofErr w:type="spellEnd"/>
+      <w:r>
+        <w:rPr>
+          <w:rFonts w:ascii="Times New Roman" w:hAnsi="Times New Roman" w:cs="Times New Roman"/>
+          <w:sz w:val="28"/>
+          <w:szCs w:val="28"/>
+        </w:rPr>
+        <w:t xml:space="preserve"> </w:t>
+      </w:r>
+      <w:r>
+        <w:rPr>
+          <w:rFonts w:ascii="Times New Roman" w:hAnsi="Times New Roman" w:cs="Times New Roman"/>
+          <w:sz w:val="28"/>
+          <w:szCs w:val="28"/>
+        </w:rPr>
+        <w:t>parameter.</w:t>
       </w:r>
     </w:p>
     <w:p>
@@ -862,13 +2774,74 @@
           <w:szCs w:val="28"/>
         </w:rPr>
       </w:pPr>
-      <w:r>
-        <w:rPr>
-          <w:rFonts w:ascii="Times New Roman" w:hAnsi="Times New Roman" w:cs="Times New Roman"/>
-          <w:sz w:val="28"/>
-          <w:szCs w:val="28"/>
-        </w:rPr>
-        <w:t>Implementasikan method displayHealth() untuk menampilkan status kesehatan karakter</w:t>
+      <w:proofErr w:type="spellStart"/>
+      <w:r>
+        <w:rPr>
+          <w:rFonts w:ascii="Times New Roman" w:hAnsi="Times New Roman" w:cs="Times New Roman"/>
+          <w:sz w:val="28"/>
+          <w:szCs w:val="28"/>
+        </w:rPr>
+        <w:t>Buatlah</w:t>
+      </w:r>
+      <w:proofErr w:type="spellEnd"/>
+      <w:r>
+        <w:rPr>
+          <w:rFonts w:ascii="Times New Roman" w:hAnsi="Times New Roman" w:cs="Times New Roman"/>
+          <w:sz w:val="28"/>
+          <w:szCs w:val="28"/>
+        </w:rPr>
+        <w:t xml:space="preserve"> </w:t>
+      </w:r>
+      <w:r>
+        <w:rPr>
+          <w:rFonts w:ascii="Times New Roman" w:hAnsi="Times New Roman" w:cs="Times New Roman"/>
+          <w:sz w:val="28"/>
+          <w:szCs w:val="28"/>
+        </w:rPr>
+        <w:t>Pure Virtual Function: virtual</w:t>
+      </w:r>
+      <w:r>
+        <w:rPr>
+          <w:rFonts w:ascii="Times New Roman" w:hAnsi="Times New Roman" w:cs="Times New Roman"/>
+          <w:sz w:val="28"/>
+          <w:szCs w:val="28"/>
+        </w:rPr>
+        <w:t xml:space="preserve"> </w:t>
+      </w:r>
+      <w:r>
+        <w:rPr>
+          <w:rFonts w:ascii="Times New Roman" w:hAnsi="Times New Roman" w:cs="Times New Roman"/>
+          <w:sz w:val="28"/>
+          <w:szCs w:val="28"/>
+        </w:rPr>
+        <w:t xml:space="preserve">void </w:t>
+      </w:r>
+      <w:proofErr w:type="gramStart"/>
+      <w:r>
+        <w:rPr>
+          <w:rFonts w:ascii="Times New Roman" w:hAnsi="Times New Roman" w:cs="Times New Roman"/>
+          <w:sz w:val="28"/>
+          <w:szCs w:val="28"/>
+        </w:rPr>
+        <w:t>attack(</w:t>
+      </w:r>
+      <w:proofErr w:type="gramEnd"/>
+      <w:r>
+        <w:rPr>
+          <w:rFonts w:ascii="Times New Roman" w:hAnsi="Times New Roman" w:cs="Times New Roman"/>
+          <w:sz w:val="28"/>
+          <w:szCs w:val="28"/>
+        </w:rPr>
+        <w:t xml:space="preserve">) = </w:t>
+      </w:r>
+      <w:proofErr w:type="gramStart"/>
+      <w:r>
+        <w:rPr>
+          <w:rFonts w:ascii="Times New Roman" w:hAnsi="Times New Roman" w:cs="Times New Roman"/>
+          <w:sz w:val="28"/>
+          <w:szCs w:val="28"/>
+        </w:rPr>
+        <w:t>0;</w:t>
       </w:r>
       <w:r>
         <w:rPr>
@@ -877,6 +2850,57 @@
           <w:szCs w:val="28"/>
         </w:rPr>
         <w:t>.</w:t>
+      </w:r>
+      <w:proofErr w:type="gramEnd"/>
+      <w:r>
+        <w:rPr>
+          <w:rFonts w:ascii="Times New Roman" w:hAnsi="Times New Roman" w:cs="Times New Roman"/>
+          <w:sz w:val="28"/>
+          <w:szCs w:val="28"/>
+        </w:rPr>
+        <w:t xml:space="preserve"> Dan </w:t>
+      </w:r>
+      <w:r>
+        <w:rPr>
+          <w:rFonts w:ascii="Times New Roman" w:hAnsi="Times New Roman" w:cs="Times New Roman"/>
+          <w:sz w:val="28"/>
+          <w:szCs w:val="28"/>
+        </w:rPr>
+        <w:t>Virtual Destructor virtual</w:t>
+      </w:r>
+      <w:r>
+        <w:rPr>
+          <w:rFonts w:ascii="Times New Roman" w:hAnsi="Times New Roman" w:cs="Times New Roman"/>
+          <w:sz w:val="28"/>
+          <w:szCs w:val="28"/>
+        </w:rPr>
+        <w:t xml:space="preserve"> </w:t>
+      </w:r>
+      <w:r>
+        <w:rPr>
+          <w:rFonts w:ascii="Times New Roman" w:hAnsi="Times New Roman" w:cs="Times New Roman"/>
+          <w:sz w:val="28"/>
+          <w:szCs w:val="28"/>
+        </w:rPr>
+        <w:t>~</w:t>
+      </w:r>
+      <w:proofErr w:type="gramStart"/>
+      <w:r>
+        <w:rPr>
+          <w:rFonts w:ascii="Times New Roman" w:hAnsi="Times New Roman" w:cs="Times New Roman"/>
+          <w:sz w:val="28"/>
+          <w:szCs w:val="28"/>
+        </w:rPr>
+        <w:t>Character(</w:t>
+      </w:r>
+      <w:proofErr w:type="gramEnd"/>
+      <w:r>
+        <w:rPr>
+          <w:rFonts w:ascii="Times New Roman" w:hAnsi="Times New Roman" w:cs="Times New Roman"/>
+          <w:sz w:val="28"/>
+          <w:szCs w:val="28"/>
+        </w:rPr>
+        <w:t>) {}.</w:t>
       </w:r>
     </w:p>
     <w:p>
@@ -884,7 +2908,7 @@
         <w:pStyle w:val="BodyText"/>
         <w:numPr>
           <w:ilvl w:val="0"/>
-          <w:numId w:val="36"/>
+          <w:numId w:val="38"/>
         </w:numPr>
         <w:spacing w:after="0"/>
         <w:rPr>
@@ -893,13 +2917,411 @@
           <w:szCs w:val="28"/>
         </w:rPr>
       </w:pPr>
-      <w:r>
-        <w:rPr>
-          <w:rFonts w:ascii="Times New Roman" w:hAnsi="Times New Roman" w:cs="Times New Roman"/>
-          <w:sz w:val="28"/>
-          <w:szCs w:val="28"/>
-        </w:rPr>
-        <w:t>Membuat Level Karakter dalam game</w:t>
+      <w:proofErr w:type="spellStart"/>
+      <w:r>
+        <w:rPr>
+          <w:rFonts w:ascii="Times New Roman" w:hAnsi="Times New Roman" w:cs="Times New Roman"/>
+          <w:sz w:val="28"/>
+          <w:szCs w:val="28"/>
+        </w:rPr>
+        <w:t>Buatlah</w:t>
+      </w:r>
+      <w:proofErr w:type="spellEnd"/>
+      <w:r>
+        <w:rPr>
+          <w:rFonts w:ascii="Times New Roman" w:hAnsi="Times New Roman" w:cs="Times New Roman"/>
+          <w:sz w:val="28"/>
+          <w:szCs w:val="28"/>
+        </w:rPr>
+        <w:t xml:space="preserve"> derived class: Warrior </w:t>
+      </w:r>
+      <w:proofErr w:type="spellStart"/>
+      <w:r>
+        <w:rPr>
+          <w:rFonts w:ascii="Times New Roman" w:hAnsi="Times New Roman" w:cs="Times New Roman"/>
+          <w:sz w:val="28"/>
+          <w:szCs w:val="28"/>
+        </w:rPr>
+        <w:t>i</w:t>
+      </w:r>
+      <w:r>
+        <w:rPr>
+          <w:rFonts w:ascii="Times New Roman" w:hAnsi="Times New Roman" w:cs="Times New Roman"/>
+          <w:sz w:val="28"/>
+          <w:szCs w:val="28"/>
+        </w:rPr>
+        <w:t>mplementasikan</w:t>
+      </w:r>
+      <w:proofErr w:type="spellEnd"/>
+      <w:r>
+        <w:rPr>
+          <w:rFonts w:ascii="Times New Roman" w:hAnsi="Times New Roman" w:cs="Times New Roman"/>
+          <w:sz w:val="28"/>
+          <w:szCs w:val="28"/>
+        </w:rPr>
+        <w:t xml:space="preserve"> </w:t>
+      </w:r>
+      <w:r>
+        <w:rPr>
+          <w:rFonts w:ascii="Times New Roman" w:hAnsi="Times New Roman" w:cs="Times New Roman"/>
+          <w:sz w:val="28"/>
+          <w:szCs w:val="28"/>
+        </w:rPr>
+        <w:t xml:space="preserve">method </w:t>
+      </w:r>
+      <w:proofErr w:type="gramStart"/>
+      <w:r>
+        <w:rPr>
+          <w:rFonts w:ascii="Times New Roman" w:hAnsi="Times New Roman" w:cs="Times New Roman"/>
+          <w:sz w:val="28"/>
+          <w:szCs w:val="28"/>
+        </w:rPr>
+        <w:t>attack(</w:t>
+      </w:r>
+      <w:proofErr w:type="gramEnd"/>
+      <w:r>
+        <w:rPr>
+          <w:rFonts w:ascii="Times New Roman" w:hAnsi="Times New Roman" w:cs="Times New Roman"/>
+          <w:sz w:val="28"/>
+          <w:szCs w:val="28"/>
+        </w:rPr>
+        <w:t>) yang</w:t>
+      </w:r>
+      <w:r>
+        <w:rPr>
+          <w:rFonts w:ascii="Times New Roman" w:hAnsi="Times New Roman" w:cs="Times New Roman"/>
+          <w:sz w:val="28"/>
+          <w:szCs w:val="28"/>
+        </w:rPr>
+        <w:t xml:space="preserve"> </w:t>
+      </w:r>
+      <w:proofErr w:type="spellStart"/>
+      <w:r>
+        <w:rPr>
+          <w:rFonts w:ascii="Times New Roman" w:hAnsi="Times New Roman" w:cs="Times New Roman"/>
+          <w:sz w:val="28"/>
+          <w:szCs w:val="28"/>
+        </w:rPr>
+        <w:t>menampilkan</w:t>
+      </w:r>
+      <w:proofErr w:type="spellEnd"/>
+      <w:r>
+        <w:rPr>
+          <w:rFonts w:ascii="Times New Roman" w:hAnsi="Times New Roman" w:cs="Times New Roman"/>
+          <w:sz w:val="28"/>
+          <w:szCs w:val="28"/>
+        </w:rPr>
+        <w:t xml:space="preserve"> “Warrior [Nama] </w:t>
+      </w:r>
+      <w:proofErr w:type="spellStart"/>
+      <w:r>
+        <w:rPr>
+          <w:rFonts w:ascii="Times New Roman" w:hAnsi="Times New Roman" w:cs="Times New Roman"/>
+          <w:sz w:val="28"/>
+          <w:szCs w:val="28"/>
+        </w:rPr>
+        <w:t>memukul</w:t>
+      </w:r>
+      <w:proofErr w:type="spellEnd"/>
+      <w:r>
+        <w:rPr>
+          <w:rFonts w:ascii="Times New Roman" w:hAnsi="Times New Roman" w:cs="Times New Roman"/>
+          <w:sz w:val="28"/>
+          <w:szCs w:val="28"/>
+        </w:rPr>
+        <w:t xml:space="preserve"> </w:t>
+      </w:r>
+      <w:proofErr w:type="spellStart"/>
+      <w:r>
+        <w:rPr>
+          <w:rFonts w:ascii="Times New Roman" w:hAnsi="Times New Roman" w:cs="Times New Roman"/>
+          <w:sz w:val="28"/>
+          <w:szCs w:val="28"/>
+        </w:rPr>
+        <w:t>dengan</w:t>
+      </w:r>
+      <w:proofErr w:type="spellEnd"/>
+      <w:r>
+        <w:rPr>
+          <w:rFonts w:ascii="Times New Roman" w:hAnsi="Times New Roman" w:cs="Times New Roman"/>
+          <w:sz w:val="28"/>
+          <w:szCs w:val="28"/>
+        </w:rPr>
+        <w:t xml:space="preserve"> </w:t>
+      </w:r>
+      <w:proofErr w:type="spellStart"/>
+      <w:r>
+        <w:rPr>
+          <w:rFonts w:ascii="Times New Roman" w:hAnsi="Times New Roman" w:cs="Times New Roman"/>
+          <w:sz w:val="28"/>
+          <w:szCs w:val="28"/>
+        </w:rPr>
+        <w:t>Pedang</w:t>
+      </w:r>
+      <w:proofErr w:type="spellEnd"/>
+      <w:r>
+        <w:rPr>
+          <w:rFonts w:ascii="Times New Roman" w:hAnsi="Times New Roman" w:cs="Times New Roman"/>
+          <w:sz w:val="28"/>
+          <w:szCs w:val="28"/>
+        </w:rPr>
+        <w:t>!”.</w:t>
+      </w:r>
+      <w:r>
+        <w:rPr>
+          <w:rFonts w:ascii="Times New Roman" w:hAnsi="Times New Roman" w:cs="Times New Roman"/>
+          <w:sz w:val="28"/>
+          <w:szCs w:val="28"/>
+        </w:rPr>
+        <w:t xml:space="preserve"> </w:t>
+      </w:r>
+      <w:proofErr w:type="spellStart"/>
+      <w:r>
+        <w:rPr>
+          <w:rFonts w:ascii="Times New Roman" w:hAnsi="Times New Roman" w:cs="Times New Roman"/>
+          <w:sz w:val="28"/>
+          <w:szCs w:val="28"/>
+        </w:rPr>
+        <w:t>Tambahkan</w:t>
+      </w:r>
+      <w:proofErr w:type="spellEnd"/>
+      <w:r>
+        <w:rPr>
+          <w:rFonts w:ascii="Times New Roman" w:hAnsi="Times New Roman" w:cs="Times New Roman"/>
+          <w:sz w:val="28"/>
+          <w:szCs w:val="28"/>
+        </w:rPr>
+        <w:t xml:space="preserve"> </w:t>
+      </w:r>
+      <w:proofErr w:type="spellStart"/>
+      <w:r>
+        <w:rPr>
+          <w:rFonts w:ascii="Times New Roman" w:hAnsi="Times New Roman" w:cs="Times New Roman"/>
+          <w:sz w:val="28"/>
+          <w:szCs w:val="28"/>
+        </w:rPr>
+        <w:t>atribut</w:t>
+      </w:r>
+      <w:proofErr w:type="spellEnd"/>
+      <w:r>
+        <w:rPr>
+          <w:rFonts w:ascii="Times New Roman" w:hAnsi="Times New Roman" w:cs="Times New Roman"/>
+          <w:sz w:val="28"/>
+          <w:szCs w:val="28"/>
+        </w:rPr>
+        <w:t xml:space="preserve"> </w:t>
+      </w:r>
+      <w:proofErr w:type="spellStart"/>
+      <w:r>
+        <w:rPr>
+          <w:rFonts w:ascii="Times New Roman" w:hAnsi="Times New Roman" w:cs="Times New Roman"/>
+          <w:sz w:val="28"/>
+          <w:szCs w:val="28"/>
+        </w:rPr>
+        <w:t>spesifik</w:t>
+      </w:r>
+      <w:proofErr w:type="spellEnd"/>
+      <w:r>
+        <w:rPr>
+          <w:rFonts w:ascii="Times New Roman" w:hAnsi="Times New Roman" w:cs="Times New Roman"/>
+          <w:sz w:val="28"/>
+          <w:szCs w:val="28"/>
+        </w:rPr>
+        <w:t xml:space="preserve"> </w:t>
+      </w:r>
+      <w:proofErr w:type="spellStart"/>
+      <w:r>
+        <w:rPr>
+          <w:rFonts w:ascii="Times New Roman" w:hAnsi="Times New Roman" w:cs="Times New Roman"/>
+          <w:sz w:val="28"/>
+          <w:szCs w:val="28"/>
+        </w:rPr>
+        <w:t>shieldPower</w:t>
+      </w:r>
+      <w:proofErr w:type="spellEnd"/>
+      <w:r>
+        <w:rPr>
+          <w:rFonts w:ascii="Times New Roman" w:hAnsi="Times New Roman" w:cs="Times New Roman"/>
+          <w:sz w:val="28"/>
+          <w:szCs w:val="28"/>
+        </w:rPr>
+        <w:t>.</w:t>
+      </w:r>
+      <w:r>
+        <w:rPr>
+          <w:rFonts w:ascii="Times New Roman" w:hAnsi="Times New Roman" w:cs="Times New Roman"/>
+          <w:sz w:val="28"/>
+          <w:szCs w:val="28"/>
+        </w:rPr>
+        <w:t xml:space="preserve"> Mage </w:t>
+      </w:r>
+      <w:proofErr w:type="spellStart"/>
+      <w:r>
+        <w:rPr>
+          <w:rFonts w:ascii="Times New Roman" w:hAnsi="Times New Roman" w:cs="Times New Roman"/>
+          <w:sz w:val="28"/>
+          <w:szCs w:val="28"/>
+        </w:rPr>
+        <w:t>Implementasikan</w:t>
+      </w:r>
+      <w:proofErr w:type="spellEnd"/>
+      <w:r>
+        <w:rPr>
+          <w:rFonts w:ascii="Times New Roman" w:hAnsi="Times New Roman" w:cs="Times New Roman"/>
+          <w:sz w:val="28"/>
+          <w:szCs w:val="28"/>
+        </w:rPr>
+        <w:t xml:space="preserve"> </w:t>
+      </w:r>
+      <w:r>
+        <w:rPr>
+          <w:rFonts w:ascii="Times New Roman" w:hAnsi="Times New Roman" w:cs="Times New Roman"/>
+          <w:sz w:val="28"/>
+          <w:szCs w:val="28"/>
+        </w:rPr>
+        <w:t xml:space="preserve">method </w:t>
+      </w:r>
+      <w:proofErr w:type="gramStart"/>
+      <w:r>
+        <w:rPr>
+          <w:rFonts w:ascii="Times New Roman" w:hAnsi="Times New Roman" w:cs="Times New Roman"/>
+          <w:sz w:val="28"/>
+          <w:szCs w:val="28"/>
+        </w:rPr>
+        <w:t>attack(</w:t>
+      </w:r>
+      <w:proofErr w:type="gramEnd"/>
+      <w:r>
+        <w:rPr>
+          <w:rFonts w:ascii="Times New Roman" w:hAnsi="Times New Roman" w:cs="Times New Roman"/>
+          <w:sz w:val="28"/>
+          <w:szCs w:val="28"/>
+        </w:rPr>
+        <w:t>) yang</w:t>
+      </w:r>
+      <w:r>
+        <w:rPr>
+          <w:rFonts w:ascii="Times New Roman" w:hAnsi="Times New Roman" w:cs="Times New Roman"/>
+          <w:sz w:val="28"/>
+          <w:szCs w:val="28"/>
+        </w:rPr>
+        <w:t xml:space="preserve"> </w:t>
+      </w:r>
+      <w:proofErr w:type="spellStart"/>
+      <w:r>
+        <w:rPr>
+          <w:rFonts w:ascii="Times New Roman" w:hAnsi="Times New Roman" w:cs="Times New Roman"/>
+          <w:sz w:val="28"/>
+          <w:szCs w:val="28"/>
+        </w:rPr>
+        <w:t>menampilkan</w:t>
+      </w:r>
+      <w:proofErr w:type="spellEnd"/>
+      <w:r>
+        <w:rPr>
+          <w:rFonts w:ascii="Times New Roman" w:hAnsi="Times New Roman" w:cs="Times New Roman"/>
+          <w:sz w:val="28"/>
+          <w:szCs w:val="28"/>
+        </w:rPr>
+        <w:t xml:space="preserve"> “Mage [Nama] </w:t>
+      </w:r>
+      <w:proofErr w:type="spellStart"/>
+      <w:r>
+        <w:rPr>
+          <w:rFonts w:ascii="Times New Roman" w:hAnsi="Times New Roman" w:cs="Times New Roman"/>
+          <w:sz w:val="28"/>
+          <w:szCs w:val="28"/>
+        </w:rPr>
+        <w:t>menembakkan</w:t>
+      </w:r>
+      <w:proofErr w:type="spellEnd"/>
+      <w:r>
+        <w:rPr>
+          <w:rFonts w:ascii="Times New Roman" w:hAnsi="Times New Roman" w:cs="Times New Roman"/>
+          <w:sz w:val="28"/>
+          <w:szCs w:val="28"/>
+        </w:rPr>
+        <w:t xml:space="preserve"> </w:t>
+      </w:r>
+      <w:r>
+        <w:rPr>
+          <w:rFonts w:ascii="Times New Roman" w:hAnsi="Times New Roman" w:cs="Times New Roman"/>
+          <w:sz w:val="28"/>
+          <w:szCs w:val="28"/>
+        </w:rPr>
+        <w:t xml:space="preserve">Bola Api!”. </w:t>
+      </w:r>
+      <w:proofErr w:type="spellStart"/>
+      <w:r>
+        <w:rPr>
+          <w:rFonts w:ascii="Times New Roman" w:hAnsi="Times New Roman" w:cs="Times New Roman"/>
+          <w:sz w:val="28"/>
+          <w:szCs w:val="28"/>
+        </w:rPr>
+        <w:t>Tambahkan</w:t>
+      </w:r>
+      <w:proofErr w:type="spellEnd"/>
+      <w:r>
+        <w:rPr>
+          <w:rFonts w:ascii="Times New Roman" w:hAnsi="Times New Roman" w:cs="Times New Roman"/>
+          <w:sz w:val="28"/>
+          <w:szCs w:val="28"/>
+        </w:rPr>
+        <w:t xml:space="preserve"> </w:t>
+      </w:r>
+      <w:proofErr w:type="spellStart"/>
+      <w:r>
+        <w:rPr>
+          <w:rFonts w:ascii="Times New Roman" w:hAnsi="Times New Roman" w:cs="Times New Roman"/>
+          <w:sz w:val="28"/>
+          <w:szCs w:val="28"/>
+        </w:rPr>
+        <w:t>atribut</w:t>
+      </w:r>
+      <w:proofErr w:type="spellEnd"/>
+      <w:r>
+        <w:rPr>
+          <w:rFonts w:ascii="Times New Roman" w:hAnsi="Times New Roman" w:cs="Times New Roman"/>
+          <w:sz w:val="28"/>
+          <w:szCs w:val="28"/>
+        </w:rPr>
+        <w:t xml:space="preserve"> </w:t>
+      </w:r>
+      <w:proofErr w:type="spellStart"/>
+      <w:r>
+        <w:rPr>
+          <w:rFonts w:ascii="Times New Roman" w:hAnsi="Times New Roman" w:cs="Times New Roman"/>
+          <w:sz w:val="28"/>
+          <w:szCs w:val="28"/>
+        </w:rPr>
+        <w:t>spesifik</w:t>
+      </w:r>
+      <w:proofErr w:type="spellEnd"/>
+      <w:r>
+        <w:rPr>
+          <w:rFonts w:ascii="Times New Roman" w:hAnsi="Times New Roman" w:cs="Times New Roman"/>
+          <w:sz w:val="28"/>
+          <w:szCs w:val="28"/>
+        </w:rPr>
+        <w:t xml:space="preserve"> </w:t>
+      </w:r>
+      <w:proofErr w:type="spellStart"/>
+      <w:r>
+        <w:rPr>
+          <w:rFonts w:ascii="Times New Roman" w:hAnsi="Times New Roman" w:cs="Times New Roman"/>
+          <w:sz w:val="28"/>
+          <w:szCs w:val="28"/>
+        </w:rPr>
+        <w:t>manaPower</w:t>
+      </w:r>
+      <w:proofErr w:type="spellEnd"/>
+      <w:r>
+        <w:rPr>
+          <w:rFonts w:ascii="Times New Roman" w:hAnsi="Times New Roman" w:cs="Times New Roman"/>
+          <w:sz w:val="28"/>
+          <w:szCs w:val="28"/>
+        </w:rPr>
+        <w:t>.</w:t>
       </w:r>
     </w:p>
     <w:p>
@@ -907,7 +3329,7 @@
         <w:pStyle w:val="BodyText"/>
         <w:numPr>
           <w:ilvl w:val="0"/>
-          <w:numId w:val="39"/>
+          <w:numId w:val="38"/>
         </w:numPr>
         <w:spacing w:after="0"/>
         <w:rPr>
@@ -922,140 +3344,257 @@
           <w:sz w:val="28"/>
           <w:szCs w:val="28"/>
         </w:rPr>
-        <w:t>Buatlah kelas Character dengan atribut name (nama karakter), level (level), dan</w:t>
-      </w:r>
-      <w:r>
-        <w:rPr>
-          <w:rFonts w:ascii="Times New Roman" w:hAnsi="Times New Roman" w:cs="Times New Roman"/>
-          <w:sz w:val="28"/>
-          <w:szCs w:val="28"/>
-        </w:rPr>
-        <w:t xml:space="preserve"> </w:t>
-      </w:r>
-      <w:r>
-        <w:rPr>
-          <w:rFonts w:ascii="Times New Roman" w:hAnsi="Times New Roman" w:cs="Times New Roman"/>
-          <w:sz w:val="28"/>
-          <w:szCs w:val="28"/>
-        </w:rPr>
-        <w:t>experience (pengalaman).</w:t>
-      </w:r>
-    </w:p>
-    <w:p>
-      <w:pPr>
-        <w:pStyle w:val="BodyText"/>
-        <w:numPr>
-          <w:ilvl w:val="0"/>
-          <w:numId w:val="39"/>
-        </w:numPr>
-        <w:spacing w:after="0"/>
-        <w:rPr>
-          <w:rFonts w:ascii="Times New Roman" w:hAnsi="Times New Roman" w:cs="Times New Roman"/>
-          <w:sz w:val="28"/>
-          <w:szCs w:val="28"/>
-        </w:rPr>
-      </w:pPr>
-      <w:r>
-        <w:rPr>
-          <w:rFonts w:ascii="Times New Roman" w:hAnsi="Times New Roman" w:cs="Times New Roman"/>
-          <w:sz w:val="28"/>
-          <w:szCs w:val="28"/>
-        </w:rPr>
-        <w:t>Implementasikan konstruktor untuk menginisialisasi name, level (dimulai dari 1), dan</w:t>
-      </w:r>
-      <w:r>
-        <w:rPr>
-          <w:rFonts w:ascii="Times New Roman" w:hAnsi="Times New Roman" w:cs="Times New Roman"/>
-          <w:sz w:val="28"/>
-          <w:szCs w:val="28"/>
-        </w:rPr>
-        <w:t xml:space="preserve"> </w:t>
-      </w:r>
-      <w:r>
-        <w:rPr>
-          <w:rFonts w:ascii="Times New Roman" w:hAnsi="Times New Roman" w:cs="Times New Roman"/>
-          <w:sz w:val="28"/>
-          <w:szCs w:val="28"/>
-        </w:rPr>
-        <w:t>experience (dimulai dari 0).</w:t>
-      </w:r>
-    </w:p>
-    <w:p>
-      <w:pPr>
-        <w:pStyle w:val="BodyText"/>
-        <w:numPr>
-          <w:ilvl w:val="0"/>
-          <w:numId w:val="39"/>
-        </w:numPr>
-        <w:spacing w:after="0"/>
-        <w:rPr>
-          <w:rFonts w:ascii="Times New Roman" w:hAnsi="Times New Roman" w:cs="Times New Roman"/>
-          <w:sz w:val="28"/>
-          <w:szCs w:val="28"/>
-        </w:rPr>
-      </w:pPr>
-      <w:r>
-        <w:rPr>
-          <w:rFonts w:ascii="Times New Roman" w:hAnsi="Times New Roman" w:cs="Times New Roman"/>
-          <w:sz w:val="28"/>
-          <w:szCs w:val="28"/>
-        </w:rPr>
-        <w:t>Buatlah method gainExperience() yang menambah pengalaman dan memeriksa apakah</w:t>
-      </w:r>
-      <w:r>
-        <w:rPr>
-          <w:rFonts w:ascii="Times New Roman" w:hAnsi="Times New Roman" w:cs="Times New Roman"/>
-          <w:sz w:val="28"/>
-          <w:szCs w:val="28"/>
-        </w:rPr>
-        <w:t xml:space="preserve"> </w:t>
-      </w:r>
-      <w:r>
-        <w:rPr>
-          <w:rFonts w:ascii="Times New Roman" w:hAnsi="Times New Roman" w:cs="Times New Roman"/>
-          <w:sz w:val="28"/>
-          <w:szCs w:val="28"/>
-        </w:rPr>
-        <w:t>karakter sudah cukup untuk naik level (100 pengalaman untuk naik level).</w:t>
-      </w:r>
-    </w:p>
-    <w:p>
-      <w:pPr>
-        <w:pStyle w:val="BodyText"/>
-        <w:numPr>
-          <w:ilvl w:val="0"/>
-          <w:numId w:val="39"/>
-        </w:numPr>
-        <w:spacing w:after="0"/>
-        <w:rPr>
-          <w:rFonts w:ascii="Times New Roman" w:hAnsi="Times New Roman" w:cs="Times New Roman"/>
-          <w:sz w:val="28"/>
-          <w:szCs w:val="28"/>
-        </w:rPr>
-      </w:pPr>
-      <w:r>
-        <w:rPr>
-          <w:rFonts w:ascii="Times New Roman" w:hAnsi="Times New Roman" w:cs="Times New Roman"/>
-          <w:sz w:val="28"/>
-          <w:szCs w:val="28"/>
-        </w:rPr>
-        <w:t>Implementasikan method levelUp() untuk meningkatkan level karakter dan mengatur</w:t>
-      </w:r>
-      <w:r>
-        <w:rPr>
-          <w:rFonts w:ascii="Times New Roman" w:hAnsi="Times New Roman" w:cs="Times New Roman"/>
-          <w:sz w:val="28"/>
-          <w:szCs w:val="28"/>
-        </w:rPr>
-        <w:t xml:space="preserve"> </w:t>
-      </w:r>
-      <w:r>
-        <w:rPr>
-          <w:rFonts w:ascii="Times New Roman" w:hAnsi="Times New Roman" w:cs="Times New Roman"/>
-          <w:sz w:val="28"/>
-          <w:szCs w:val="28"/>
-        </w:rPr>
-        <w:t>ulang pengalaman menjadi 0.</w:t>
+        <w:t xml:space="preserve">Di </w:t>
+      </w:r>
+      <w:proofErr w:type="spellStart"/>
+      <w:r>
+        <w:rPr>
+          <w:rFonts w:ascii="Times New Roman" w:hAnsi="Times New Roman" w:cs="Times New Roman"/>
+          <w:sz w:val="28"/>
+          <w:szCs w:val="28"/>
+        </w:rPr>
+        <w:t>fungsi</w:t>
+      </w:r>
+      <w:proofErr w:type="spellEnd"/>
+      <w:r>
+        <w:rPr>
+          <w:rFonts w:ascii="Times New Roman" w:hAnsi="Times New Roman" w:cs="Times New Roman"/>
+          <w:sz w:val="28"/>
+          <w:szCs w:val="28"/>
+        </w:rPr>
+        <w:t xml:space="preserve"> </w:t>
+      </w:r>
+      <w:proofErr w:type="gramStart"/>
+      <w:r>
+        <w:rPr>
+          <w:rFonts w:ascii="Times New Roman" w:hAnsi="Times New Roman" w:cs="Times New Roman"/>
+          <w:sz w:val="28"/>
+          <w:szCs w:val="28"/>
+        </w:rPr>
+        <w:t>main(</w:t>
+      </w:r>
+      <w:proofErr w:type="gramEnd"/>
+      <w:r>
+        <w:rPr>
+          <w:rFonts w:ascii="Times New Roman" w:hAnsi="Times New Roman" w:cs="Times New Roman"/>
+          <w:sz w:val="28"/>
+          <w:szCs w:val="28"/>
+        </w:rPr>
+        <w:t xml:space="preserve">), </w:t>
+      </w:r>
+      <w:proofErr w:type="spellStart"/>
+      <w:r>
+        <w:rPr>
+          <w:rFonts w:ascii="Times New Roman" w:hAnsi="Times New Roman" w:cs="Times New Roman"/>
+          <w:sz w:val="28"/>
+          <w:szCs w:val="28"/>
+        </w:rPr>
+        <w:t>gunakan</w:t>
+      </w:r>
+      <w:proofErr w:type="spellEnd"/>
+      <w:r>
+        <w:rPr>
+          <w:rFonts w:ascii="Times New Roman" w:hAnsi="Times New Roman" w:cs="Times New Roman"/>
+          <w:sz w:val="28"/>
+          <w:szCs w:val="28"/>
+        </w:rPr>
+        <w:t xml:space="preserve"> Array/Vector </w:t>
+      </w:r>
+      <w:proofErr w:type="spellStart"/>
+      <w:r>
+        <w:rPr>
+          <w:rFonts w:ascii="Times New Roman" w:hAnsi="Times New Roman" w:cs="Times New Roman"/>
+          <w:sz w:val="28"/>
+          <w:szCs w:val="28"/>
+        </w:rPr>
+        <w:t>dari</w:t>
+      </w:r>
+      <w:proofErr w:type="spellEnd"/>
+      <w:r>
+        <w:rPr>
+          <w:rFonts w:ascii="Times New Roman" w:hAnsi="Times New Roman" w:cs="Times New Roman"/>
+          <w:sz w:val="28"/>
+          <w:szCs w:val="28"/>
+        </w:rPr>
+        <w:t xml:space="preserve"> Pointer Character* yang</w:t>
+      </w:r>
+      <w:r>
+        <w:rPr>
+          <w:rFonts w:ascii="Times New Roman" w:hAnsi="Times New Roman" w:cs="Times New Roman"/>
+          <w:sz w:val="28"/>
+          <w:szCs w:val="28"/>
+        </w:rPr>
+        <w:br/>
+      </w:r>
+      <w:proofErr w:type="spellStart"/>
+      <w:r>
+        <w:rPr>
+          <w:rFonts w:ascii="Times New Roman" w:hAnsi="Times New Roman" w:cs="Times New Roman"/>
+          <w:sz w:val="28"/>
+          <w:szCs w:val="28"/>
+        </w:rPr>
+        <w:t>berisi</w:t>
+      </w:r>
+      <w:proofErr w:type="spellEnd"/>
+      <w:r>
+        <w:rPr>
+          <w:rFonts w:ascii="Times New Roman" w:hAnsi="Times New Roman" w:cs="Times New Roman"/>
+          <w:sz w:val="28"/>
+          <w:szCs w:val="28"/>
+        </w:rPr>
+        <w:t xml:space="preserve"> </w:t>
+      </w:r>
+      <w:proofErr w:type="spellStart"/>
+      <w:r>
+        <w:rPr>
+          <w:rFonts w:ascii="Times New Roman" w:hAnsi="Times New Roman" w:cs="Times New Roman"/>
+          <w:sz w:val="28"/>
+          <w:szCs w:val="28"/>
+        </w:rPr>
+        <w:t>objek</w:t>
+      </w:r>
+      <w:proofErr w:type="spellEnd"/>
+      <w:r>
+        <w:rPr>
+          <w:rFonts w:ascii="Times New Roman" w:hAnsi="Times New Roman" w:cs="Times New Roman"/>
+          <w:sz w:val="28"/>
+          <w:szCs w:val="28"/>
+        </w:rPr>
+        <w:t xml:space="preserve"> Warrior dan Mage, </w:t>
+      </w:r>
+      <w:proofErr w:type="spellStart"/>
+      <w:r>
+        <w:rPr>
+          <w:rFonts w:ascii="Times New Roman" w:hAnsi="Times New Roman" w:cs="Times New Roman"/>
+          <w:sz w:val="28"/>
+          <w:szCs w:val="28"/>
+        </w:rPr>
+        <w:t>lalu</w:t>
+      </w:r>
+      <w:proofErr w:type="spellEnd"/>
+      <w:r>
+        <w:rPr>
+          <w:rFonts w:ascii="Times New Roman" w:hAnsi="Times New Roman" w:cs="Times New Roman"/>
+          <w:sz w:val="28"/>
+          <w:szCs w:val="28"/>
+        </w:rPr>
+        <w:t xml:space="preserve"> </w:t>
+      </w:r>
+      <w:proofErr w:type="spellStart"/>
+      <w:r>
+        <w:rPr>
+          <w:rFonts w:ascii="Times New Roman" w:hAnsi="Times New Roman" w:cs="Times New Roman"/>
+          <w:sz w:val="28"/>
+          <w:szCs w:val="28"/>
+        </w:rPr>
+        <w:t>panggil</w:t>
+      </w:r>
+      <w:proofErr w:type="spellEnd"/>
+      <w:r>
+        <w:rPr>
+          <w:rFonts w:ascii="Times New Roman" w:hAnsi="Times New Roman" w:cs="Times New Roman"/>
+          <w:sz w:val="28"/>
+          <w:szCs w:val="28"/>
+        </w:rPr>
+        <w:t xml:space="preserve"> </w:t>
+      </w:r>
+      <w:r>
+        <w:rPr>
+          <w:rFonts w:ascii="Times New Roman" w:hAnsi="Times New Roman" w:cs="Times New Roman"/>
+          <w:sz w:val="28"/>
+          <w:szCs w:val="28"/>
+        </w:rPr>
+        <w:t xml:space="preserve">method </w:t>
+      </w:r>
+      <w:proofErr w:type="gramStart"/>
+      <w:r>
+        <w:rPr>
+          <w:rFonts w:ascii="Times New Roman" w:hAnsi="Times New Roman" w:cs="Times New Roman"/>
+          <w:sz w:val="28"/>
+          <w:szCs w:val="28"/>
+        </w:rPr>
+        <w:t>attack(</w:t>
+      </w:r>
+      <w:proofErr w:type="gramEnd"/>
+      <w:r>
+        <w:rPr>
+          <w:rFonts w:ascii="Times New Roman" w:hAnsi="Times New Roman" w:cs="Times New Roman"/>
+          <w:sz w:val="28"/>
+          <w:szCs w:val="28"/>
+        </w:rPr>
+        <w:t xml:space="preserve">) </w:t>
+      </w:r>
+      <w:proofErr w:type="spellStart"/>
+      <w:r>
+        <w:rPr>
+          <w:rFonts w:ascii="Times New Roman" w:hAnsi="Times New Roman" w:cs="Times New Roman"/>
+          <w:sz w:val="28"/>
+          <w:szCs w:val="28"/>
+        </w:rPr>
+        <w:t>secara</w:t>
+      </w:r>
+      <w:proofErr w:type="spellEnd"/>
+      <w:r>
+        <w:rPr>
+          <w:rFonts w:ascii="Times New Roman" w:hAnsi="Times New Roman" w:cs="Times New Roman"/>
+          <w:sz w:val="28"/>
+          <w:szCs w:val="28"/>
+        </w:rPr>
+        <w:t xml:space="preserve"> </w:t>
+      </w:r>
+      <w:proofErr w:type="spellStart"/>
+      <w:r>
+        <w:rPr>
+          <w:rFonts w:ascii="Times New Roman" w:hAnsi="Times New Roman" w:cs="Times New Roman"/>
+          <w:sz w:val="28"/>
+          <w:szCs w:val="28"/>
+        </w:rPr>
+        <w:t>polimorfi</w:t>
+      </w:r>
+      <w:proofErr w:type="spellEnd"/>
+      <w:r>
+        <w:rPr>
+          <w:rFonts w:ascii="Times New Roman" w:hAnsi="Times New Roman" w:cs="Times New Roman"/>
+          <w:sz w:val="28"/>
+          <w:szCs w:val="28"/>
+        </w:rPr>
+        <w:t xml:space="preserve"> </w:t>
+      </w:r>
+      <w:proofErr w:type="spellStart"/>
+      <w:r>
+        <w:rPr>
+          <w:rFonts w:ascii="Times New Roman" w:hAnsi="Times New Roman" w:cs="Times New Roman"/>
+          <w:sz w:val="28"/>
+          <w:szCs w:val="28"/>
+        </w:rPr>
+        <w:t>melalui</w:t>
+      </w:r>
+      <w:proofErr w:type="spellEnd"/>
+      <w:r>
+        <w:rPr>
+          <w:rFonts w:ascii="Times New Roman" w:hAnsi="Times New Roman" w:cs="Times New Roman"/>
+          <w:sz w:val="28"/>
+          <w:szCs w:val="28"/>
+        </w:rPr>
+        <w:t xml:space="preserve"> </w:t>
+      </w:r>
+      <w:proofErr w:type="spellStart"/>
+      <w:r>
+        <w:rPr>
+          <w:rFonts w:ascii="Times New Roman" w:hAnsi="Times New Roman" w:cs="Times New Roman"/>
+          <w:sz w:val="28"/>
+          <w:szCs w:val="28"/>
+        </w:rPr>
+        <w:t>perulangan</w:t>
+      </w:r>
+      <w:proofErr w:type="spellEnd"/>
+      <w:r>
+        <w:rPr>
+          <w:rFonts w:ascii="Times New Roman" w:hAnsi="Times New Roman" w:cs="Times New Roman"/>
+          <w:sz w:val="28"/>
+          <w:szCs w:val="28"/>
+        </w:rPr>
+        <w:t xml:space="preserve"> (loop).</w:t>
       </w:r>
     </w:p>
     <w:p>
@@ -1086,6 +3625,7 @@
           <w:u w:val="single"/>
         </w:rPr>
       </w:pPr>
+      <w:proofErr w:type="spellStart"/>
       <w:r>
         <w:rPr>
           <w:rFonts w:ascii="Times New Roman" w:hAnsi="Times New Roman" w:cs="Times New Roman"/>
@@ -1097,6 +3637,7 @@
         </w:rPr>
         <w:t>Pembahasan</w:t>
       </w:r>
+      <w:proofErr w:type="spellEnd"/>
     </w:p>
     <w:p>
       <w:pPr>
@@ -1125,825 +3666,957 @@
           <w:szCs w:val="28"/>
         </w:rPr>
       </w:pPr>
-      <w:r>
-        <w:rPr>
-          <w:rFonts w:ascii="Times New Roman" w:hAnsi="Times New Roman" w:cs="Times New Roman"/>
-          <w:b/>
-          <w:bCs/>
-          <w:sz w:val="28"/>
-          <w:szCs w:val="28"/>
-        </w:rPr>
-        <w:t>Membuat senjata dalam Game</w:t>
+      <w:proofErr w:type="spellStart"/>
+      <w:r>
+        <w:rPr>
+          <w:rFonts w:ascii="Times New Roman" w:hAnsi="Times New Roman" w:cs="Times New Roman"/>
+          <w:b/>
+          <w:bCs/>
+          <w:sz w:val="28"/>
+          <w:szCs w:val="28"/>
+        </w:rPr>
+        <w:t>Membu</w:t>
+      </w:r>
+      <w:r>
+        <w:rPr>
+          <w:rFonts w:ascii="Times New Roman" w:hAnsi="Times New Roman" w:cs="Times New Roman"/>
+          <w:b/>
+          <w:bCs/>
+          <w:sz w:val="28"/>
+          <w:szCs w:val="28"/>
+        </w:rPr>
+        <w:t>at</w:t>
+      </w:r>
+      <w:proofErr w:type="spellEnd"/>
+      <w:r>
+        <w:rPr>
+          <w:rFonts w:ascii="Times New Roman" w:hAnsi="Times New Roman" w:cs="Times New Roman"/>
+          <w:b/>
+          <w:bCs/>
+          <w:sz w:val="28"/>
+          <w:szCs w:val="28"/>
+        </w:rPr>
+        <w:t xml:space="preserve"> program C++ </w:t>
+      </w:r>
+      <w:proofErr w:type="spellStart"/>
+      <w:r>
+        <w:rPr>
+          <w:rFonts w:ascii="Times New Roman" w:hAnsi="Times New Roman" w:cs="Times New Roman"/>
+          <w:b/>
+          <w:bCs/>
+          <w:sz w:val="28"/>
+          <w:szCs w:val="28"/>
+        </w:rPr>
+        <w:t>untuk</w:t>
+      </w:r>
+      <w:proofErr w:type="spellEnd"/>
+      <w:r>
+        <w:rPr>
+          <w:rFonts w:ascii="Times New Roman" w:hAnsi="Times New Roman" w:cs="Times New Roman"/>
+          <w:b/>
+          <w:bCs/>
+          <w:sz w:val="28"/>
+          <w:szCs w:val="28"/>
+        </w:rPr>
+        <w:t xml:space="preserve"> </w:t>
+      </w:r>
+      <w:proofErr w:type="spellStart"/>
+      <w:r>
+        <w:rPr>
+          <w:rFonts w:ascii="Times New Roman" w:hAnsi="Times New Roman" w:cs="Times New Roman"/>
+          <w:b/>
+          <w:bCs/>
+          <w:sz w:val="28"/>
+          <w:szCs w:val="28"/>
+        </w:rPr>
+        <w:t>mengelola</w:t>
+      </w:r>
+      <w:proofErr w:type="spellEnd"/>
+      <w:r>
+        <w:rPr>
+          <w:rFonts w:ascii="Times New Roman" w:hAnsi="Times New Roman" w:cs="Times New Roman"/>
+          <w:b/>
+          <w:bCs/>
+          <w:sz w:val="28"/>
+          <w:szCs w:val="28"/>
+        </w:rPr>
+        <w:t xml:space="preserve"> </w:t>
+      </w:r>
+      <w:proofErr w:type="spellStart"/>
+      <w:r>
+        <w:rPr>
+          <w:rFonts w:ascii="Times New Roman" w:hAnsi="Times New Roman" w:cs="Times New Roman"/>
+          <w:b/>
+          <w:bCs/>
+          <w:sz w:val="28"/>
+          <w:szCs w:val="28"/>
+        </w:rPr>
+        <w:t>inventaris</w:t>
+      </w:r>
+      <w:proofErr w:type="spellEnd"/>
+      <w:r>
+        <w:rPr>
+          <w:rFonts w:ascii="Times New Roman" w:hAnsi="Times New Roman" w:cs="Times New Roman"/>
+          <w:b/>
+          <w:bCs/>
+          <w:sz w:val="28"/>
+          <w:szCs w:val="28"/>
+        </w:rPr>
+        <w:t xml:space="preserve"> item </w:t>
+      </w:r>
+      <w:proofErr w:type="spellStart"/>
+      <w:r>
+        <w:rPr>
+          <w:rFonts w:ascii="Times New Roman" w:hAnsi="Times New Roman" w:cs="Times New Roman"/>
+          <w:b/>
+          <w:bCs/>
+          <w:sz w:val="28"/>
+          <w:szCs w:val="28"/>
+        </w:rPr>
+        <w:t>dalam</w:t>
+      </w:r>
+      <w:proofErr w:type="spellEnd"/>
+      <w:r>
+        <w:rPr>
+          <w:rFonts w:ascii="Times New Roman" w:hAnsi="Times New Roman" w:cs="Times New Roman"/>
+          <w:b/>
+          <w:bCs/>
+          <w:sz w:val="28"/>
+          <w:szCs w:val="28"/>
+        </w:rPr>
+        <w:t xml:space="preserve"> </w:t>
+      </w:r>
+      <w:proofErr w:type="spellStart"/>
+      <w:r>
+        <w:rPr>
+          <w:rFonts w:ascii="Times New Roman" w:hAnsi="Times New Roman" w:cs="Times New Roman"/>
+          <w:b/>
+          <w:bCs/>
+          <w:sz w:val="28"/>
+          <w:szCs w:val="28"/>
+        </w:rPr>
+        <w:t>sebuah</w:t>
+      </w:r>
+      <w:proofErr w:type="spellEnd"/>
+      <w:r>
+        <w:rPr>
+          <w:rFonts w:ascii="Times New Roman" w:hAnsi="Times New Roman" w:cs="Times New Roman"/>
+          <w:b/>
+          <w:bCs/>
+          <w:sz w:val="28"/>
+          <w:szCs w:val="28"/>
+        </w:rPr>
+        <w:br/>
+        <w:t>game.</w:t>
       </w:r>
     </w:p>
     <w:p>
       <w:pPr>
         <w:pStyle w:val="BodyText"/>
         <w:numPr>
-          <w:ilvl w:val="0"/>
-          <w:numId w:val="44"/>
+          <w:ilvl w:val="1"/>
+          <w:numId w:val="43"/>
         </w:numPr>
-        <w:spacing w:before="0" w:after="0"/>
-        <w:rPr>
-          <w:rFonts w:ascii="Times New Roman" w:hAnsi="Times New Roman" w:cs="Times New Roman"/>
-          <w:b/>
-          <w:bCs/>
-          <w:sz w:val="28"/>
-          <w:szCs w:val="28"/>
-        </w:rPr>
-      </w:pPr>
-      <w:r>
-        <w:rPr>
-          <w:rFonts w:ascii="Times New Roman" w:hAnsi="Times New Roman" w:cs="Times New Roman"/>
-          <w:b/>
-          <w:bCs/>
-          <w:sz w:val="28"/>
-          <w:szCs w:val="28"/>
-        </w:rPr>
-        <w:t>Buatlah kelas Weapon dengan atribut name (nama senjata) dan damage (Kerusakan Senjata).</w:t>
+        <w:spacing w:after="0"/>
+        <w:rPr>
+          <w:rFonts w:ascii="Times New Roman" w:hAnsi="Times New Roman" w:cs="Times New Roman"/>
+          <w:b/>
+          <w:bCs/>
+          <w:sz w:val="28"/>
+          <w:szCs w:val="28"/>
+        </w:rPr>
+      </w:pPr>
+      <w:proofErr w:type="spellStart"/>
+      <w:r>
+        <w:rPr>
+          <w:rFonts w:ascii="Times New Roman" w:hAnsi="Times New Roman" w:cs="Times New Roman"/>
+          <w:b/>
+          <w:bCs/>
+          <w:sz w:val="28"/>
+          <w:szCs w:val="28"/>
+        </w:rPr>
+        <w:t>Buatlah</w:t>
+      </w:r>
+      <w:proofErr w:type="spellEnd"/>
+      <w:r>
+        <w:rPr>
+          <w:rFonts w:ascii="Times New Roman" w:hAnsi="Times New Roman" w:cs="Times New Roman"/>
+          <w:b/>
+          <w:bCs/>
+          <w:sz w:val="28"/>
+          <w:szCs w:val="28"/>
+        </w:rPr>
+        <w:t xml:space="preserve"> class item yang </w:t>
+      </w:r>
+      <w:proofErr w:type="spellStart"/>
+      <w:r>
+        <w:rPr>
+          <w:rFonts w:ascii="Times New Roman" w:hAnsi="Times New Roman" w:cs="Times New Roman"/>
+          <w:b/>
+          <w:bCs/>
+          <w:sz w:val="28"/>
+          <w:szCs w:val="28"/>
+        </w:rPr>
+        <w:t>memiliki</w:t>
+      </w:r>
+      <w:proofErr w:type="spellEnd"/>
+      <w:r>
+        <w:rPr>
+          <w:rFonts w:ascii="Times New Roman" w:hAnsi="Times New Roman" w:cs="Times New Roman"/>
+          <w:b/>
+          <w:bCs/>
+          <w:sz w:val="28"/>
+          <w:szCs w:val="28"/>
+        </w:rPr>
+        <w:t xml:space="preserve"> </w:t>
+      </w:r>
+      <w:proofErr w:type="spellStart"/>
+      <w:r>
+        <w:rPr>
+          <w:rFonts w:ascii="Times New Roman" w:hAnsi="Times New Roman" w:cs="Times New Roman"/>
+          <w:b/>
+          <w:bCs/>
+          <w:sz w:val="28"/>
+          <w:szCs w:val="28"/>
+        </w:rPr>
+        <w:t>atribut</w:t>
+      </w:r>
+      <w:proofErr w:type="spellEnd"/>
+      <w:r>
+        <w:rPr>
+          <w:rFonts w:ascii="Times New Roman" w:hAnsi="Times New Roman" w:cs="Times New Roman"/>
+          <w:b/>
+          <w:bCs/>
+          <w:sz w:val="28"/>
+          <w:szCs w:val="28"/>
+        </w:rPr>
+        <w:t xml:space="preserve"> name(string), quantity(int) dan price(double)</w:t>
       </w:r>
     </w:p>
     <w:p>
       <w:pPr>
         <w:pStyle w:val="BodyText"/>
-        <w:spacing w:before="0" w:after="0"/>
-        <w:ind w:left="1080"/>
-        <w:rPr>
-          <w:rFonts w:ascii="Times New Roman" w:hAnsi="Times New Roman" w:cs="Times New Roman"/>
-          <w:sz w:val="28"/>
-          <w:szCs w:val="28"/>
-        </w:rPr>
-      </w:pPr>
+        <w:numPr>
+          <w:ilvl w:val="1"/>
+          <w:numId w:val="43"/>
+        </w:numPr>
+        <w:spacing w:after="0"/>
+        <w:rPr>
+          <w:rFonts w:ascii="Times New Roman" w:hAnsi="Times New Roman" w:cs="Times New Roman"/>
+          <w:b/>
+          <w:bCs/>
+          <w:sz w:val="28"/>
+          <w:szCs w:val="28"/>
+        </w:rPr>
+      </w:pPr>
+      <w:proofErr w:type="spellStart"/>
+      <w:r>
+        <w:rPr>
+          <w:rFonts w:ascii="Times New Roman" w:hAnsi="Times New Roman" w:cs="Times New Roman"/>
+          <w:b/>
+          <w:bCs/>
+          <w:sz w:val="28"/>
+          <w:szCs w:val="28"/>
+        </w:rPr>
+        <w:t>Buat</w:t>
+      </w:r>
+      <w:proofErr w:type="spellEnd"/>
+      <w:r>
+        <w:rPr>
+          <w:rFonts w:ascii="Times New Roman" w:hAnsi="Times New Roman" w:cs="Times New Roman"/>
+          <w:b/>
+          <w:bCs/>
+          <w:sz w:val="28"/>
+          <w:szCs w:val="28"/>
+        </w:rPr>
+        <w:t xml:space="preserve"> constructor </w:t>
+      </w:r>
+      <w:proofErr w:type="spellStart"/>
+      <w:r>
+        <w:rPr>
+          <w:rFonts w:ascii="Times New Roman" w:hAnsi="Times New Roman" w:cs="Times New Roman"/>
+          <w:b/>
+          <w:bCs/>
+          <w:sz w:val="28"/>
+          <w:szCs w:val="28"/>
+        </w:rPr>
+        <w:t>untuk</w:t>
+      </w:r>
+      <w:proofErr w:type="spellEnd"/>
+      <w:r>
+        <w:rPr>
+          <w:rFonts w:ascii="Times New Roman" w:hAnsi="Times New Roman" w:cs="Times New Roman"/>
+          <w:b/>
+          <w:bCs/>
+          <w:sz w:val="28"/>
+          <w:szCs w:val="28"/>
+        </w:rPr>
+        <w:t xml:space="preserve"> </w:t>
+      </w:r>
+      <w:proofErr w:type="spellStart"/>
+      <w:r>
+        <w:rPr>
+          <w:rFonts w:ascii="Times New Roman" w:hAnsi="Times New Roman" w:cs="Times New Roman"/>
+          <w:b/>
+          <w:bCs/>
+          <w:sz w:val="28"/>
+          <w:szCs w:val="28"/>
+        </w:rPr>
+        <w:t>menginisialisasi</w:t>
+      </w:r>
+      <w:proofErr w:type="spellEnd"/>
+      <w:r>
+        <w:rPr>
+          <w:rFonts w:ascii="Times New Roman" w:hAnsi="Times New Roman" w:cs="Times New Roman"/>
+          <w:b/>
+          <w:bCs/>
+          <w:sz w:val="28"/>
+          <w:szCs w:val="28"/>
+        </w:rPr>
+        <w:t xml:space="preserve"> </w:t>
+      </w:r>
+      <w:proofErr w:type="spellStart"/>
+      <w:r>
+        <w:rPr>
+          <w:rFonts w:ascii="Times New Roman" w:hAnsi="Times New Roman" w:cs="Times New Roman"/>
+          <w:b/>
+          <w:bCs/>
+          <w:sz w:val="28"/>
+          <w:szCs w:val="28"/>
+        </w:rPr>
+        <w:t>atribut</w:t>
+      </w:r>
+      <w:proofErr w:type="spellEnd"/>
+      <w:r>
+        <w:rPr>
+          <w:rFonts w:ascii="Times New Roman" w:hAnsi="Times New Roman" w:cs="Times New Roman"/>
+          <w:b/>
+          <w:bCs/>
+          <w:sz w:val="28"/>
+          <w:szCs w:val="28"/>
+        </w:rPr>
+        <w:t xml:space="preserve"> name, quantity, dan price</w:t>
+      </w:r>
     </w:p>
     <w:p>
       <w:pPr>
         <w:pStyle w:val="BodyText"/>
-        <w:spacing w:before="0" w:after="0"/>
-        <w:ind w:left="1080"/>
-        <w:rPr>
-          <w:rFonts w:ascii="Times New Roman" w:hAnsi="Times New Roman" w:cs="Times New Roman"/>
-          <w:sz w:val="28"/>
-          <w:szCs w:val="28"/>
-        </w:rPr>
-      </w:pPr>
-      <w:r>
-        <w:rPr>
-          <w:rFonts w:ascii="Times New Roman" w:hAnsi="Times New Roman" w:cs="Times New Roman"/>
-          <w:sz w:val="28"/>
-          <w:szCs w:val="28"/>
-        </w:rPr>
-        <w:t xml:space="preserve">Berikut Adalah </w:t>
-      </w:r>
-      <w:r>
-        <w:rPr>
-          <w:rFonts w:ascii="Times New Roman" w:hAnsi="Times New Roman" w:cs="Times New Roman"/>
-          <w:sz w:val="28"/>
-          <w:szCs w:val="28"/>
-        </w:rPr>
-        <w:t>Source Code yang di Screenshots</w:t>
-      </w:r>
-      <w:r>
-        <w:rPr>
-          <w:rFonts w:ascii="Times New Roman" w:hAnsi="Times New Roman" w:cs="Times New Roman"/>
-          <w:sz w:val="28"/>
-          <w:szCs w:val="28"/>
-        </w:rPr>
-        <w:t>:</w:t>
+        <w:numPr>
+          <w:ilvl w:val="1"/>
+          <w:numId w:val="43"/>
+        </w:numPr>
+        <w:spacing w:after="0"/>
+        <w:rPr>
+          <w:rFonts w:ascii="Times New Roman" w:hAnsi="Times New Roman" w:cs="Times New Roman"/>
+          <w:b/>
+          <w:bCs/>
+          <w:sz w:val="28"/>
+          <w:szCs w:val="28"/>
+        </w:rPr>
+      </w:pPr>
+      <w:proofErr w:type="spellStart"/>
+      <w:r>
+        <w:rPr>
+          <w:rFonts w:ascii="Times New Roman" w:hAnsi="Times New Roman" w:cs="Times New Roman"/>
+          <w:b/>
+          <w:bCs/>
+          <w:sz w:val="28"/>
+          <w:szCs w:val="28"/>
+        </w:rPr>
+        <w:t>Buatlah</w:t>
+      </w:r>
+      <w:proofErr w:type="spellEnd"/>
+      <w:r>
+        <w:rPr>
+          <w:rFonts w:ascii="Times New Roman" w:hAnsi="Times New Roman" w:cs="Times New Roman"/>
+          <w:b/>
+          <w:bCs/>
+          <w:sz w:val="28"/>
+          <w:szCs w:val="28"/>
+        </w:rPr>
+        <w:t xml:space="preserve"> method </w:t>
+      </w:r>
+      <w:proofErr w:type="spellStart"/>
+      <w:proofErr w:type="gramStart"/>
+      <w:r>
+        <w:rPr>
+          <w:rFonts w:ascii="Times New Roman" w:hAnsi="Times New Roman" w:cs="Times New Roman"/>
+          <w:b/>
+          <w:bCs/>
+          <w:sz w:val="28"/>
+          <w:szCs w:val="28"/>
+        </w:rPr>
+        <w:t>useItem</w:t>
+      </w:r>
+      <w:proofErr w:type="spellEnd"/>
+      <w:r>
+        <w:rPr>
+          <w:rFonts w:ascii="Times New Roman" w:hAnsi="Times New Roman" w:cs="Times New Roman"/>
+          <w:b/>
+          <w:bCs/>
+          <w:sz w:val="28"/>
+          <w:szCs w:val="28"/>
+        </w:rPr>
+        <w:t>(</w:t>
+      </w:r>
+      <w:proofErr w:type="gramEnd"/>
+      <w:r>
+        <w:rPr>
+          <w:rFonts w:ascii="Times New Roman" w:hAnsi="Times New Roman" w:cs="Times New Roman"/>
+          <w:b/>
+          <w:bCs/>
+          <w:sz w:val="28"/>
+          <w:szCs w:val="28"/>
+        </w:rPr>
+        <w:t xml:space="preserve">Int Amount): </w:t>
+      </w:r>
+      <w:proofErr w:type="spellStart"/>
+      <w:r>
+        <w:rPr>
+          <w:rFonts w:ascii="Times New Roman" w:hAnsi="Times New Roman" w:cs="Times New Roman"/>
+          <w:b/>
+          <w:bCs/>
+          <w:sz w:val="28"/>
+          <w:szCs w:val="28"/>
+        </w:rPr>
+        <w:t>Mengurangi</w:t>
+      </w:r>
+      <w:proofErr w:type="spellEnd"/>
+      <w:r>
+        <w:rPr>
+          <w:rFonts w:ascii="Times New Roman" w:hAnsi="Times New Roman" w:cs="Times New Roman"/>
+          <w:b/>
+          <w:bCs/>
+          <w:sz w:val="28"/>
+          <w:szCs w:val="28"/>
+        </w:rPr>
+        <w:t xml:space="preserve"> quantity </w:t>
+      </w:r>
+      <w:proofErr w:type="spellStart"/>
+      <w:r>
+        <w:rPr>
+          <w:rFonts w:ascii="Times New Roman" w:hAnsi="Times New Roman" w:cs="Times New Roman"/>
+          <w:b/>
+          <w:bCs/>
+          <w:sz w:val="28"/>
+          <w:szCs w:val="28"/>
+        </w:rPr>
+        <w:t>sejumlah</w:t>
+      </w:r>
+      <w:proofErr w:type="spellEnd"/>
+      <w:r>
+        <w:rPr>
+          <w:rFonts w:ascii="Times New Roman" w:hAnsi="Times New Roman" w:cs="Times New Roman"/>
+          <w:b/>
+          <w:bCs/>
+          <w:sz w:val="28"/>
+          <w:szCs w:val="28"/>
+        </w:rPr>
+        <w:t xml:space="preserve"> </w:t>
+      </w:r>
+      <w:proofErr w:type="spellStart"/>
+      <w:r>
+        <w:rPr>
+          <w:rFonts w:ascii="Times New Roman" w:hAnsi="Times New Roman" w:cs="Times New Roman"/>
+          <w:b/>
+          <w:bCs/>
+          <w:sz w:val="28"/>
+          <w:szCs w:val="28"/>
+        </w:rPr>
+        <w:t>amout</w:t>
+      </w:r>
+      <w:proofErr w:type="spellEnd"/>
+      <w:r>
+        <w:rPr>
+          <w:rFonts w:ascii="Times New Roman" w:hAnsi="Times New Roman" w:cs="Times New Roman"/>
+          <w:b/>
+          <w:bCs/>
+          <w:sz w:val="28"/>
+          <w:szCs w:val="28"/>
+        </w:rPr>
+        <w:t xml:space="preserve">. </w:t>
+      </w:r>
+      <w:proofErr w:type="spellStart"/>
+      <w:r>
+        <w:rPr>
+          <w:rFonts w:ascii="Times New Roman" w:hAnsi="Times New Roman" w:cs="Times New Roman"/>
+          <w:b/>
+          <w:bCs/>
+          <w:sz w:val="28"/>
+          <w:szCs w:val="28"/>
+        </w:rPr>
+        <w:t>Tampilkan</w:t>
+      </w:r>
+      <w:proofErr w:type="spellEnd"/>
+      <w:r>
+        <w:rPr>
+          <w:rFonts w:ascii="Times New Roman" w:hAnsi="Times New Roman" w:cs="Times New Roman"/>
+          <w:b/>
+          <w:bCs/>
+          <w:sz w:val="28"/>
+          <w:szCs w:val="28"/>
+        </w:rPr>
+        <w:t xml:space="preserve"> </w:t>
+      </w:r>
+      <w:proofErr w:type="spellStart"/>
+      <w:r>
+        <w:rPr>
+          <w:rFonts w:ascii="Times New Roman" w:hAnsi="Times New Roman" w:cs="Times New Roman"/>
+          <w:b/>
+          <w:bCs/>
+          <w:sz w:val="28"/>
+          <w:szCs w:val="28"/>
+        </w:rPr>
+        <w:t>pesan</w:t>
+      </w:r>
+      <w:proofErr w:type="spellEnd"/>
+      <w:r>
+        <w:rPr>
+          <w:rFonts w:ascii="Times New Roman" w:hAnsi="Times New Roman" w:cs="Times New Roman"/>
+          <w:b/>
+          <w:bCs/>
+          <w:sz w:val="28"/>
+          <w:szCs w:val="28"/>
+        </w:rPr>
+        <w:t xml:space="preserve"> </w:t>
+      </w:r>
+      <w:proofErr w:type="spellStart"/>
+      <w:r>
+        <w:rPr>
+          <w:rFonts w:ascii="Times New Roman" w:hAnsi="Times New Roman" w:cs="Times New Roman"/>
+          <w:b/>
+          <w:bCs/>
+          <w:sz w:val="28"/>
+          <w:szCs w:val="28"/>
+        </w:rPr>
+        <w:t>jika</w:t>
+      </w:r>
+      <w:proofErr w:type="spellEnd"/>
+      <w:r>
+        <w:rPr>
+          <w:rFonts w:ascii="Times New Roman" w:hAnsi="Times New Roman" w:cs="Times New Roman"/>
+          <w:b/>
+          <w:bCs/>
+          <w:sz w:val="28"/>
+          <w:szCs w:val="28"/>
+        </w:rPr>
+        <w:t xml:space="preserve"> </w:t>
+      </w:r>
+      <w:proofErr w:type="spellStart"/>
+      <w:r>
+        <w:rPr>
+          <w:rFonts w:ascii="Times New Roman" w:hAnsi="Times New Roman" w:cs="Times New Roman"/>
+          <w:b/>
+          <w:bCs/>
+          <w:sz w:val="28"/>
+          <w:szCs w:val="28"/>
+        </w:rPr>
+        <w:t>stok</w:t>
+      </w:r>
+      <w:proofErr w:type="spellEnd"/>
+      <w:r>
+        <w:rPr>
+          <w:rFonts w:ascii="Times New Roman" w:hAnsi="Times New Roman" w:cs="Times New Roman"/>
+          <w:b/>
+          <w:bCs/>
+          <w:sz w:val="28"/>
+          <w:szCs w:val="28"/>
+        </w:rPr>
+        <w:t xml:space="preserve"> </w:t>
+      </w:r>
+      <w:proofErr w:type="spellStart"/>
+      <w:r>
+        <w:rPr>
+          <w:rFonts w:ascii="Times New Roman" w:hAnsi="Times New Roman" w:cs="Times New Roman"/>
+          <w:b/>
+          <w:bCs/>
+          <w:sz w:val="28"/>
+          <w:szCs w:val="28"/>
+        </w:rPr>
+        <w:t>tidak</w:t>
+      </w:r>
+      <w:proofErr w:type="spellEnd"/>
+      <w:r>
+        <w:rPr>
+          <w:rFonts w:ascii="Times New Roman" w:hAnsi="Times New Roman" w:cs="Times New Roman"/>
+          <w:b/>
+          <w:bCs/>
+          <w:sz w:val="28"/>
+          <w:szCs w:val="28"/>
+        </w:rPr>
+        <w:t xml:space="preserve"> </w:t>
+      </w:r>
+      <w:proofErr w:type="spellStart"/>
+      <w:r>
+        <w:rPr>
+          <w:rFonts w:ascii="Times New Roman" w:hAnsi="Times New Roman" w:cs="Times New Roman"/>
+          <w:b/>
+          <w:bCs/>
+          <w:sz w:val="28"/>
+          <w:szCs w:val="28"/>
+        </w:rPr>
+        <w:t>cukup</w:t>
+      </w:r>
+      <w:proofErr w:type="spellEnd"/>
+      <w:r>
+        <w:rPr>
+          <w:rFonts w:ascii="Times New Roman" w:hAnsi="Times New Roman" w:cs="Times New Roman"/>
+          <w:b/>
+          <w:bCs/>
+          <w:sz w:val="28"/>
+          <w:szCs w:val="28"/>
+        </w:rPr>
+        <w:t xml:space="preserve">, </w:t>
+      </w:r>
+      <w:proofErr w:type="spellStart"/>
+      <w:proofErr w:type="gramStart"/>
+      <w:r>
+        <w:rPr>
+          <w:rFonts w:ascii="Times New Roman" w:hAnsi="Times New Roman" w:cs="Times New Roman"/>
+          <w:b/>
+          <w:bCs/>
+          <w:sz w:val="28"/>
+          <w:szCs w:val="28"/>
+        </w:rPr>
+        <w:t>addStock</w:t>
+      </w:r>
+      <w:proofErr w:type="spellEnd"/>
+      <w:r>
+        <w:rPr>
+          <w:rFonts w:ascii="Times New Roman" w:hAnsi="Times New Roman" w:cs="Times New Roman"/>
+          <w:b/>
+          <w:bCs/>
+          <w:sz w:val="28"/>
+          <w:szCs w:val="28"/>
+        </w:rPr>
+        <w:t>(</w:t>
+      </w:r>
+      <w:proofErr w:type="gramEnd"/>
+      <w:r>
+        <w:rPr>
+          <w:rFonts w:ascii="Times New Roman" w:hAnsi="Times New Roman" w:cs="Times New Roman"/>
+          <w:b/>
+          <w:bCs/>
+          <w:sz w:val="28"/>
+          <w:szCs w:val="28"/>
+        </w:rPr>
+        <w:t xml:space="preserve">Int Amount): </w:t>
+      </w:r>
+      <w:proofErr w:type="spellStart"/>
+      <w:r>
+        <w:rPr>
+          <w:rFonts w:ascii="Times New Roman" w:hAnsi="Times New Roman" w:cs="Times New Roman"/>
+          <w:b/>
+          <w:bCs/>
+          <w:sz w:val="28"/>
+          <w:szCs w:val="28"/>
+        </w:rPr>
+        <w:t>menambahkan</w:t>
+      </w:r>
+      <w:proofErr w:type="spellEnd"/>
+      <w:r>
+        <w:rPr>
+          <w:rFonts w:ascii="Times New Roman" w:hAnsi="Times New Roman" w:cs="Times New Roman"/>
+          <w:b/>
+          <w:bCs/>
+          <w:sz w:val="28"/>
+          <w:szCs w:val="28"/>
+        </w:rPr>
+        <w:t xml:space="preserve"> </w:t>
+      </w:r>
+      <w:proofErr w:type="gramStart"/>
+      <w:r>
+        <w:rPr>
+          <w:rFonts w:ascii="Times New Roman" w:hAnsi="Times New Roman" w:cs="Times New Roman"/>
+          <w:b/>
+          <w:bCs/>
+          <w:sz w:val="28"/>
+          <w:szCs w:val="28"/>
+        </w:rPr>
+        <w:t xml:space="preserve">quantity,  </w:t>
+      </w:r>
+      <w:proofErr w:type="spellStart"/>
+      <w:r>
+        <w:rPr>
+          <w:rFonts w:ascii="Times New Roman" w:hAnsi="Times New Roman" w:cs="Times New Roman"/>
+          <w:b/>
+          <w:bCs/>
+          <w:sz w:val="28"/>
+          <w:szCs w:val="28"/>
+        </w:rPr>
+        <w:t>displayInfo</w:t>
+      </w:r>
+      <w:proofErr w:type="spellEnd"/>
+      <w:proofErr w:type="gramEnd"/>
+      <w:r>
+        <w:rPr>
+          <w:rFonts w:ascii="Times New Roman" w:hAnsi="Times New Roman" w:cs="Times New Roman"/>
+          <w:b/>
+          <w:bCs/>
+          <w:sz w:val="28"/>
+          <w:szCs w:val="28"/>
+        </w:rPr>
+        <w:t xml:space="preserve">(): </w:t>
+      </w:r>
+      <w:proofErr w:type="spellStart"/>
+      <w:r>
+        <w:rPr>
+          <w:rFonts w:ascii="Times New Roman" w:hAnsi="Times New Roman" w:cs="Times New Roman"/>
+          <w:b/>
+          <w:bCs/>
+          <w:sz w:val="28"/>
+          <w:szCs w:val="28"/>
+        </w:rPr>
+        <w:t>menampilkan</w:t>
+      </w:r>
+      <w:proofErr w:type="spellEnd"/>
+      <w:r>
+        <w:rPr>
+          <w:rFonts w:ascii="Times New Roman" w:hAnsi="Times New Roman" w:cs="Times New Roman"/>
+          <w:b/>
+          <w:bCs/>
+          <w:sz w:val="28"/>
+          <w:szCs w:val="28"/>
+        </w:rPr>
+        <w:t xml:space="preserve"> </w:t>
+      </w:r>
+      <w:proofErr w:type="spellStart"/>
+      <w:r>
+        <w:rPr>
+          <w:rFonts w:ascii="Times New Roman" w:hAnsi="Times New Roman" w:cs="Times New Roman"/>
+          <w:b/>
+          <w:bCs/>
+          <w:sz w:val="28"/>
+          <w:szCs w:val="28"/>
+        </w:rPr>
+        <w:t>seluruh</w:t>
+      </w:r>
+      <w:proofErr w:type="spellEnd"/>
+      <w:r>
+        <w:rPr>
+          <w:rFonts w:ascii="Times New Roman" w:hAnsi="Times New Roman" w:cs="Times New Roman"/>
+          <w:b/>
+          <w:bCs/>
+          <w:sz w:val="28"/>
+          <w:szCs w:val="28"/>
+        </w:rPr>
+        <w:t xml:space="preserve"> detail item </w:t>
+      </w:r>
+      <w:proofErr w:type="spellStart"/>
+      <w:r>
+        <w:rPr>
+          <w:rFonts w:ascii="Times New Roman" w:hAnsi="Times New Roman" w:cs="Times New Roman"/>
+          <w:b/>
+          <w:bCs/>
+          <w:sz w:val="28"/>
+          <w:szCs w:val="28"/>
+        </w:rPr>
+        <w:t>dari</w:t>
+      </w:r>
+      <w:proofErr w:type="spellEnd"/>
+      <w:r>
+        <w:rPr>
+          <w:rFonts w:ascii="Times New Roman" w:hAnsi="Times New Roman" w:cs="Times New Roman"/>
+          <w:b/>
+          <w:bCs/>
+          <w:sz w:val="28"/>
+          <w:szCs w:val="28"/>
+        </w:rPr>
+        <w:t xml:space="preserve"> total </w:t>
+      </w:r>
+      <w:proofErr w:type="spellStart"/>
+      <w:r>
+        <w:rPr>
+          <w:rFonts w:ascii="Times New Roman" w:hAnsi="Times New Roman" w:cs="Times New Roman"/>
+          <w:b/>
+          <w:bCs/>
+          <w:sz w:val="28"/>
+          <w:szCs w:val="28"/>
+        </w:rPr>
+        <w:t>nilainya</w:t>
+      </w:r>
+      <w:proofErr w:type="spellEnd"/>
+      <w:r>
+        <w:rPr>
+          <w:rFonts w:ascii="Times New Roman" w:hAnsi="Times New Roman" w:cs="Times New Roman"/>
+          <w:b/>
+          <w:bCs/>
+          <w:sz w:val="28"/>
+          <w:szCs w:val="28"/>
+        </w:rPr>
+        <w:t xml:space="preserve"> (quantity * price).</w:t>
       </w:r>
     </w:p>
     <w:p>
       <w:pPr>
         <w:pStyle w:val="BodyText"/>
-        <w:spacing w:before="0" w:after="0"/>
-        <w:ind w:left="1080"/>
-        <w:jc w:val="center"/>
-        <w:rPr>
-          <w:rFonts w:ascii="Times New Roman" w:hAnsi="Times New Roman" w:cs="Times New Roman"/>
-          <w:sz w:val="28"/>
-          <w:szCs w:val="28"/>
-        </w:rPr>
-      </w:pPr>
-      <w:r>
-        <w:rPr>
-          <w:rFonts w:ascii="Times New Roman" w:hAnsi="Times New Roman" w:cs="Times New Roman"/>
-          <w:noProof/>
-          <w:sz w:val="28"/>
-          <w:szCs w:val="28"/>
-        </w:rPr>
-        <w:drawing>
-          <wp:inline distT="0" distB="0" distL="0" distR="0" wp14:anchorId="5C0C1C34" wp14:editId="57A2DCCB">
-            <wp:extent cx="1691787" cy="838273"/>
-            <wp:effectExtent l="0" t="0" r="3810" b="0"/>
-            <wp:docPr id="795743401" name="Picture 1"/>
-            <wp:cNvGraphicFramePr>
-              <a:graphicFrameLocks xmlns:a="http://schemas.openxmlformats.org/drawingml/2006/main" noChangeAspect="1"/>
-            </wp:cNvGraphicFramePr>
-            <a:graphic xmlns:a="http://schemas.openxmlformats.org/drawingml/2006/main">
-              <a:graphicData uri="http://schemas.openxmlformats.org/drawingml/2006/picture">
-                <pic:pic xmlns:pic="http://schemas.openxmlformats.org/drawingml/2006/picture">
-                  <pic:nvPicPr>
-                    <pic:cNvPr id="795743401" name=""/>
-                    <pic:cNvPicPr/>
-                  </pic:nvPicPr>
-                  <pic:blipFill>
-                    <a:blip r:embed="rId6"/>
-                    <a:stretch>
-                      <a:fillRect/>
-                    </a:stretch>
-                  </pic:blipFill>
-                  <pic:spPr>
-                    <a:xfrm>
-                      <a:off x="0" y="0"/>
-                      <a:ext cx="1691787" cy="838273"/>
-                    </a:xfrm>
-                    <a:prstGeom prst="rect">
-                      <a:avLst/>
-                    </a:prstGeom>
-                  </pic:spPr>
-                </pic:pic>
-              </a:graphicData>
-            </a:graphic>
-          </wp:inline>
-        </w:drawing>
-      </w:r>
-    </w:p>
-    <w:p>
-      <w:pPr>
-        <w:pStyle w:val="BodyText"/>
-        <w:spacing w:before="0" w:after="0"/>
-        <w:ind w:left="1080"/>
-        <w:jc w:val="center"/>
-        <w:rPr>
-          <w:rFonts w:ascii="Times New Roman" w:hAnsi="Times New Roman" w:cs="Times New Roman"/>
-          <w:sz w:val="28"/>
-          <w:szCs w:val="28"/>
-        </w:rPr>
-      </w:pPr>
-      <w:r>
-        <w:rPr>
-          <w:rFonts w:ascii="Times New Roman" w:hAnsi="Times New Roman" w:cs="Times New Roman"/>
-          <w:sz w:val="28"/>
-          <w:szCs w:val="28"/>
-        </w:rPr>
-        <w:t>(Gambar 1 Class Pada Weapon ,Source: File Pribadi)</w:t>
-      </w:r>
-    </w:p>
-    <w:p>
-      <w:pPr>
-        <w:pStyle w:val="BodyText"/>
-        <w:spacing w:before="0" w:after="0"/>
-        <w:ind w:left="1080"/>
-        <w:rPr>
-          <w:rFonts w:ascii="Times New Roman" w:hAnsi="Times New Roman" w:cs="Times New Roman"/>
-          <w:sz w:val="28"/>
-          <w:szCs w:val="28"/>
-        </w:rPr>
-      </w:pPr>
-    </w:p>
-    <w:p>
-      <w:pPr>
-        <w:pStyle w:val="BodyText"/>
         <w:numPr>
-          <w:ilvl w:val="0"/>
-          <w:numId w:val="44"/>
+          <w:ilvl w:val="1"/>
+          <w:numId w:val="43"/>
         </w:numPr>
-        <w:spacing w:before="0" w:after="0"/>
-        <w:rPr>
-          <w:rFonts w:ascii="Times New Roman" w:hAnsi="Times New Roman" w:cs="Times New Roman"/>
-          <w:b/>
-          <w:bCs/>
-          <w:sz w:val="28"/>
-          <w:szCs w:val="28"/>
-        </w:rPr>
-      </w:pPr>
-      <w:r>
-        <w:rPr>
-          <w:rFonts w:ascii="Times New Roman" w:hAnsi="Times New Roman" w:cs="Times New Roman"/>
-          <w:b/>
-          <w:bCs/>
-          <w:sz w:val="28"/>
-          <w:szCs w:val="28"/>
-        </w:rPr>
-        <w:t>Implementasikan konstruktor untuk menginisialisasi value name dan damage senjata.</w:t>
-      </w:r>
-    </w:p>
-    <w:p>
-      <w:pPr>
-        <w:pStyle w:val="BodyText"/>
-        <w:spacing w:before="0" w:after="0"/>
-        <w:ind w:left="1080"/>
-        <w:rPr>
-          <w:rFonts w:ascii="Times New Roman" w:hAnsi="Times New Roman" w:cs="Times New Roman"/>
-          <w:sz w:val="28"/>
-          <w:szCs w:val="28"/>
-        </w:rPr>
-      </w:pPr>
-    </w:p>
-    <w:p>
-      <w:pPr>
-        <w:pStyle w:val="BodyText"/>
-        <w:spacing w:before="0" w:after="0"/>
-        <w:ind w:left="1080"/>
-        <w:rPr>
-          <w:rFonts w:ascii="Times New Roman" w:hAnsi="Times New Roman" w:cs="Times New Roman"/>
-          <w:sz w:val="28"/>
-          <w:szCs w:val="28"/>
-        </w:rPr>
-      </w:pPr>
-      <w:r>
-        <w:rPr>
-          <w:rFonts w:ascii="Times New Roman" w:hAnsi="Times New Roman" w:cs="Times New Roman"/>
-          <w:sz w:val="28"/>
-          <w:szCs w:val="28"/>
-        </w:rPr>
-        <w:t xml:space="preserve">Berikut Adalah </w:t>
-      </w:r>
-      <w:r>
-        <w:rPr>
-          <w:rFonts w:ascii="Times New Roman" w:hAnsi="Times New Roman" w:cs="Times New Roman"/>
-          <w:sz w:val="28"/>
-          <w:szCs w:val="28"/>
-        </w:rPr>
-        <w:t>Source Code yang di Screenshots</w:t>
-      </w:r>
-      <w:r>
-        <w:rPr>
-          <w:rFonts w:ascii="Times New Roman" w:hAnsi="Times New Roman" w:cs="Times New Roman"/>
-          <w:sz w:val="28"/>
-          <w:szCs w:val="28"/>
-        </w:rPr>
-        <w:t>;</w:t>
-      </w:r>
-    </w:p>
-    <w:p>
-      <w:pPr>
-        <w:pStyle w:val="BodyText"/>
-        <w:spacing w:before="0" w:after="0"/>
-        <w:ind w:left="1080"/>
-        <w:rPr>
-          <w:rFonts w:ascii="Times New Roman" w:hAnsi="Times New Roman" w:cs="Times New Roman"/>
-          <w:sz w:val="28"/>
-          <w:szCs w:val="28"/>
-        </w:rPr>
-      </w:pPr>
-    </w:p>
-    <w:p>
-      <w:pPr>
-        <w:pStyle w:val="BodyText"/>
-        <w:spacing w:before="0" w:after="0"/>
-        <w:ind w:left="1080"/>
-        <w:jc w:val="center"/>
-        <w:rPr>
-          <w:rFonts w:ascii="Times New Roman" w:hAnsi="Times New Roman" w:cs="Times New Roman"/>
-          <w:sz w:val="28"/>
-          <w:szCs w:val="28"/>
-        </w:rPr>
-      </w:pPr>
-      <w:r>
-        <w:rPr>
-          <w:rFonts w:ascii="Times New Roman" w:hAnsi="Times New Roman" w:cs="Times New Roman"/>
-          <w:noProof/>
-          <w:sz w:val="28"/>
-          <w:szCs w:val="28"/>
-        </w:rPr>
-        <w:lastRenderedPageBreak/>
-        <w:drawing>
-          <wp:inline distT="0" distB="0" distL="0" distR="0" wp14:anchorId="7E3CA14A" wp14:editId="770486D2">
-            <wp:extent cx="4000847" cy="990686"/>
-            <wp:effectExtent l="0" t="0" r="0" b="0"/>
-            <wp:docPr id="2048565748" name="Picture 1"/>
-            <wp:cNvGraphicFramePr>
-              <a:graphicFrameLocks xmlns:a="http://schemas.openxmlformats.org/drawingml/2006/main" noChangeAspect="1"/>
-            </wp:cNvGraphicFramePr>
-            <a:graphic xmlns:a="http://schemas.openxmlformats.org/drawingml/2006/main">
-              <a:graphicData uri="http://schemas.openxmlformats.org/drawingml/2006/picture">
-                <pic:pic xmlns:pic="http://schemas.openxmlformats.org/drawingml/2006/picture">
-                  <pic:nvPicPr>
-                    <pic:cNvPr id="2048565748" name=""/>
-                    <pic:cNvPicPr/>
-                  </pic:nvPicPr>
-                  <pic:blipFill>
-                    <a:blip r:embed="rId7"/>
-                    <a:stretch>
-                      <a:fillRect/>
-                    </a:stretch>
-                  </pic:blipFill>
-                  <pic:spPr>
-                    <a:xfrm>
-                      <a:off x="0" y="0"/>
-                      <a:ext cx="4000847" cy="990686"/>
-                    </a:xfrm>
-                    <a:prstGeom prst="rect">
-                      <a:avLst/>
-                    </a:prstGeom>
-                  </pic:spPr>
-                </pic:pic>
-              </a:graphicData>
-            </a:graphic>
-          </wp:inline>
-        </w:drawing>
-      </w:r>
-    </w:p>
-    <w:p>
-      <w:pPr>
-        <w:pStyle w:val="BodyText"/>
-        <w:spacing w:before="0" w:after="0"/>
-        <w:ind w:left="1080"/>
-        <w:jc w:val="center"/>
-        <w:rPr>
-          <w:rFonts w:ascii="Times New Roman" w:hAnsi="Times New Roman" w:cs="Times New Roman"/>
-          <w:sz w:val="28"/>
-          <w:szCs w:val="28"/>
-        </w:rPr>
-      </w:pPr>
-      <w:r>
-        <w:rPr>
-          <w:rFonts w:ascii="Times New Roman" w:hAnsi="Times New Roman" w:cs="Times New Roman"/>
-          <w:sz w:val="28"/>
-          <w:szCs w:val="28"/>
-        </w:rPr>
-        <w:t>(Gambar 2 konstruktor pada weapon, Source</w:t>
-      </w:r>
-      <w:r>
-        <w:rPr>
-          <w:rFonts w:ascii="Times New Roman" w:hAnsi="Times New Roman" w:cs="Times New Roman"/>
-          <w:sz w:val="28"/>
-          <w:szCs w:val="28"/>
-        </w:rPr>
-        <w:t>:</w:t>
-      </w:r>
-      <w:r>
-        <w:rPr>
-          <w:rFonts w:ascii="Times New Roman" w:hAnsi="Times New Roman" w:cs="Times New Roman"/>
-          <w:sz w:val="28"/>
-          <w:szCs w:val="28"/>
-        </w:rPr>
-        <w:t xml:space="preserve"> File Pribadi)</w:t>
-      </w:r>
-    </w:p>
-    <w:p>
-      <w:pPr>
-        <w:pStyle w:val="BodyText"/>
-        <w:spacing w:before="0" w:after="0"/>
-        <w:ind w:left="1080"/>
-        <w:jc w:val="center"/>
-        <w:rPr>
-          <w:rFonts w:ascii="Times New Roman" w:hAnsi="Times New Roman" w:cs="Times New Roman"/>
-          <w:sz w:val="28"/>
-          <w:szCs w:val="28"/>
-        </w:rPr>
-      </w:pPr>
-    </w:p>
-    <w:p>
-      <w:pPr>
-        <w:pStyle w:val="BodyText"/>
-        <w:numPr>
-          <w:ilvl w:val="0"/>
-          <w:numId w:val="44"/>
-        </w:numPr>
-        <w:spacing w:before="0" w:after="0"/>
-        <w:rPr>
-          <w:rFonts w:ascii="Times New Roman" w:hAnsi="Times New Roman" w:cs="Times New Roman"/>
-          <w:b/>
-          <w:bCs/>
-          <w:sz w:val="28"/>
-          <w:szCs w:val="28"/>
-        </w:rPr>
-      </w:pPr>
-      <w:r>
-        <w:rPr>
-          <w:rFonts w:ascii="Times New Roman" w:hAnsi="Times New Roman" w:cs="Times New Roman"/>
-          <w:b/>
-          <w:bCs/>
-          <w:sz w:val="28"/>
-          <w:szCs w:val="28"/>
-        </w:rPr>
-        <w:t>Buatlah method attack() yang akan menampilkan pesan menyerang dan menunjukkan kerusakan yang diberikan oleh senjata.</w:t>
-      </w:r>
-    </w:p>
-    <w:p>
-      <w:pPr>
-        <w:pStyle w:val="BodyText"/>
-        <w:spacing w:before="0" w:after="0"/>
-        <w:ind w:left="1080"/>
-        <w:rPr>
-          <w:rFonts w:ascii="Times New Roman" w:hAnsi="Times New Roman" w:cs="Times New Roman"/>
-          <w:sz w:val="28"/>
-          <w:szCs w:val="28"/>
-        </w:rPr>
-      </w:pPr>
-    </w:p>
-    <w:p>
-      <w:pPr>
-        <w:pStyle w:val="BodyText"/>
-        <w:spacing w:before="0" w:after="0"/>
-        <w:ind w:left="1080"/>
-        <w:rPr>
-          <w:rFonts w:ascii="Times New Roman" w:hAnsi="Times New Roman" w:cs="Times New Roman"/>
-          <w:sz w:val="28"/>
-          <w:szCs w:val="28"/>
-        </w:rPr>
-      </w:pPr>
-      <w:r>
-        <w:rPr>
-          <w:rFonts w:ascii="Times New Roman" w:hAnsi="Times New Roman" w:cs="Times New Roman"/>
-          <w:sz w:val="28"/>
-          <w:szCs w:val="28"/>
-        </w:rPr>
-        <w:t xml:space="preserve">Berikut Adalah </w:t>
-      </w:r>
-      <w:r>
-        <w:rPr>
-          <w:rFonts w:ascii="Times New Roman" w:hAnsi="Times New Roman" w:cs="Times New Roman"/>
-          <w:sz w:val="28"/>
-          <w:szCs w:val="28"/>
-        </w:rPr>
-        <w:t>Source Code yang di S</w:t>
-      </w:r>
-      <w:r>
-        <w:rPr>
-          <w:rFonts w:ascii="Times New Roman" w:hAnsi="Times New Roman" w:cs="Times New Roman"/>
-          <w:sz w:val="28"/>
-          <w:szCs w:val="28"/>
-        </w:rPr>
-        <w:t>creenshots;</w:t>
-      </w:r>
-    </w:p>
-    <w:p>
-      <w:pPr>
-        <w:pStyle w:val="BodyText"/>
-        <w:spacing w:before="0" w:after="0"/>
-        <w:ind w:left="1080"/>
-        <w:rPr>
-          <w:rFonts w:ascii="Times New Roman" w:hAnsi="Times New Roman" w:cs="Times New Roman"/>
-          <w:sz w:val="28"/>
-          <w:szCs w:val="28"/>
-        </w:rPr>
-      </w:pPr>
-    </w:p>
-    <w:p>
-      <w:pPr>
-        <w:pStyle w:val="BodyText"/>
-        <w:spacing w:before="0" w:after="0"/>
-        <w:ind w:left="1080"/>
-        <w:rPr>
-          <w:rFonts w:ascii="Times New Roman" w:hAnsi="Times New Roman" w:cs="Times New Roman"/>
-          <w:sz w:val="28"/>
-          <w:szCs w:val="28"/>
-        </w:rPr>
-      </w:pPr>
-      <w:r>
-        <w:rPr>
-          <w:rFonts w:ascii="Times New Roman" w:hAnsi="Times New Roman" w:cs="Times New Roman"/>
-          <w:noProof/>
-          <w:sz w:val="28"/>
-          <w:szCs w:val="28"/>
-        </w:rPr>
-        <w:drawing>
-          <wp:inline distT="0" distB="0" distL="0" distR="0" wp14:anchorId="4DC14399" wp14:editId="63F7AD56">
-            <wp:extent cx="5943600" cy="1072515"/>
-            <wp:effectExtent l="0" t="0" r="0" b="0"/>
-            <wp:docPr id="611043457" name="Picture 1"/>
-            <wp:cNvGraphicFramePr>
-              <a:graphicFrameLocks xmlns:a="http://schemas.openxmlformats.org/drawingml/2006/main" noChangeAspect="1"/>
-            </wp:cNvGraphicFramePr>
-            <a:graphic xmlns:a="http://schemas.openxmlformats.org/drawingml/2006/main">
-              <a:graphicData uri="http://schemas.openxmlformats.org/drawingml/2006/picture">
-                <pic:pic xmlns:pic="http://schemas.openxmlformats.org/drawingml/2006/picture">
-                  <pic:nvPicPr>
-                    <pic:cNvPr id="611043457" name=""/>
-                    <pic:cNvPicPr/>
-                  </pic:nvPicPr>
-                  <pic:blipFill>
-                    <a:blip r:embed="rId8"/>
-                    <a:stretch>
-                      <a:fillRect/>
-                    </a:stretch>
-                  </pic:blipFill>
-                  <pic:spPr>
-                    <a:xfrm>
-                      <a:off x="0" y="0"/>
-                      <a:ext cx="5943600" cy="1072515"/>
-                    </a:xfrm>
-                    <a:prstGeom prst="rect">
-                      <a:avLst/>
-                    </a:prstGeom>
-                  </pic:spPr>
-                </pic:pic>
-              </a:graphicData>
-            </a:graphic>
-          </wp:inline>
-        </w:drawing>
-      </w:r>
-    </w:p>
-    <w:p>
-      <w:pPr>
-        <w:pStyle w:val="BodyText"/>
-        <w:spacing w:before="0" w:after="0"/>
-        <w:ind w:left="1080"/>
-        <w:jc w:val="center"/>
-        <w:rPr>
-          <w:rFonts w:ascii="Times New Roman" w:hAnsi="Times New Roman" w:cs="Times New Roman"/>
-          <w:sz w:val="28"/>
-          <w:szCs w:val="28"/>
-        </w:rPr>
-      </w:pPr>
-      <w:r>
-        <w:rPr>
-          <w:rFonts w:ascii="Times New Roman" w:hAnsi="Times New Roman" w:cs="Times New Roman"/>
-          <w:sz w:val="28"/>
-          <w:szCs w:val="28"/>
-        </w:rPr>
-        <w:t>(Gambar 3 Method Attack Pada Weapon, Source: File Pribadi)</w:t>
-      </w:r>
-    </w:p>
-    <w:p>
-      <w:pPr>
-        <w:pStyle w:val="BodyText"/>
-        <w:spacing w:before="0" w:after="0"/>
-        <w:ind w:left="1080"/>
-        <w:rPr>
-          <w:rFonts w:ascii="Times New Roman" w:hAnsi="Times New Roman" w:cs="Times New Roman"/>
-          <w:sz w:val="28"/>
-          <w:szCs w:val="28"/>
-        </w:rPr>
-      </w:pPr>
-    </w:p>
-    <w:p>
-      <w:pPr>
-        <w:pStyle w:val="BodyText"/>
-        <w:numPr>
-          <w:ilvl w:val="0"/>
-          <w:numId w:val="44"/>
-        </w:numPr>
-        <w:spacing w:before="0" w:after="0"/>
-        <w:rPr>
-          <w:rFonts w:ascii="Times New Roman" w:hAnsi="Times New Roman" w:cs="Times New Roman"/>
-          <w:b/>
-          <w:bCs/>
-          <w:sz w:val="28"/>
-          <w:szCs w:val="28"/>
-        </w:rPr>
-      </w:pPr>
-      <w:r>
-        <w:rPr>
-          <w:rFonts w:ascii="Times New Roman" w:hAnsi="Times New Roman" w:cs="Times New Roman"/>
-          <w:b/>
-          <w:bCs/>
-          <w:sz w:val="28"/>
-          <w:szCs w:val="28"/>
-        </w:rPr>
-        <w:t>Buatlah objek weapon dengan 3 nama dan kerusakan yang berbeda dan uji method attack().</w:t>
-      </w:r>
-    </w:p>
-    <w:p>
-      <w:pPr>
-        <w:pStyle w:val="BodyText"/>
-        <w:spacing w:before="0" w:after="0"/>
-        <w:ind w:left="1080"/>
-        <w:rPr>
-          <w:rFonts w:ascii="Times New Roman" w:hAnsi="Times New Roman" w:cs="Times New Roman"/>
-          <w:sz w:val="28"/>
-          <w:szCs w:val="28"/>
-        </w:rPr>
-      </w:pPr>
-    </w:p>
-    <w:p>
-      <w:pPr>
-        <w:pStyle w:val="BodyText"/>
-        <w:spacing w:before="0" w:after="0"/>
-        <w:ind w:left="1080"/>
-        <w:rPr>
-          <w:rFonts w:ascii="Times New Roman" w:hAnsi="Times New Roman" w:cs="Times New Roman"/>
-          <w:sz w:val="28"/>
-          <w:szCs w:val="28"/>
-        </w:rPr>
-      </w:pPr>
-      <w:r>
-        <w:rPr>
-          <w:rFonts w:ascii="Times New Roman" w:hAnsi="Times New Roman" w:cs="Times New Roman"/>
-          <w:sz w:val="28"/>
-          <w:szCs w:val="28"/>
-        </w:rPr>
-        <w:t>Berikut Adalah Source Code yang di Screenshots:</w:t>
-      </w:r>
-    </w:p>
-    <w:p>
-      <w:pPr>
-        <w:pStyle w:val="BodyText"/>
-        <w:spacing w:before="0" w:after="0"/>
-        <w:ind w:left="1080"/>
-        <w:rPr>
-          <w:rFonts w:ascii="Times New Roman" w:hAnsi="Times New Roman" w:cs="Times New Roman"/>
-          <w:sz w:val="28"/>
-          <w:szCs w:val="28"/>
-        </w:rPr>
-      </w:pPr>
-    </w:p>
-    <w:p>
-      <w:pPr>
-        <w:pStyle w:val="BodyText"/>
-        <w:spacing w:before="0" w:after="0"/>
-        <w:ind w:left="1080"/>
-        <w:jc w:val="center"/>
-        <w:rPr>
-          <w:rFonts w:ascii="Times New Roman" w:hAnsi="Times New Roman" w:cs="Times New Roman"/>
-          <w:sz w:val="28"/>
-          <w:szCs w:val="28"/>
-        </w:rPr>
-      </w:pPr>
-      <w:r>
-        <w:rPr>
-          <w:rFonts w:ascii="Times New Roman" w:hAnsi="Times New Roman" w:cs="Times New Roman"/>
-          <w:noProof/>
-          <w:sz w:val="28"/>
-          <w:szCs w:val="28"/>
-        </w:rPr>
-        <w:drawing>
-          <wp:inline distT="0" distB="0" distL="0" distR="0" wp14:anchorId="04757A49" wp14:editId="29E0E85C">
-            <wp:extent cx="3596952" cy="2072820"/>
-            <wp:effectExtent l="0" t="0" r="3810" b="3810"/>
-            <wp:docPr id="901027665" name="Picture 1"/>
-            <wp:cNvGraphicFramePr>
-              <a:graphicFrameLocks xmlns:a="http://schemas.openxmlformats.org/drawingml/2006/main" noChangeAspect="1"/>
-            </wp:cNvGraphicFramePr>
-            <a:graphic xmlns:a="http://schemas.openxmlformats.org/drawingml/2006/main">
-              <a:graphicData uri="http://schemas.openxmlformats.org/drawingml/2006/picture">
-                <pic:pic xmlns:pic="http://schemas.openxmlformats.org/drawingml/2006/picture">
-                  <pic:nvPicPr>
-                    <pic:cNvPr id="901027665" name=""/>
-                    <pic:cNvPicPr/>
-                  </pic:nvPicPr>
-                  <pic:blipFill>
-                    <a:blip r:embed="rId9"/>
-                    <a:stretch>
-                      <a:fillRect/>
-                    </a:stretch>
-                  </pic:blipFill>
-                  <pic:spPr>
-                    <a:xfrm>
-                      <a:off x="0" y="0"/>
-                      <a:ext cx="3596952" cy="2072820"/>
-                    </a:xfrm>
-                    <a:prstGeom prst="rect">
-                      <a:avLst/>
-                    </a:prstGeom>
-                  </pic:spPr>
-                </pic:pic>
-              </a:graphicData>
-            </a:graphic>
-          </wp:inline>
-        </w:drawing>
-      </w:r>
-    </w:p>
-    <w:p>
-      <w:pPr>
-        <w:pStyle w:val="BodyText"/>
-        <w:spacing w:before="0" w:after="0"/>
-        <w:ind w:left="1080"/>
-        <w:jc w:val="center"/>
-        <w:rPr>
-          <w:rFonts w:ascii="Times New Roman" w:hAnsi="Times New Roman" w:cs="Times New Roman"/>
-          <w:sz w:val="28"/>
-          <w:szCs w:val="28"/>
-        </w:rPr>
-      </w:pPr>
-      <w:r>
-        <w:rPr>
-          <w:rFonts w:ascii="Times New Roman" w:hAnsi="Times New Roman" w:cs="Times New Roman"/>
-          <w:sz w:val="28"/>
-          <w:szCs w:val="28"/>
-        </w:rPr>
-        <w:t>(Gambar 4 objek weapon untuk menguji method attack, Source: File Pribadi)</w:t>
-      </w:r>
-    </w:p>
-    <w:p>
-      <w:pPr>
-        <w:pStyle w:val="BodyText"/>
-        <w:spacing w:before="0" w:after="0"/>
-        <w:ind w:left="1080"/>
-        <w:rPr>
-          <w:rFonts w:ascii="Times New Roman" w:hAnsi="Times New Roman" w:cs="Times New Roman"/>
-          <w:b/>
-          <w:bCs/>
-          <w:sz w:val="28"/>
-          <w:szCs w:val="28"/>
-        </w:rPr>
-      </w:pPr>
-      <w:r>
-        <w:rPr>
-          <w:rFonts w:ascii="Times New Roman" w:hAnsi="Times New Roman" w:cs="Times New Roman"/>
-          <w:b/>
-          <w:bCs/>
-          <w:sz w:val="28"/>
-          <w:szCs w:val="28"/>
-        </w:rPr>
-        <w:t>Ouput</w:t>
-      </w:r>
-      <w:r>
-        <w:rPr>
-          <w:rFonts w:ascii="Times New Roman" w:hAnsi="Times New Roman" w:cs="Times New Roman"/>
-          <w:b/>
-          <w:bCs/>
-          <w:sz w:val="28"/>
-          <w:szCs w:val="28"/>
-        </w:rPr>
-        <w:t xml:space="preserve">: </w:t>
-      </w:r>
-    </w:p>
-    <w:p>
-      <w:pPr>
-        <w:pStyle w:val="BodyText"/>
-        <w:spacing w:before="0" w:after="0"/>
-        <w:ind w:left="1080"/>
-        <w:rPr>
-          <w:rFonts w:ascii="Times New Roman" w:hAnsi="Times New Roman" w:cs="Times New Roman"/>
-          <w:b/>
-          <w:bCs/>
-          <w:sz w:val="28"/>
-          <w:szCs w:val="28"/>
-        </w:rPr>
-      </w:pPr>
-      <w:r>
-        <w:rPr>
-          <w:rFonts w:ascii="Times New Roman" w:hAnsi="Times New Roman" w:cs="Times New Roman"/>
-          <w:b/>
-          <w:bCs/>
-          <w:noProof/>
-          <w:sz w:val="28"/>
-          <w:szCs w:val="28"/>
-        </w:rPr>
-        <w:lastRenderedPageBreak/>
-        <w:drawing>
-          <wp:inline distT="0" distB="0" distL="0" distR="0" wp14:anchorId="32E0EF45" wp14:editId="1346B629">
-            <wp:extent cx="5943600" cy="629920"/>
-            <wp:effectExtent l="0" t="0" r="0" b="0"/>
-            <wp:docPr id="1314547438" name="Picture 1"/>
-            <wp:cNvGraphicFramePr>
-              <a:graphicFrameLocks xmlns:a="http://schemas.openxmlformats.org/drawingml/2006/main" noChangeAspect="1"/>
-            </wp:cNvGraphicFramePr>
-            <a:graphic xmlns:a="http://schemas.openxmlformats.org/drawingml/2006/main">
-              <a:graphicData uri="http://schemas.openxmlformats.org/drawingml/2006/picture">
-                <pic:pic xmlns:pic="http://schemas.openxmlformats.org/drawingml/2006/picture">
-                  <pic:nvPicPr>
-                    <pic:cNvPr id="1314547438" name=""/>
-                    <pic:cNvPicPr/>
-                  </pic:nvPicPr>
-                  <pic:blipFill>
-                    <a:blip r:embed="rId10"/>
-                    <a:stretch>
-                      <a:fillRect/>
-                    </a:stretch>
-                  </pic:blipFill>
-                  <pic:spPr>
-                    <a:xfrm>
-                      <a:off x="0" y="0"/>
-                      <a:ext cx="5943600" cy="629920"/>
-                    </a:xfrm>
-                    <a:prstGeom prst="rect">
-                      <a:avLst/>
-                    </a:prstGeom>
-                  </pic:spPr>
-                </pic:pic>
-              </a:graphicData>
-            </a:graphic>
-          </wp:inline>
-        </w:drawing>
-      </w:r>
-    </w:p>
-    <w:p>
-      <w:pPr>
-        <w:pStyle w:val="BodyText"/>
-        <w:spacing w:before="0" w:after="0"/>
-        <w:ind w:left="1080"/>
-        <w:jc w:val="center"/>
-        <w:rPr>
-          <w:rFonts w:ascii="Times New Roman" w:hAnsi="Times New Roman" w:cs="Times New Roman"/>
-          <w:sz w:val="28"/>
-          <w:szCs w:val="28"/>
-        </w:rPr>
-      </w:pPr>
-      <w:r>
-        <w:rPr>
-          <w:rFonts w:ascii="Times New Roman" w:hAnsi="Times New Roman" w:cs="Times New Roman"/>
-          <w:sz w:val="28"/>
-          <w:szCs w:val="28"/>
-        </w:rPr>
-        <w:t>(Gambar 5 Ouput dari Source Code,Source: File Pribadi)</w:t>
-      </w:r>
-    </w:p>
-    <w:p>
-      <w:pPr>
-        <w:pStyle w:val="BodyText"/>
-        <w:spacing w:before="0" w:after="0"/>
-        <w:ind w:left="1080"/>
-        <w:jc w:val="center"/>
-        <w:rPr>
-          <w:rFonts w:ascii="Times New Roman" w:hAnsi="Times New Roman" w:cs="Times New Roman"/>
-          <w:sz w:val="28"/>
-          <w:szCs w:val="28"/>
-        </w:rPr>
-      </w:pPr>
+        <w:spacing w:after="0"/>
+        <w:rPr>
+          <w:rFonts w:ascii="Times New Roman" w:hAnsi="Times New Roman" w:cs="Times New Roman"/>
+          <w:b/>
+          <w:bCs/>
+          <w:sz w:val="28"/>
+          <w:szCs w:val="28"/>
+        </w:rPr>
+      </w:pPr>
+      <w:proofErr w:type="spellStart"/>
+      <w:r>
+        <w:rPr>
+          <w:rFonts w:ascii="Times New Roman" w:hAnsi="Times New Roman" w:cs="Times New Roman"/>
+          <w:b/>
+          <w:bCs/>
+          <w:sz w:val="28"/>
+          <w:szCs w:val="28"/>
+        </w:rPr>
+        <w:t>Difungsi</w:t>
+      </w:r>
+      <w:proofErr w:type="spellEnd"/>
+      <w:r>
+        <w:rPr>
+          <w:rFonts w:ascii="Times New Roman" w:hAnsi="Times New Roman" w:cs="Times New Roman"/>
+          <w:b/>
+          <w:bCs/>
+          <w:sz w:val="28"/>
+          <w:szCs w:val="28"/>
+        </w:rPr>
+        <w:t xml:space="preserve"> </w:t>
+      </w:r>
+      <w:proofErr w:type="gramStart"/>
+      <w:r>
+        <w:rPr>
+          <w:rFonts w:ascii="Times New Roman" w:hAnsi="Times New Roman" w:cs="Times New Roman"/>
+          <w:b/>
+          <w:bCs/>
+          <w:sz w:val="28"/>
+          <w:szCs w:val="28"/>
+        </w:rPr>
+        <w:t>main(</w:t>
+      </w:r>
+      <w:proofErr w:type="gramEnd"/>
+      <w:r>
+        <w:rPr>
+          <w:rFonts w:ascii="Times New Roman" w:hAnsi="Times New Roman" w:cs="Times New Roman"/>
+          <w:b/>
+          <w:bCs/>
+          <w:sz w:val="28"/>
+          <w:szCs w:val="28"/>
+        </w:rPr>
+        <w:t xml:space="preserve">), </w:t>
+      </w:r>
+      <w:proofErr w:type="spellStart"/>
+      <w:r>
+        <w:rPr>
+          <w:rFonts w:ascii="Times New Roman" w:hAnsi="Times New Roman" w:cs="Times New Roman"/>
+          <w:b/>
+          <w:bCs/>
+          <w:sz w:val="28"/>
+          <w:szCs w:val="28"/>
+        </w:rPr>
+        <w:t>buat</w:t>
+      </w:r>
+      <w:proofErr w:type="spellEnd"/>
+      <w:r>
+        <w:rPr>
+          <w:rFonts w:ascii="Times New Roman" w:hAnsi="Times New Roman" w:cs="Times New Roman"/>
+          <w:b/>
+          <w:bCs/>
+          <w:sz w:val="28"/>
+          <w:szCs w:val="28"/>
+        </w:rPr>
+        <w:t xml:space="preserve"> minimal 2 </w:t>
+      </w:r>
+      <w:proofErr w:type="spellStart"/>
+      <w:r>
+        <w:rPr>
+          <w:rFonts w:ascii="Times New Roman" w:hAnsi="Times New Roman" w:cs="Times New Roman"/>
+          <w:b/>
+          <w:bCs/>
+          <w:sz w:val="28"/>
+          <w:szCs w:val="28"/>
+        </w:rPr>
+        <w:t>objek</w:t>
+      </w:r>
+      <w:proofErr w:type="spellEnd"/>
+      <w:r>
+        <w:rPr>
+          <w:rFonts w:ascii="Times New Roman" w:hAnsi="Times New Roman" w:cs="Times New Roman"/>
+          <w:b/>
+          <w:bCs/>
+          <w:sz w:val="28"/>
+          <w:szCs w:val="28"/>
+        </w:rPr>
+        <w:t xml:space="preserve"> item </w:t>
+      </w:r>
+      <w:proofErr w:type="spellStart"/>
+      <w:r>
+        <w:rPr>
+          <w:rFonts w:ascii="Times New Roman" w:hAnsi="Times New Roman" w:cs="Times New Roman"/>
+          <w:b/>
+          <w:bCs/>
+          <w:sz w:val="28"/>
+          <w:szCs w:val="28"/>
+        </w:rPr>
+        <w:t>berbeda</w:t>
+      </w:r>
+      <w:proofErr w:type="spellEnd"/>
+      <w:r>
+        <w:rPr>
+          <w:rFonts w:ascii="Times New Roman" w:hAnsi="Times New Roman" w:cs="Times New Roman"/>
+          <w:b/>
+          <w:bCs/>
+          <w:sz w:val="28"/>
+          <w:szCs w:val="28"/>
+        </w:rPr>
+        <w:t xml:space="preserve"> dan uji </w:t>
+      </w:r>
+      <w:proofErr w:type="spellStart"/>
+      <w:r>
+        <w:rPr>
+          <w:rFonts w:ascii="Times New Roman" w:hAnsi="Times New Roman" w:cs="Times New Roman"/>
+          <w:b/>
+          <w:bCs/>
+          <w:sz w:val="28"/>
+          <w:szCs w:val="28"/>
+        </w:rPr>
+        <w:t>semua</w:t>
+      </w:r>
+      <w:proofErr w:type="spellEnd"/>
+      <w:r>
+        <w:rPr>
+          <w:rFonts w:ascii="Times New Roman" w:hAnsi="Times New Roman" w:cs="Times New Roman"/>
+          <w:b/>
+          <w:bCs/>
+          <w:sz w:val="28"/>
+          <w:szCs w:val="28"/>
+        </w:rPr>
+        <w:t xml:space="preserve"> method yang </w:t>
+      </w:r>
+      <w:proofErr w:type="spellStart"/>
+      <w:r>
+        <w:rPr>
+          <w:rFonts w:ascii="Times New Roman" w:hAnsi="Times New Roman" w:cs="Times New Roman"/>
+          <w:b/>
+          <w:bCs/>
+          <w:sz w:val="28"/>
+          <w:szCs w:val="28"/>
+        </w:rPr>
+        <w:t>ada</w:t>
+      </w:r>
+      <w:proofErr w:type="spellEnd"/>
+      <w:r>
+        <w:rPr>
+          <w:rFonts w:ascii="Times New Roman" w:hAnsi="Times New Roman" w:cs="Times New Roman"/>
+          <w:b/>
+          <w:bCs/>
+          <w:sz w:val="28"/>
+          <w:szCs w:val="28"/>
+        </w:rPr>
+        <w:t>.</w:t>
+      </w:r>
     </w:p>
     <w:p>
       <w:pPr>
@@ -1952,1780 +4625,1292 @@
           <w:ilvl w:val="0"/>
           <w:numId w:val="43"/>
         </w:numPr>
-        <w:spacing w:before="0" w:after="0"/>
-        <w:rPr>
-          <w:rFonts w:ascii="Times New Roman" w:hAnsi="Times New Roman" w:cs="Times New Roman"/>
-          <w:sz w:val="28"/>
-          <w:szCs w:val="28"/>
-        </w:rPr>
-      </w:pPr>
-      <w:r>
-        <w:rPr>
-          <w:rFonts w:ascii="Times New Roman" w:hAnsi="Times New Roman" w:cs="Times New Roman"/>
-          <w:sz w:val="28"/>
-          <w:szCs w:val="28"/>
-        </w:rPr>
-        <w:t>Membuat Karakter Pemain dalam Game</w:t>
+        <w:spacing w:after="0"/>
+        <w:rPr>
+          <w:rFonts w:ascii="Times New Roman" w:hAnsi="Times New Roman" w:cs="Times New Roman"/>
+          <w:b/>
+          <w:bCs/>
+          <w:sz w:val="28"/>
+          <w:szCs w:val="28"/>
+        </w:rPr>
+      </w:pPr>
+      <w:proofErr w:type="spellStart"/>
+      <w:r>
+        <w:rPr>
+          <w:rFonts w:ascii="Times New Roman" w:hAnsi="Times New Roman" w:cs="Times New Roman"/>
+          <w:b/>
+          <w:bCs/>
+          <w:sz w:val="28"/>
+          <w:szCs w:val="28"/>
+        </w:rPr>
+        <w:t>Buatlah</w:t>
+      </w:r>
+      <w:proofErr w:type="spellEnd"/>
+      <w:r>
+        <w:rPr>
+          <w:rFonts w:ascii="Times New Roman" w:hAnsi="Times New Roman" w:cs="Times New Roman"/>
+          <w:b/>
+          <w:bCs/>
+          <w:sz w:val="28"/>
+          <w:szCs w:val="28"/>
+        </w:rPr>
+        <w:t xml:space="preserve"> </w:t>
+      </w:r>
+      <w:proofErr w:type="spellStart"/>
+      <w:r>
+        <w:rPr>
+          <w:rFonts w:ascii="Times New Roman" w:hAnsi="Times New Roman" w:cs="Times New Roman"/>
+          <w:b/>
+          <w:bCs/>
+          <w:sz w:val="28"/>
+          <w:szCs w:val="28"/>
+        </w:rPr>
+        <w:t>Sistem</w:t>
+      </w:r>
+      <w:proofErr w:type="spellEnd"/>
+      <w:r>
+        <w:rPr>
+          <w:rFonts w:ascii="Times New Roman" w:hAnsi="Times New Roman" w:cs="Times New Roman"/>
+          <w:b/>
+          <w:bCs/>
+          <w:sz w:val="28"/>
+          <w:szCs w:val="28"/>
+        </w:rPr>
+        <w:t xml:space="preserve"> </w:t>
+      </w:r>
+      <w:proofErr w:type="spellStart"/>
+      <w:r>
+        <w:rPr>
+          <w:rFonts w:ascii="Times New Roman" w:hAnsi="Times New Roman" w:cs="Times New Roman"/>
+          <w:b/>
+          <w:bCs/>
+          <w:sz w:val="28"/>
+          <w:szCs w:val="28"/>
+        </w:rPr>
+        <w:t>karakter</w:t>
+      </w:r>
+      <w:proofErr w:type="spellEnd"/>
+      <w:r>
+        <w:rPr>
+          <w:rFonts w:ascii="Times New Roman" w:hAnsi="Times New Roman" w:cs="Times New Roman"/>
+          <w:b/>
+          <w:bCs/>
+          <w:sz w:val="28"/>
+          <w:szCs w:val="28"/>
+        </w:rPr>
+        <w:t xml:space="preserve"> game </w:t>
+      </w:r>
+      <w:proofErr w:type="gramStart"/>
+      <w:r>
+        <w:rPr>
+          <w:rFonts w:ascii="Times New Roman" w:hAnsi="Times New Roman" w:cs="Times New Roman"/>
+          <w:b/>
+          <w:bCs/>
+          <w:sz w:val="28"/>
+          <w:szCs w:val="28"/>
+        </w:rPr>
+        <w:t>RPG(</w:t>
+      </w:r>
+      <w:proofErr w:type="gramEnd"/>
+      <w:r>
+        <w:rPr>
+          <w:rFonts w:ascii="Times New Roman" w:hAnsi="Times New Roman" w:cs="Times New Roman"/>
+          <w:b/>
+          <w:bCs/>
+          <w:sz w:val="28"/>
+          <w:szCs w:val="28"/>
+        </w:rPr>
+        <w:t>Character Subclassing)</w:t>
       </w:r>
     </w:p>
     <w:p>
       <w:pPr>
         <w:pStyle w:val="BodyText"/>
-        <w:spacing w:before="0" w:after="0"/>
-        <w:ind w:left="720"/>
-        <w:rPr>
-          <w:rFonts w:ascii="Times New Roman" w:hAnsi="Times New Roman" w:cs="Times New Roman"/>
-          <w:sz w:val="28"/>
-          <w:szCs w:val="28"/>
-        </w:rPr>
-      </w:pPr>
+        <w:numPr>
+          <w:ilvl w:val="1"/>
+          <w:numId w:val="43"/>
+        </w:numPr>
+        <w:spacing w:after="0"/>
+        <w:rPr>
+          <w:rFonts w:ascii="Times New Roman" w:hAnsi="Times New Roman" w:cs="Times New Roman"/>
+          <w:b/>
+          <w:bCs/>
+          <w:sz w:val="28"/>
+          <w:szCs w:val="28"/>
+        </w:rPr>
+      </w:pPr>
+      <w:proofErr w:type="spellStart"/>
+      <w:r>
+        <w:rPr>
+          <w:rFonts w:ascii="Times New Roman" w:hAnsi="Times New Roman" w:cs="Times New Roman"/>
+          <w:b/>
+          <w:bCs/>
+          <w:sz w:val="28"/>
+          <w:szCs w:val="28"/>
+        </w:rPr>
+        <w:t>Rancanglah</w:t>
+      </w:r>
+      <w:proofErr w:type="spellEnd"/>
+      <w:r>
+        <w:rPr>
+          <w:rFonts w:ascii="Times New Roman" w:hAnsi="Times New Roman" w:cs="Times New Roman"/>
+          <w:b/>
+          <w:bCs/>
+          <w:sz w:val="28"/>
+          <w:szCs w:val="28"/>
+        </w:rPr>
+        <w:t xml:space="preserve"> </w:t>
+      </w:r>
+      <w:proofErr w:type="spellStart"/>
+      <w:r>
+        <w:rPr>
+          <w:rFonts w:ascii="Times New Roman" w:hAnsi="Times New Roman" w:cs="Times New Roman"/>
+          <w:b/>
+          <w:bCs/>
+          <w:sz w:val="28"/>
+          <w:szCs w:val="28"/>
+        </w:rPr>
+        <w:t>struktur</w:t>
+      </w:r>
+      <w:proofErr w:type="spellEnd"/>
+      <w:r>
+        <w:rPr>
+          <w:rFonts w:ascii="Times New Roman" w:hAnsi="Times New Roman" w:cs="Times New Roman"/>
+          <w:b/>
+          <w:bCs/>
+          <w:sz w:val="28"/>
+          <w:szCs w:val="28"/>
+        </w:rPr>
+        <w:t xml:space="preserve"> class </w:t>
+      </w:r>
+      <w:proofErr w:type="spellStart"/>
+      <w:r>
+        <w:rPr>
+          <w:rFonts w:ascii="Times New Roman" w:hAnsi="Times New Roman" w:cs="Times New Roman"/>
+          <w:b/>
+          <w:bCs/>
+          <w:sz w:val="28"/>
+          <w:szCs w:val="28"/>
+        </w:rPr>
+        <w:t>untuk</w:t>
+      </w:r>
+      <w:proofErr w:type="spellEnd"/>
+      <w:r>
+        <w:rPr>
+          <w:rFonts w:ascii="Times New Roman" w:hAnsi="Times New Roman" w:cs="Times New Roman"/>
+          <w:b/>
+          <w:bCs/>
+          <w:sz w:val="28"/>
+          <w:szCs w:val="28"/>
+        </w:rPr>
+        <w:t xml:space="preserve"> </w:t>
+      </w:r>
+      <w:proofErr w:type="spellStart"/>
+      <w:r>
+        <w:rPr>
+          <w:rFonts w:ascii="Times New Roman" w:hAnsi="Times New Roman" w:cs="Times New Roman"/>
+          <w:b/>
+          <w:bCs/>
+          <w:sz w:val="28"/>
+          <w:szCs w:val="28"/>
+        </w:rPr>
+        <w:t>karakter</w:t>
+      </w:r>
+      <w:proofErr w:type="spellEnd"/>
+      <w:r>
+        <w:rPr>
+          <w:rFonts w:ascii="Times New Roman" w:hAnsi="Times New Roman" w:cs="Times New Roman"/>
+          <w:b/>
+          <w:bCs/>
+          <w:sz w:val="28"/>
+          <w:szCs w:val="28"/>
+        </w:rPr>
+        <w:t xml:space="preserve"> game </w:t>
+      </w:r>
+      <w:proofErr w:type="spellStart"/>
+      <w:r>
+        <w:rPr>
+          <w:rFonts w:ascii="Times New Roman" w:hAnsi="Times New Roman" w:cs="Times New Roman"/>
+          <w:b/>
+          <w:bCs/>
+          <w:sz w:val="28"/>
+          <w:szCs w:val="28"/>
+        </w:rPr>
+        <w:t>menggunakan</w:t>
+      </w:r>
+      <w:proofErr w:type="spellEnd"/>
+      <w:r>
+        <w:rPr>
+          <w:rFonts w:ascii="Times New Roman" w:hAnsi="Times New Roman" w:cs="Times New Roman"/>
+          <w:b/>
+          <w:bCs/>
+          <w:sz w:val="28"/>
+          <w:szCs w:val="28"/>
+        </w:rPr>
+        <w:t xml:space="preserve"> </w:t>
+      </w:r>
+      <w:proofErr w:type="spellStart"/>
+      <w:r>
+        <w:rPr>
+          <w:rFonts w:ascii="Times New Roman" w:hAnsi="Times New Roman" w:cs="Times New Roman"/>
+          <w:b/>
+          <w:bCs/>
+          <w:sz w:val="28"/>
+          <w:szCs w:val="28"/>
+        </w:rPr>
+        <w:t>konsep</w:t>
+      </w:r>
+      <w:proofErr w:type="spellEnd"/>
+      <w:r>
+        <w:rPr>
+          <w:rFonts w:ascii="Times New Roman" w:hAnsi="Times New Roman" w:cs="Times New Roman"/>
+          <w:b/>
+          <w:bCs/>
+          <w:sz w:val="28"/>
+          <w:szCs w:val="28"/>
+        </w:rPr>
+        <w:t xml:space="preserve"> </w:t>
+      </w:r>
+      <w:proofErr w:type="spellStart"/>
+      <w:r>
+        <w:rPr>
+          <w:rFonts w:ascii="Times New Roman" w:hAnsi="Times New Roman" w:cs="Times New Roman"/>
+          <w:b/>
+          <w:bCs/>
+          <w:sz w:val="28"/>
+          <w:szCs w:val="28"/>
+        </w:rPr>
+        <w:t>pewarisan</w:t>
+      </w:r>
+      <w:proofErr w:type="spellEnd"/>
+      <w:r>
+        <w:rPr>
+          <w:rFonts w:ascii="Times New Roman" w:hAnsi="Times New Roman" w:cs="Times New Roman"/>
+          <w:b/>
+          <w:bCs/>
+          <w:sz w:val="28"/>
+          <w:szCs w:val="28"/>
+        </w:rPr>
+        <w:t xml:space="preserve"> (Inheritance) dan </w:t>
+      </w:r>
+      <w:proofErr w:type="spellStart"/>
+      <w:r>
+        <w:rPr>
+          <w:rFonts w:ascii="Times New Roman" w:hAnsi="Times New Roman" w:cs="Times New Roman"/>
+          <w:b/>
+          <w:bCs/>
+          <w:sz w:val="28"/>
+          <w:szCs w:val="28"/>
+        </w:rPr>
+        <w:t>polimorfisme</w:t>
+      </w:r>
+      <w:proofErr w:type="spellEnd"/>
+      <w:r>
+        <w:rPr>
+          <w:rFonts w:ascii="Times New Roman" w:hAnsi="Times New Roman" w:cs="Times New Roman"/>
+          <w:b/>
+          <w:bCs/>
+          <w:sz w:val="28"/>
+          <w:szCs w:val="28"/>
+        </w:rPr>
+        <w:t xml:space="preserve"> (Polymorphism).</w:t>
+      </w:r>
     </w:p>
     <w:p>
       <w:pPr>
         <w:pStyle w:val="BodyText"/>
         <w:numPr>
-          <w:ilvl w:val="0"/>
-          <w:numId w:val="46"/>
+          <w:ilvl w:val="1"/>
+          <w:numId w:val="43"/>
         </w:numPr>
-        <w:spacing w:before="0" w:after="0"/>
-        <w:rPr>
-          <w:rFonts w:ascii="Times New Roman" w:hAnsi="Times New Roman" w:cs="Times New Roman"/>
-          <w:sz w:val="28"/>
-          <w:szCs w:val="28"/>
-        </w:rPr>
-      </w:pPr>
-      <w:r>
-        <w:rPr>
-          <w:rFonts w:ascii="Times New Roman" w:hAnsi="Times New Roman" w:cs="Times New Roman"/>
-          <w:sz w:val="28"/>
-          <w:szCs w:val="28"/>
-        </w:rPr>
-        <w:t>Buatlah sebuah kelas Player yang memiliki atribut name (nama) dan health (kesehatan)</w:t>
-      </w:r>
-      <w:r>
-        <w:rPr>
-          <w:rFonts w:ascii="Times New Roman" w:hAnsi="Times New Roman" w:cs="Times New Roman"/>
-          <w:sz w:val="28"/>
-          <w:szCs w:val="28"/>
-        </w:rPr>
-        <w:t>.</w:t>
+        <w:spacing w:after="0"/>
+        <w:rPr>
+          <w:rFonts w:ascii="Times New Roman" w:hAnsi="Times New Roman" w:cs="Times New Roman"/>
+          <w:b/>
+          <w:bCs/>
+          <w:sz w:val="28"/>
+          <w:szCs w:val="28"/>
+        </w:rPr>
+      </w:pPr>
+      <w:proofErr w:type="spellStart"/>
+      <w:r>
+        <w:rPr>
+          <w:rFonts w:ascii="Times New Roman" w:hAnsi="Times New Roman" w:cs="Times New Roman"/>
+          <w:b/>
+          <w:bCs/>
+          <w:sz w:val="28"/>
+          <w:szCs w:val="28"/>
+        </w:rPr>
+        <w:lastRenderedPageBreak/>
+        <w:t>Buatlah</w:t>
+      </w:r>
+      <w:proofErr w:type="spellEnd"/>
+      <w:r>
+        <w:rPr>
+          <w:rFonts w:ascii="Times New Roman" w:hAnsi="Times New Roman" w:cs="Times New Roman"/>
+          <w:b/>
+          <w:bCs/>
+          <w:sz w:val="28"/>
+          <w:szCs w:val="28"/>
+        </w:rPr>
+        <w:t xml:space="preserve"> base class (Abstract Class) character: </w:t>
+      </w:r>
+      <w:proofErr w:type="spellStart"/>
+      <w:r>
+        <w:rPr>
+          <w:rFonts w:ascii="Times New Roman" w:hAnsi="Times New Roman" w:cs="Times New Roman"/>
+          <w:b/>
+          <w:bCs/>
+          <w:sz w:val="28"/>
+          <w:szCs w:val="28"/>
+        </w:rPr>
+        <w:t>atribut</w:t>
+      </w:r>
+      <w:proofErr w:type="spellEnd"/>
+      <w:r>
+        <w:rPr>
+          <w:rFonts w:ascii="Times New Roman" w:hAnsi="Times New Roman" w:cs="Times New Roman"/>
+          <w:b/>
+          <w:bCs/>
+          <w:sz w:val="28"/>
+          <w:szCs w:val="28"/>
+        </w:rPr>
+        <w:t xml:space="preserve"> name(string), health(int).</w:t>
       </w:r>
     </w:p>
     <w:p>
       <w:pPr>
         <w:pStyle w:val="BodyText"/>
-        <w:spacing w:before="0" w:after="0"/>
-        <w:ind w:left="1080"/>
-        <w:rPr>
-          <w:rFonts w:ascii="Times New Roman" w:hAnsi="Times New Roman" w:cs="Times New Roman"/>
-          <w:sz w:val="28"/>
-          <w:szCs w:val="28"/>
-        </w:rPr>
-      </w:pPr>
+        <w:numPr>
+          <w:ilvl w:val="1"/>
+          <w:numId w:val="43"/>
+        </w:numPr>
+        <w:spacing w:after="0"/>
+        <w:rPr>
+          <w:rFonts w:ascii="Times New Roman" w:hAnsi="Times New Roman" w:cs="Times New Roman"/>
+          <w:b/>
+          <w:bCs/>
+          <w:sz w:val="28"/>
+          <w:szCs w:val="28"/>
+        </w:rPr>
+      </w:pPr>
+      <w:proofErr w:type="spellStart"/>
+      <w:r>
+        <w:rPr>
+          <w:rFonts w:ascii="Times New Roman" w:hAnsi="Times New Roman" w:cs="Times New Roman"/>
+          <w:b/>
+          <w:bCs/>
+          <w:sz w:val="28"/>
+          <w:szCs w:val="28"/>
+        </w:rPr>
+        <w:t>Buatlah</w:t>
+      </w:r>
+      <w:proofErr w:type="spellEnd"/>
+      <w:r>
+        <w:rPr>
+          <w:rFonts w:ascii="Times New Roman" w:hAnsi="Times New Roman" w:cs="Times New Roman"/>
+          <w:b/>
+          <w:bCs/>
+          <w:sz w:val="28"/>
+          <w:szCs w:val="28"/>
+        </w:rPr>
+        <w:t xml:space="preserve"> Constructor </w:t>
+      </w:r>
+      <w:proofErr w:type="spellStart"/>
+      <w:r>
+        <w:rPr>
+          <w:rFonts w:ascii="Times New Roman" w:hAnsi="Times New Roman" w:cs="Times New Roman"/>
+          <w:b/>
+          <w:bCs/>
+          <w:sz w:val="28"/>
+          <w:szCs w:val="28"/>
+        </w:rPr>
+        <w:t>dengan</w:t>
+      </w:r>
+      <w:proofErr w:type="spellEnd"/>
+      <w:r>
+        <w:rPr>
+          <w:rFonts w:ascii="Times New Roman" w:hAnsi="Times New Roman" w:cs="Times New Roman"/>
+          <w:b/>
+          <w:bCs/>
+          <w:sz w:val="28"/>
+          <w:szCs w:val="28"/>
+        </w:rPr>
+        <w:t xml:space="preserve"> parameter.</w:t>
+      </w:r>
     </w:p>
     <w:p>
       <w:pPr>
         <w:pStyle w:val="BodyText"/>
-        <w:spacing w:before="0" w:after="0"/>
-        <w:ind w:left="1080"/>
-        <w:rPr>
-          <w:rFonts w:ascii="Times New Roman" w:hAnsi="Times New Roman" w:cs="Times New Roman"/>
-          <w:sz w:val="28"/>
-          <w:szCs w:val="28"/>
-        </w:rPr>
-      </w:pPr>
-      <w:r>
-        <w:rPr>
-          <w:rFonts w:ascii="Times New Roman" w:hAnsi="Times New Roman" w:cs="Times New Roman"/>
-          <w:sz w:val="28"/>
-          <w:szCs w:val="28"/>
-        </w:rPr>
-        <w:t>Berikut Adalah Source Code yang di Screenshots</w:t>
+        <w:numPr>
+          <w:ilvl w:val="1"/>
+          <w:numId w:val="43"/>
+        </w:numPr>
+        <w:spacing w:after="0"/>
+        <w:rPr>
+          <w:rFonts w:ascii="Times New Roman" w:hAnsi="Times New Roman" w:cs="Times New Roman"/>
+          <w:b/>
+          <w:bCs/>
+          <w:sz w:val="28"/>
+          <w:szCs w:val="28"/>
+        </w:rPr>
+      </w:pPr>
+      <w:proofErr w:type="spellStart"/>
+      <w:r>
+        <w:rPr>
+          <w:rFonts w:ascii="Times New Roman" w:hAnsi="Times New Roman" w:cs="Times New Roman"/>
+          <w:b/>
+          <w:bCs/>
+          <w:sz w:val="28"/>
+          <w:szCs w:val="28"/>
+        </w:rPr>
+        <w:t>Buatlah</w:t>
+      </w:r>
+      <w:proofErr w:type="spellEnd"/>
+      <w:r>
+        <w:rPr>
+          <w:rFonts w:ascii="Times New Roman" w:hAnsi="Times New Roman" w:cs="Times New Roman"/>
+          <w:b/>
+          <w:bCs/>
+          <w:sz w:val="28"/>
+          <w:szCs w:val="28"/>
+        </w:rPr>
+        <w:t xml:space="preserve"> Pure Virtual Function: virtual void </w:t>
+      </w:r>
+      <w:proofErr w:type="gramStart"/>
+      <w:r>
+        <w:rPr>
+          <w:rFonts w:ascii="Times New Roman" w:hAnsi="Times New Roman" w:cs="Times New Roman"/>
+          <w:b/>
+          <w:bCs/>
+          <w:sz w:val="28"/>
+          <w:szCs w:val="28"/>
+        </w:rPr>
+        <w:t>attack(</w:t>
+      </w:r>
+      <w:proofErr w:type="gramEnd"/>
+      <w:r>
+        <w:rPr>
+          <w:rFonts w:ascii="Times New Roman" w:hAnsi="Times New Roman" w:cs="Times New Roman"/>
+          <w:b/>
+          <w:bCs/>
+          <w:sz w:val="28"/>
+          <w:szCs w:val="28"/>
+        </w:rPr>
+        <w:t xml:space="preserve">) = </w:t>
+      </w:r>
+      <w:proofErr w:type="gramStart"/>
+      <w:r>
+        <w:rPr>
+          <w:rFonts w:ascii="Times New Roman" w:hAnsi="Times New Roman" w:cs="Times New Roman"/>
+          <w:b/>
+          <w:bCs/>
+          <w:sz w:val="28"/>
+          <w:szCs w:val="28"/>
+        </w:rPr>
+        <w:t>0;.</w:t>
+      </w:r>
+      <w:proofErr w:type="gramEnd"/>
+      <w:r>
+        <w:rPr>
+          <w:rFonts w:ascii="Times New Roman" w:hAnsi="Times New Roman" w:cs="Times New Roman"/>
+          <w:b/>
+          <w:bCs/>
+          <w:sz w:val="28"/>
+          <w:szCs w:val="28"/>
+        </w:rPr>
+        <w:t xml:space="preserve"> Dan Virtual Destructor virtual ~</w:t>
+      </w:r>
+      <w:proofErr w:type="gramStart"/>
+      <w:r>
+        <w:rPr>
+          <w:rFonts w:ascii="Times New Roman" w:hAnsi="Times New Roman" w:cs="Times New Roman"/>
+          <w:b/>
+          <w:bCs/>
+          <w:sz w:val="28"/>
+          <w:szCs w:val="28"/>
+        </w:rPr>
+        <w:t>Character(</w:t>
+      </w:r>
+      <w:proofErr w:type="gramEnd"/>
+      <w:r>
+        <w:rPr>
+          <w:rFonts w:ascii="Times New Roman" w:hAnsi="Times New Roman" w:cs="Times New Roman"/>
+          <w:b/>
+          <w:bCs/>
+          <w:sz w:val="28"/>
+          <w:szCs w:val="28"/>
+        </w:rPr>
+        <w:t>) {}.</w:t>
       </w:r>
     </w:p>
     <w:p>
       <w:pPr>
         <w:pStyle w:val="BodyText"/>
-        <w:spacing w:before="0" w:after="0"/>
-        <w:ind w:left="1080"/>
-        <w:jc w:val="center"/>
-        <w:rPr>
-          <w:rFonts w:ascii="Times New Roman" w:hAnsi="Times New Roman" w:cs="Times New Roman"/>
-          <w:sz w:val="28"/>
-          <w:szCs w:val="28"/>
-        </w:rPr>
-      </w:pPr>
-      <w:r>
-        <w:rPr>
-          <w:rFonts w:ascii="Times New Roman" w:hAnsi="Times New Roman" w:cs="Times New Roman"/>
-          <w:noProof/>
-          <w:sz w:val="28"/>
-          <w:szCs w:val="28"/>
-        </w:rPr>
-        <w:drawing>
-          <wp:inline distT="0" distB="0" distL="0" distR="0" wp14:anchorId="2562E18E" wp14:editId="5D73DB34">
-            <wp:extent cx="1486029" cy="739204"/>
-            <wp:effectExtent l="0" t="0" r="0" b="3810"/>
-            <wp:docPr id="1325934496" name="Picture 1"/>
-            <wp:cNvGraphicFramePr>
-              <a:graphicFrameLocks xmlns:a="http://schemas.openxmlformats.org/drawingml/2006/main" noChangeAspect="1"/>
-            </wp:cNvGraphicFramePr>
-            <a:graphic xmlns:a="http://schemas.openxmlformats.org/drawingml/2006/main">
-              <a:graphicData uri="http://schemas.openxmlformats.org/drawingml/2006/picture">
-                <pic:pic xmlns:pic="http://schemas.openxmlformats.org/drawingml/2006/picture">
-                  <pic:nvPicPr>
-                    <pic:cNvPr id="1325934496" name=""/>
-                    <pic:cNvPicPr/>
-                  </pic:nvPicPr>
-                  <pic:blipFill>
-                    <a:blip r:embed="rId11"/>
-                    <a:stretch>
-                      <a:fillRect/>
-                    </a:stretch>
-                  </pic:blipFill>
-                  <pic:spPr>
-                    <a:xfrm>
-                      <a:off x="0" y="0"/>
-                      <a:ext cx="1486029" cy="739204"/>
-                    </a:xfrm>
-                    <a:prstGeom prst="rect">
-                      <a:avLst/>
-                    </a:prstGeom>
-                  </pic:spPr>
-                </pic:pic>
-              </a:graphicData>
-            </a:graphic>
-          </wp:inline>
-        </w:drawing>
+        <w:numPr>
+          <w:ilvl w:val="1"/>
+          <w:numId w:val="43"/>
+        </w:numPr>
+        <w:spacing w:after="0"/>
+        <w:rPr>
+          <w:rFonts w:ascii="Times New Roman" w:hAnsi="Times New Roman" w:cs="Times New Roman"/>
+          <w:b/>
+          <w:bCs/>
+          <w:sz w:val="28"/>
+          <w:szCs w:val="28"/>
+        </w:rPr>
+      </w:pPr>
+      <w:proofErr w:type="spellStart"/>
+      <w:r>
+        <w:rPr>
+          <w:rFonts w:ascii="Times New Roman" w:hAnsi="Times New Roman" w:cs="Times New Roman"/>
+          <w:b/>
+          <w:bCs/>
+          <w:sz w:val="28"/>
+          <w:szCs w:val="28"/>
+        </w:rPr>
+        <w:t>Buatlah</w:t>
+      </w:r>
+      <w:proofErr w:type="spellEnd"/>
+      <w:r>
+        <w:rPr>
+          <w:rFonts w:ascii="Times New Roman" w:hAnsi="Times New Roman" w:cs="Times New Roman"/>
+          <w:b/>
+          <w:bCs/>
+          <w:sz w:val="28"/>
+          <w:szCs w:val="28"/>
+        </w:rPr>
+        <w:t xml:space="preserve"> derived class: Warrior </w:t>
+      </w:r>
+      <w:proofErr w:type="spellStart"/>
+      <w:r>
+        <w:rPr>
+          <w:rFonts w:ascii="Times New Roman" w:hAnsi="Times New Roman" w:cs="Times New Roman"/>
+          <w:b/>
+          <w:bCs/>
+          <w:sz w:val="28"/>
+          <w:szCs w:val="28"/>
+        </w:rPr>
+        <w:t>implementasikan</w:t>
+      </w:r>
+      <w:proofErr w:type="spellEnd"/>
+      <w:r>
+        <w:rPr>
+          <w:rFonts w:ascii="Times New Roman" w:hAnsi="Times New Roman" w:cs="Times New Roman"/>
+          <w:b/>
+          <w:bCs/>
+          <w:sz w:val="28"/>
+          <w:szCs w:val="28"/>
+        </w:rPr>
+        <w:t xml:space="preserve"> method </w:t>
+      </w:r>
+      <w:proofErr w:type="gramStart"/>
+      <w:r>
+        <w:rPr>
+          <w:rFonts w:ascii="Times New Roman" w:hAnsi="Times New Roman" w:cs="Times New Roman"/>
+          <w:b/>
+          <w:bCs/>
+          <w:sz w:val="28"/>
+          <w:szCs w:val="28"/>
+        </w:rPr>
+        <w:t>attack(</w:t>
+      </w:r>
+      <w:proofErr w:type="gramEnd"/>
+      <w:r>
+        <w:rPr>
+          <w:rFonts w:ascii="Times New Roman" w:hAnsi="Times New Roman" w:cs="Times New Roman"/>
+          <w:b/>
+          <w:bCs/>
+          <w:sz w:val="28"/>
+          <w:szCs w:val="28"/>
+        </w:rPr>
+        <w:t xml:space="preserve">) yang </w:t>
+      </w:r>
+      <w:proofErr w:type="spellStart"/>
+      <w:r>
+        <w:rPr>
+          <w:rFonts w:ascii="Times New Roman" w:hAnsi="Times New Roman" w:cs="Times New Roman"/>
+          <w:b/>
+          <w:bCs/>
+          <w:sz w:val="28"/>
+          <w:szCs w:val="28"/>
+        </w:rPr>
+        <w:t>menampilkan</w:t>
+      </w:r>
+      <w:proofErr w:type="spellEnd"/>
+      <w:r>
+        <w:rPr>
+          <w:rFonts w:ascii="Times New Roman" w:hAnsi="Times New Roman" w:cs="Times New Roman"/>
+          <w:b/>
+          <w:bCs/>
+          <w:sz w:val="28"/>
+          <w:szCs w:val="28"/>
+        </w:rPr>
+        <w:t xml:space="preserve"> “Warrior [Nama] </w:t>
+      </w:r>
+      <w:proofErr w:type="spellStart"/>
+      <w:r>
+        <w:rPr>
+          <w:rFonts w:ascii="Times New Roman" w:hAnsi="Times New Roman" w:cs="Times New Roman"/>
+          <w:b/>
+          <w:bCs/>
+          <w:sz w:val="28"/>
+          <w:szCs w:val="28"/>
+        </w:rPr>
+        <w:t>memukul</w:t>
+      </w:r>
+      <w:proofErr w:type="spellEnd"/>
+      <w:r>
+        <w:rPr>
+          <w:rFonts w:ascii="Times New Roman" w:hAnsi="Times New Roman" w:cs="Times New Roman"/>
+          <w:b/>
+          <w:bCs/>
+          <w:sz w:val="28"/>
+          <w:szCs w:val="28"/>
+        </w:rPr>
+        <w:t xml:space="preserve"> </w:t>
+      </w:r>
+      <w:proofErr w:type="spellStart"/>
+      <w:r>
+        <w:rPr>
+          <w:rFonts w:ascii="Times New Roman" w:hAnsi="Times New Roman" w:cs="Times New Roman"/>
+          <w:b/>
+          <w:bCs/>
+          <w:sz w:val="28"/>
+          <w:szCs w:val="28"/>
+        </w:rPr>
+        <w:t>dengan</w:t>
+      </w:r>
+      <w:proofErr w:type="spellEnd"/>
+      <w:r>
+        <w:rPr>
+          <w:rFonts w:ascii="Times New Roman" w:hAnsi="Times New Roman" w:cs="Times New Roman"/>
+          <w:b/>
+          <w:bCs/>
+          <w:sz w:val="28"/>
+          <w:szCs w:val="28"/>
+        </w:rPr>
+        <w:t xml:space="preserve"> </w:t>
+      </w:r>
+      <w:proofErr w:type="spellStart"/>
+      <w:r>
+        <w:rPr>
+          <w:rFonts w:ascii="Times New Roman" w:hAnsi="Times New Roman" w:cs="Times New Roman"/>
+          <w:b/>
+          <w:bCs/>
+          <w:sz w:val="28"/>
+          <w:szCs w:val="28"/>
+        </w:rPr>
+        <w:t>Pedang</w:t>
+      </w:r>
+      <w:proofErr w:type="spellEnd"/>
+      <w:r>
+        <w:rPr>
+          <w:rFonts w:ascii="Times New Roman" w:hAnsi="Times New Roman" w:cs="Times New Roman"/>
+          <w:b/>
+          <w:bCs/>
+          <w:sz w:val="28"/>
+          <w:szCs w:val="28"/>
+        </w:rPr>
+        <w:t xml:space="preserve">!”. </w:t>
+      </w:r>
+      <w:proofErr w:type="spellStart"/>
+      <w:r>
+        <w:rPr>
+          <w:rFonts w:ascii="Times New Roman" w:hAnsi="Times New Roman" w:cs="Times New Roman"/>
+          <w:b/>
+          <w:bCs/>
+          <w:sz w:val="28"/>
+          <w:szCs w:val="28"/>
+        </w:rPr>
+        <w:t>Tambahkan</w:t>
+      </w:r>
+      <w:proofErr w:type="spellEnd"/>
+      <w:r>
+        <w:rPr>
+          <w:rFonts w:ascii="Times New Roman" w:hAnsi="Times New Roman" w:cs="Times New Roman"/>
+          <w:b/>
+          <w:bCs/>
+          <w:sz w:val="28"/>
+          <w:szCs w:val="28"/>
+        </w:rPr>
+        <w:t xml:space="preserve"> </w:t>
+      </w:r>
+      <w:proofErr w:type="spellStart"/>
+      <w:r>
+        <w:rPr>
+          <w:rFonts w:ascii="Times New Roman" w:hAnsi="Times New Roman" w:cs="Times New Roman"/>
+          <w:b/>
+          <w:bCs/>
+          <w:sz w:val="28"/>
+          <w:szCs w:val="28"/>
+        </w:rPr>
+        <w:t>atribut</w:t>
+      </w:r>
+      <w:proofErr w:type="spellEnd"/>
+      <w:r>
+        <w:rPr>
+          <w:rFonts w:ascii="Times New Roman" w:hAnsi="Times New Roman" w:cs="Times New Roman"/>
+          <w:b/>
+          <w:bCs/>
+          <w:sz w:val="28"/>
+          <w:szCs w:val="28"/>
+        </w:rPr>
+        <w:t xml:space="preserve"> </w:t>
+      </w:r>
+      <w:proofErr w:type="spellStart"/>
+      <w:r>
+        <w:rPr>
+          <w:rFonts w:ascii="Times New Roman" w:hAnsi="Times New Roman" w:cs="Times New Roman"/>
+          <w:b/>
+          <w:bCs/>
+          <w:sz w:val="28"/>
+          <w:szCs w:val="28"/>
+        </w:rPr>
+        <w:t>spesifik</w:t>
+      </w:r>
+      <w:proofErr w:type="spellEnd"/>
+      <w:r>
+        <w:rPr>
+          <w:rFonts w:ascii="Times New Roman" w:hAnsi="Times New Roman" w:cs="Times New Roman"/>
+          <w:b/>
+          <w:bCs/>
+          <w:sz w:val="28"/>
+          <w:szCs w:val="28"/>
+        </w:rPr>
+        <w:t xml:space="preserve"> </w:t>
+      </w:r>
+      <w:proofErr w:type="spellStart"/>
+      <w:r>
+        <w:rPr>
+          <w:rFonts w:ascii="Times New Roman" w:hAnsi="Times New Roman" w:cs="Times New Roman"/>
+          <w:b/>
+          <w:bCs/>
+          <w:sz w:val="28"/>
+          <w:szCs w:val="28"/>
+        </w:rPr>
+        <w:t>shieldPower</w:t>
+      </w:r>
+      <w:proofErr w:type="spellEnd"/>
+      <w:r>
+        <w:rPr>
+          <w:rFonts w:ascii="Times New Roman" w:hAnsi="Times New Roman" w:cs="Times New Roman"/>
+          <w:b/>
+          <w:bCs/>
+          <w:sz w:val="28"/>
+          <w:szCs w:val="28"/>
+        </w:rPr>
+        <w:t xml:space="preserve">. Mage </w:t>
+      </w:r>
+      <w:proofErr w:type="spellStart"/>
+      <w:r>
+        <w:rPr>
+          <w:rFonts w:ascii="Times New Roman" w:hAnsi="Times New Roman" w:cs="Times New Roman"/>
+          <w:b/>
+          <w:bCs/>
+          <w:sz w:val="28"/>
+          <w:szCs w:val="28"/>
+        </w:rPr>
+        <w:t>Implementasikan</w:t>
+      </w:r>
+      <w:proofErr w:type="spellEnd"/>
+      <w:r>
+        <w:rPr>
+          <w:rFonts w:ascii="Times New Roman" w:hAnsi="Times New Roman" w:cs="Times New Roman"/>
+          <w:b/>
+          <w:bCs/>
+          <w:sz w:val="28"/>
+          <w:szCs w:val="28"/>
+        </w:rPr>
+        <w:t xml:space="preserve"> method </w:t>
+      </w:r>
+      <w:proofErr w:type="gramStart"/>
+      <w:r>
+        <w:rPr>
+          <w:rFonts w:ascii="Times New Roman" w:hAnsi="Times New Roman" w:cs="Times New Roman"/>
+          <w:b/>
+          <w:bCs/>
+          <w:sz w:val="28"/>
+          <w:szCs w:val="28"/>
+        </w:rPr>
+        <w:t>attack(</w:t>
+      </w:r>
+      <w:proofErr w:type="gramEnd"/>
+      <w:r>
+        <w:rPr>
+          <w:rFonts w:ascii="Times New Roman" w:hAnsi="Times New Roman" w:cs="Times New Roman"/>
+          <w:b/>
+          <w:bCs/>
+          <w:sz w:val="28"/>
+          <w:szCs w:val="28"/>
+        </w:rPr>
+        <w:t xml:space="preserve">) yang </w:t>
+      </w:r>
+      <w:proofErr w:type="spellStart"/>
+      <w:r>
+        <w:rPr>
+          <w:rFonts w:ascii="Times New Roman" w:hAnsi="Times New Roman" w:cs="Times New Roman"/>
+          <w:b/>
+          <w:bCs/>
+          <w:sz w:val="28"/>
+          <w:szCs w:val="28"/>
+        </w:rPr>
+        <w:t>menampilkan</w:t>
+      </w:r>
+      <w:proofErr w:type="spellEnd"/>
+      <w:r>
+        <w:rPr>
+          <w:rFonts w:ascii="Times New Roman" w:hAnsi="Times New Roman" w:cs="Times New Roman"/>
+          <w:b/>
+          <w:bCs/>
+          <w:sz w:val="28"/>
+          <w:szCs w:val="28"/>
+        </w:rPr>
+        <w:t xml:space="preserve"> “Mage [Nama] </w:t>
+      </w:r>
+      <w:proofErr w:type="spellStart"/>
+      <w:r>
+        <w:rPr>
+          <w:rFonts w:ascii="Times New Roman" w:hAnsi="Times New Roman" w:cs="Times New Roman"/>
+          <w:b/>
+          <w:bCs/>
+          <w:sz w:val="28"/>
+          <w:szCs w:val="28"/>
+        </w:rPr>
+        <w:t>menembakkan</w:t>
+      </w:r>
+      <w:proofErr w:type="spellEnd"/>
+      <w:r>
+        <w:rPr>
+          <w:rFonts w:ascii="Times New Roman" w:hAnsi="Times New Roman" w:cs="Times New Roman"/>
+          <w:b/>
+          <w:bCs/>
+          <w:sz w:val="28"/>
+          <w:szCs w:val="28"/>
+        </w:rPr>
+        <w:t xml:space="preserve"> Bola Api!”. </w:t>
+      </w:r>
+      <w:proofErr w:type="spellStart"/>
+      <w:r>
+        <w:rPr>
+          <w:rFonts w:ascii="Times New Roman" w:hAnsi="Times New Roman" w:cs="Times New Roman"/>
+          <w:b/>
+          <w:bCs/>
+          <w:sz w:val="28"/>
+          <w:szCs w:val="28"/>
+        </w:rPr>
+        <w:t>Tambahkan</w:t>
+      </w:r>
+      <w:proofErr w:type="spellEnd"/>
+      <w:r>
+        <w:rPr>
+          <w:rFonts w:ascii="Times New Roman" w:hAnsi="Times New Roman" w:cs="Times New Roman"/>
+          <w:b/>
+          <w:bCs/>
+          <w:sz w:val="28"/>
+          <w:szCs w:val="28"/>
+        </w:rPr>
+        <w:t xml:space="preserve"> </w:t>
+      </w:r>
+      <w:proofErr w:type="spellStart"/>
+      <w:r>
+        <w:rPr>
+          <w:rFonts w:ascii="Times New Roman" w:hAnsi="Times New Roman" w:cs="Times New Roman"/>
+          <w:b/>
+          <w:bCs/>
+          <w:sz w:val="28"/>
+          <w:szCs w:val="28"/>
+        </w:rPr>
+        <w:t>atribut</w:t>
+      </w:r>
+      <w:proofErr w:type="spellEnd"/>
+      <w:r>
+        <w:rPr>
+          <w:rFonts w:ascii="Times New Roman" w:hAnsi="Times New Roman" w:cs="Times New Roman"/>
+          <w:b/>
+          <w:bCs/>
+          <w:sz w:val="28"/>
+          <w:szCs w:val="28"/>
+        </w:rPr>
+        <w:t xml:space="preserve"> </w:t>
+      </w:r>
+      <w:proofErr w:type="spellStart"/>
+      <w:r>
+        <w:rPr>
+          <w:rFonts w:ascii="Times New Roman" w:hAnsi="Times New Roman" w:cs="Times New Roman"/>
+          <w:b/>
+          <w:bCs/>
+          <w:sz w:val="28"/>
+          <w:szCs w:val="28"/>
+        </w:rPr>
+        <w:t>spesifik</w:t>
+      </w:r>
+      <w:proofErr w:type="spellEnd"/>
+      <w:r>
+        <w:rPr>
+          <w:rFonts w:ascii="Times New Roman" w:hAnsi="Times New Roman" w:cs="Times New Roman"/>
+          <w:b/>
+          <w:bCs/>
+          <w:sz w:val="28"/>
+          <w:szCs w:val="28"/>
+        </w:rPr>
+        <w:t xml:space="preserve"> </w:t>
+      </w:r>
+      <w:proofErr w:type="spellStart"/>
+      <w:r>
+        <w:rPr>
+          <w:rFonts w:ascii="Times New Roman" w:hAnsi="Times New Roman" w:cs="Times New Roman"/>
+          <w:b/>
+          <w:bCs/>
+          <w:sz w:val="28"/>
+          <w:szCs w:val="28"/>
+        </w:rPr>
+        <w:t>manaPower</w:t>
+      </w:r>
+      <w:proofErr w:type="spellEnd"/>
+      <w:r>
+        <w:rPr>
+          <w:rFonts w:ascii="Times New Roman" w:hAnsi="Times New Roman" w:cs="Times New Roman"/>
+          <w:b/>
+          <w:bCs/>
+          <w:sz w:val="28"/>
+          <w:szCs w:val="28"/>
+        </w:rPr>
+        <w:t>.</w:t>
       </w:r>
     </w:p>
     <w:p>
       <w:pPr>
         <w:pStyle w:val="BodyText"/>
-        <w:spacing w:before="0" w:after="0"/>
-        <w:ind w:left="1080"/>
-        <w:jc w:val="center"/>
-        <w:rPr>
-          <w:rFonts w:ascii="Times New Roman" w:hAnsi="Times New Roman" w:cs="Times New Roman"/>
-          <w:sz w:val="28"/>
-          <w:szCs w:val="28"/>
-        </w:rPr>
-      </w:pPr>
-      <w:r>
-        <w:rPr>
-          <w:rFonts w:ascii="Times New Roman" w:hAnsi="Times New Roman" w:cs="Times New Roman"/>
-          <w:sz w:val="28"/>
-          <w:szCs w:val="28"/>
-        </w:rPr>
-        <w:t>(Gambar 6 Class Player, Source File Pribadi)</w:t>
+        <w:numPr>
+          <w:ilvl w:val="1"/>
+          <w:numId w:val="43"/>
+        </w:numPr>
+        <w:spacing w:after="0"/>
+        <w:rPr>
+          <w:rFonts w:ascii="Times New Roman" w:hAnsi="Times New Roman" w:cs="Times New Roman"/>
+          <w:b/>
+          <w:bCs/>
+          <w:sz w:val="28"/>
+          <w:szCs w:val="28"/>
+        </w:rPr>
+      </w:pPr>
+      <w:r>
+        <w:rPr>
+          <w:rFonts w:ascii="Times New Roman" w:hAnsi="Times New Roman" w:cs="Times New Roman"/>
+          <w:b/>
+          <w:bCs/>
+          <w:sz w:val="28"/>
+          <w:szCs w:val="28"/>
+        </w:rPr>
+        <w:t xml:space="preserve">Di </w:t>
+      </w:r>
+      <w:proofErr w:type="spellStart"/>
+      <w:r>
+        <w:rPr>
+          <w:rFonts w:ascii="Times New Roman" w:hAnsi="Times New Roman" w:cs="Times New Roman"/>
+          <w:b/>
+          <w:bCs/>
+          <w:sz w:val="28"/>
+          <w:szCs w:val="28"/>
+        </w:rPr>
+        <w:t>fungsi</w:t>
+      </w:r>
+      <w:proofErr w:type="spellEnd"/>
+      <w:r>
+        <w:rPr>
+          <w:rFonts w:ascii="Times New Roman" w:hAnsi="Times New Roman" w:cs="Times New Roman"/>
+          <w:b/>
+          <w:bCs/>
+          <w:sz w:val="28"/>
+          <w:szCs w:val="28"/>
+        </w:rPr>
+        <w:t xml:space="preserve"> </w:t>
+      </w:r>
+      <w:proofErr w:type="gramStart"/>
+      <w:r>
+        <w:rPr>
+          <w:rFonts w:ascii="Times New Roman" w:hAnsi="Times New Roman" w:cs="Times New Roman"/>
+          <w:b/>
+          <w:bCs/>
+          <w:sz w:val="28"/>
+          <w:szCs w:val="28"/>
+        </w:rPr>
+        <w:t>main(</w:t>
+      </w:r>
+      <w:proofErr w:type="gramEnd"/>
+      <w:r>
+        <w:rPr>
+          <w:rFonts w:ascii="Times New Roman" w:hAnsi="Times New Roman" w:cs="Times New Roman"/>
+          <w:b/>
+          <w:bCs/>
+          <w:sz w:val="28"/>
+          <w:szCs w:val="28"/>
+        </w:rPr>
+        <w:t xml:space="preserve">), </w:t>
+      </w:r>
+      <w:proofErr w:type="spellStart"/>
+      <w:r>
+        <w:rPr>
+          <w:rFonts w:ascii="Times New Roman" w:hAnsi="Times New Roman" w:cs="Times New Roman"/>
+          <w:b/>
+          <w:bCs/>
+          <w:sz w:val="28"/>
+          <w:szCs w:val="28"/>
+        </w:rPr>
+        <w:t>gunakan</w:t>
+      </w:r>
+      <w:proofErr w:type="spellEnd"/>
+      <w:r>
+        <w:rPr>
+          <w:rFonts w:ascii="Times New Roman" w:hAnsi="Times New Roman" w:cs="Times New Roman"/>
+          <w:b/>
+          <w:bCs/>
+          <w:sz w:val="28"/>
+          <w:szCs w:val="28"/>
+        </w:rPr>
+        <w:t xml:space="preserve"> Array/Vector </w:t>
+      </w:r>
+      <w:proofErr w:type="spellStart"/>
+      <w:r>
+        <w:rPr>
+          <w:rFonts w:ascii="Times New Roman" w:hAnsi="Times New Roman" w:cs="Times New Roman"/>
+          <w:b/>
+          <w:bCs/>
+          <w:sz w:val="28"/>
+          <w:szCs w:val="28"/>
+        </w:rPr>
+        <w:t>dari</w:t>
+      </w:r>
+      <w:proofErr w:type="spellEnd"/>
+      <w:r>
+        <w:rPr>
+          <w:rFonts w:ascii="Times New Roman" w:hAnsi="Times New Roman" w:cs="Times New Roman"/>
+          <w:b/>
+          <w:bCs/>
+          <w:sz w:val="28"/>
+          <w:szCs w:val="28"/>
+        </w:rPr>
+        <w:t xml:space="preserve"> Pointer Character* yang</w:t>
+      </w:r>
+      <w:r>
+        <w:rPr>
+          <w:rFonts w:ascii="Times New Roman" w:hAnsi="Times New Roman" w:cs="Times New Roman"/>
+          <w:b/>
+          <w:bCs/>
+          <w:sz w:val="28"/>
+          <w:szCs w:val="28"/>
+        </w:rPr>
+        <w:t xml:space="preserve"> </w:t>
+      </w:r>
+      <w:proofErr w:type="spellStart"/>
+      <w:r>
+        <w:rPr>
+          <w:rFonts w:ascii="Times New Roman" w:hAnsi="Times New Roman" w:cs="Times New Roman"/>
+          <w:b/>
+          <w:bCs/>
+          <w:sz w:val="28"/>
+          <w:szCs w:val="28"/>
+        </w:rPr>
+        <w:t>berisi</w:t>
+      </w:r>
+      <w:proofErr w:type="spellEnd"/>
+      <w:r>
+        <w:rPr>
+          <w:rFonts w:ascii="Times New Roman" w:hAnsi="Times New Roman" w:cs="Times New Roman"/>
+          <w:b/>
+          <w:bCs/>
+          <w:sz w:val="28"/>
+          <w:szCs w:val="28"/>
+        </w:rPr>
+        <w:t xml:space="preserve"> </w:t>
+      </w:r>
+      <w:proofErr w:type="spellStart"/>
+      <w:r>
+        <w:rPr>
+          <w:rFonts w:ascii="Times New Roman" w:hAnsi="Times New Roman" w:cs="Times New Roman"/>
+          <w:b/>
+          <w:bCs/>
+          <w:sz w:val="28"/>
+          <w:szCs w:val="28"/>
+        </w:rPr>
+        <w:t>objek</w:t>
+      </w:r>
+      <w:proofErr w:type="spellEnd"/>
+      <w:r>
+        <w:rPr>
+          <w:rFonts w:ascii="Times New Roman" w:hAnsi="Times New Roman" w:cs="Times New Roman"/>
+          <w:b/>
+          <w:bCs/>
+          <w:sz w:val="28"/>
+          <w:szCs w:val="28"/>
+        </w:rPr>
+        <w:t xml:space="preserve"> Warrior dan Mage, </w:t>
+      </w:r>
+      <w:proofErr w:type="spellStart"/>
+      <w:r>
+        <w:rPr>
+          <w:rFonts w:ascii="Times New Roman" w:hAnsi="Times New Roman" w:cs="Times New Roman"/>
+          <w:b/>
+          <w:bCs/>
+          <w:sz w:val="28"/>
+          <w:szCs w:val="28"/>
+        </w:rPr>
+        <w:t>lalu</w:t>
+      </w:r>
+      <w:proofErr w:type="spellEnd"/>
+      <w:r>
+        <w:rPr>
+          <w:rFonts w:ascii="Times New Roman" w:hAnsi="Times New Roman" w:cs="Times New Roman"/>
+          <w:b/>
+          <w:bCs/>
+          <w:sz w:val="28"/>
+          <w:szCs w:val="28"/>
+        </w:rPr>
+        <w:t xml:space="preserve"> </w:t>
+      </w:r>
+      <w:proofErr w:type="spellStart"/>
+      <w:r>
+        <w:rPr>
+          <w:rFonts w:ascii="Times New Roman" w:hAnsi="Times New Roman" w:cs="Times New Roman"/>
+          <w:b/>
+          <w:bCs/>
+          <w:sz w:val="28"/>
+          <w:szCs w:val="28"/>
+        </w:rPr>
+        <w:t>panggil</w:t>
+      </w:r>
+      <w:proofErr w:type="spellEnd"/>
+      <w:r>
+        <w:rPr>
+          <w:rFonts w:ascii="Times New Roman" w:hAnsi="Times New Roman" w:cs="Times New Roman"/>
+          <w:b/>
+          <w:bCs/>
+          <w:sz w:val="28"/>
+          <w:szCs w:val="28"/>
+        </w:rPr>
+        <w:t xml:space="preserve"> method </w:t>
+      </w:r>
+      <w:proofErr w:type="gramStart"/>
+      <w:r>
+        <w:rPr>
+          <w:rFonts w:ascii="Times New Roman" w:hAnsi="Times New Roman" w:cs="Times New Roman"/>
+          <w:b/>
+          <w:bCs/>
+          <w:sz w:val="28"/>
+          <w:szCs w:val="28"/>
+        </w:rPr>
+        <w:t>attack(</w:t>
+      </w:r>
+      <w:proofErr w:type="gramEnd"/>
+      <w:r>
+        <w:rPr>
+          <w:rFonts w:ascii="Times New Roman" w:hAnsi="Times New Roman" w:cs="Times New Roman"/>
+          <w:b/>
+          <w:bCs/>
+          <w:sz w:val="28"/>
+          <w:szCs w:val="28"/>
+        </w:rPr>
+        <w:t xml:space="preserve">) </w:t>
+      </w:r>
+      <w:proofErr w:type="spellStart"/>
+      <w:r>
+        <w:rPr>
+          <w:rFonts w:ascii="Times New Roman" w:hAnsi="Times New Roman" w:cs="Times New Roman"/>
+          <w:b/>
+          <w:bCs/>
+          <w:sz w:val="28"/>
+          <w:szCs w:val="28"/>
+        </w:rPr>
+        <w:t>secara</w:t>
+      </w:r>
+      <w:proofErr w:type="spellEnd"/>
+      <w:r>
+        <w:rPr>
+          <w:rFonts w:ascii="Times New Roman" w:hAnsi="Times New Roman" w:cs="Times New Roman"/>
+          <w:b/>
+          <w:bCs/>
+          <w:sz w:val="28"/>
+          <w:szCs w:val="28"/>
+        </w:rPr>
+        <w:t xml:space="preserve"> </w:t>
+      </w:r>
+      <w:proofErr w:type="spellStart"/>
+      <w:r>
+        <w:rPr>
+          <w:rFonts w:ascii="Times New Roman" w:hAnsi="Times New Roman" w:cs="Times New Roman"/>
+          <w:b/>
+          <w:bCs/>
+          <w:sz w:val="28"/>
+          <w:szCs w:val="28"/>
+        </w:rPr>
+        <w:t>polimorfi</w:t>
+      </w:r>
+      <w:proofErr w:type="spellEnd"/>
+      <w:r>
+        <w:rPr>
+          <w:rFonts w:ascii="Times New Roman" w:hAnsi="Times New Roman" w:cs="Times New Roman"/>
+          <w:b/>
+          <w:bCs/>
+          <w:sz w:val="28"/>
+          <w:szCs w:val="28"/>
+        </w:rPr>
+        <w:t xml:space="preserve"> </w:t>
+      </w:r>
+      <w:proofErr w:type="spellStart"/>
+      <w:r>
+        <w:rPr>
+          <w:rFonts w:ascii="Times New Roman" w:hAnsi="Times New Roman" w:cs="Times New Roman"/>
+          <w:b/>
+          <w:bCs/>
+          <w:sz w:val="28"/>
+          <w:szCs w:val="28"/>
+        </w:rPr>
+        <w:t>melalui</w:t>
+      </w:r>
+      <w:proofErr w:type="spellEnd"/>
+      <w:r>
+        <w:rPr>
+          <w:rFonts w:ascii="Times New Roman" w:hAnsi="Times New Roman" w:cs="Times New Roman"/>
+          <w:b/>
+          <w:bCs/>
+          <w:sz w:val="28"/>
+          <w:szCs w:val="28"/>
+        </w:rPr>
+        <w:t xml:space="preserve"> </w:t>
+      </w:r>
+      <w:proofErr w:type="spellStart"/>
+      <w:r>
+        <w:rPr>
+          <w:rFonts w:ascii="Times New Roman" w:hAnsi="Times New Roman" w:cs="Times New Roman"/>
+          <w:b/>
+          <w:bCs/>
+          <w:sz w:val="28"/>
+          <w:szCs w:val="28"/>
+        </w:rPr>
+        <w:t>perulangan</w:t>
+      </w:r>
+      <w:proofErr w:type="spellEnd"/>
+      <w:r>
+        <w:rPr>
+          <w:rFonts w:ascii="Times New Roman" w:hAnsi="Times New Roman" w:cs="Times New Roman"/>
+          <w:b/>
+          <w:bCs/>
+          <w:sz w:val="28"/>
+          <w:szCs w:val="28"/>
+        </w:rPr>
+        <w:t xml:space="preserve"> (loop).</w:t>
       </w:r>
     </w:p>
     <w:p>
       <w:pPr>
         <w:pStyle w:val="BodyText"/>
-        <w:numPr>
-          <w:ilvl w:val="0"/>
-          <w:numId w:val="46"/>
-        </w:numPr>
-        <w:spacing w:after="0"/>
-        <w:rPr>
-          <w:rFonts w:ascii="Times New Roman" w:hAnsi="Times New Roman" w:cs="Times New Roman"/>
-          <w:sz w:val="28"/>
-          <w:szCs w:val="28"/>
-        </w:rPr>
-      </w:pPr>
-      <w:r>
-        <w:rPr>
-          <w:rFonts w:ascii="Times New Roman" w:hAnsi="Times New Roman" w:cs="Times New Roman"/>
-          <w:sz w:val="28"/>
-          <w:szCs w:val="28"/>
-        </w:rPr>
-        <w:t>Implementasikan konstruktor untuk menginisialisasi atribut name dan health saat objek</w:t>
-      </w:r>
-      <w:r>
-        <w:rPr>
-          <w:rFonts w:ascii="Times New Roman" w:hAnsi="Times New Roman" w:cs="Times New Roman"/>
-          <w:sz w:val="28"/>
-          <w:szCs w:val="28"/>
-        </w:rPr>
-        <w:t xml:space="preserve"> </w:t>
-      </w:r>
-      <w:r>
-        <w:rPr>
-          <w:rFonts w:ascii="Times New Roman" w:hAnsi="Times New Roman" w:cs="Times New Roman"/>
-          <w:sz w:val="28"/>
-          <w:szCs w:val="28"/>
-        </w:rPr>
-        <w:t>dibuat.</w:t>
-      </w:r>
-    </w:p>
-    <w:p>
-      <w:pPr>
-        <w:pStyle w:val="BodyText"/>
-        <w:spacing w:after="0"/>
-        <w:ind w:left="1080"/>
-        <w:rPr>
-          <w:rFonts w:ascii="Times New Roman" w:hAnsi="Times New Roman" w:cs="Times New Roman"/>
-          <w:sz w:val="28"/>
-          <w:szCs w:val="28"/>
-        </w:rPr>
-      </w:pPr>
-      <w:r>
-        <w:rPr>
-          <w:rFonts w:ascii="Times New Roman" w:hAnsi="Times New Roman" w:cs="Times New Roman"/>
-          <w:sz w:val="28"/>
-          <w:szCs w:val="28"/>
-        </w:rPr>
-        <w:t>Berikut Adalah source code yang di screenshots</w:t>
-      </w:r>
-    </w:p>
-    <w:p>
-      <w:pPr>
-        <w:pStyle w:val="BodyText"/>
-        <w:spacing w:after="0"/>
-        <w:ind w:left="1080"/>
-        <w:jc w:val="center"/>
-        <w:rPr>
-          <w:rFonts w:ascii="Times New Roman" w:hAnsi="Times New Roman" w:cs="Times New Roman"/>
-          <w:sz w:val="28"/>
-          <w:szCs w:val="28"/>
-        </w:rPr>
-      </w:pPr>
-      <w:r>
-        <w:rPr>
-          <w:rFonts w:ascii="Times New Roman" w:hAnsi="Times New Roman" w:cs="Times New Roman"/>
-          <w:noProof/>
-          <w:sz w:val="28"/>
-          <w:szCs w:val="28"/>
-        </w:rPr>
-        <w:drawing>
-          <wp:inline distT="0" distB="0" distL="0" distR="0" wp14:anchorId="0D8D6B92" wp14:editId="05648607">
-            <wp:extent cx="4054191" cy="1219306"/>
-            <wp:effectExtent l="0" t="0" r="3810" b="0"/>
-            <wp:docPr id="732609536" name="Picture 1"/>
-            <wp:cNvGraphicFramePr>
-              <a:graphicFrameLocks xmlns:a="http://schemas.openxmlformats.org/drawingml/2006/main" noChangeAspect="1"/>
-            </wp:cNvGraphicFramePr>
-            <a:graphic xmlns:a="http://schemas.openxmlformats.org/drawingml/2006/main">
-              <a:graphicData uri="http://schemas.openxmlformats.org/drawingml/2006/picture">
-                <pic:pic xmlns:pic="http://schemas.openxmlformats.org/drawingml/2006/picture">
-                  <pic:nvPicPr>
-                    <pic:cNvPr id="732609536" name=""/>
-                    <pic:cNvPicPr/>
-                  </pic:nvPicPr>
-                  <pic:blipFill>
-                    <a:blip r:embed="rId12"/>
-                    <a:stretch>
-                      <a:fillRect/>
-                    </a:stretch>
-                  </pic:blipFill>
-                  <pic:spPr>
-                    <a:xfrm>
-                      <a:off x="0" y="0"/>
-                      <a:ext cx="4054191" cy="1219306"/>
-                    </a:xfrm>
-                    <a:prstGeom prst="rect">
-                      <a:avLst/>
-                    </a:prstGeom>
-                  </pic:spPr>
-                </pic:pic>
-              </a:graphicData>
-            </a:graphic>
-          </wp:inline>
-        </w:drawing>
-      </w:r>
-    </w:p>
-    <w:p>
-      <w:pPr>
-        <w:pStyle w:val="BodyText"/>
-        <w:spacing w:after="0"/>
-        <w:ind w:left="1080"/>
-        <w:jc w:val="center"/>
-        <w:rPr>
-          <w:rFonts w:ascii="Times New Roman" w:hAnsi="Times New Roman" w:cs="Times New Roman"/>
-          <w:sz w:val="28"/>
-          <w:szCs w:val="28"/>
-        </w:rPr>
-      </w:pPr>
-      <w:r>
-        <w:rPr>
-          <w:rFonts w:ascii="Times New Roman" w:hAnsi="Times New Roman" w:cs="Times New Roman"/>
-          <w:sz w:val="28"/>
-          <w:szCs w:val="28"/>
-        </w:rPr>
-        <w:t>(Gambar 7. Konstruktor player, Source: File Pribadi)</w:t>
-      </w:r>
-    </w:p>
-    <w:p>
-      <w:pPr>
-        <w:pStyle w:val="BodyText"/>
-        <w:numPr>
-          <w:ilvl w:val="0"/>
-          <w:numId w:val="46"/>
-        </w:numPr>
-        <w:spacing w:after="0"/>
-        <w:rPr>
-          <w:rFonts w:ascii="Times New Roman" w:hAnsi="Times New Roman" w:cs="Times New Roman"/>
-          <w:sz w:val="28"/>
-          <w:szCs w:val="28"/>
-        </w:rPr>
-      </w:pPr>
-      <w:r>
-        <w:rPr>
-          <w:rFonts w:ascii="Times New Roman" w:hAnsi="Times New Roman" w:cs="Times New Roman"/>
-          <w:sz w:val="28"/>
-          <w:szCs w:val="28"/>
-        </w:rPr>
-        <w:t>Buatlah method attack() untuk mengurangi kesehatan musuh sebesar 10 setiap kali</w:t>
-      </w:r>
-      <w:r>
-        <w:rPr>
-          <w:rFonts w:ascii="Times New Roman" w:hAnsi="Times New Roman" w:cs="Times New Roman"/>
-          <w:sz w:val="28"/>
-          <w:szCs w:val="28"/>
-        </w:rPr>
-        <w:t xml:space="preserve"> </w:t>
-      </w:r>
-      <w:r>
-        <w:rPr>
-          <w:rFonts w:ascii="Times New Roman" w:hAnsi="Times New Roman" w:cs="Times New Roman"/>
-          <w:sz w:val="28"/>
-          <w:szCs w:val="28"/>
-        </w:rPr>
-        <w:t>diserang.</w:t>
-      </w:r>
-    </w:p>
-    <w:p>
-      <w:pPr>
-        <w:pStyle w:val="BodyText"/>
-        <w:spacing w:after="0"/>
-        <w:ind w:left="1080"/>
-        <w:rPr>
-          <w:rFonts w:ascii="Times New Roman" w:hAnsi="Times New Roman" w:cs="Times New Roman"/>
-          <w:sz w:val="28"/>
-          <w:szCs w:val="28"/>
-        </w:rPr>
-      </w:pPr>
-      <w:r>
-        <w:rPr>
-          <w:rFonts w:ascii="Times New Roman" w:hAnsi="Times New Roman" w:cs="Times New Roman"/>
-          <w:sz w:val="28"/>
-          <w:szCs w:val="28"/>
-        </w:rPr>
-        <w:t>Berikut Adalah source code yang di screenshot</w:t>
-      </w:r>
-    </w:p>
-    <w:p>
-      <w:pPr>
-        <w:pStyle w:val="BodyText"/>
-        <w:spacing w:after="0"/>
-        <w:ind w:left="1080"/>
-        <w:jc w:val="center"/>
-        <w:rPr>
-          <w:rFonts w:ascii="Times New Roman" w:hAnsi="Times New Roman" w:cs="Times New Roman"/>
-          <w:sz w:val="28"/>
-          <w:szCs w:val="28"/>
-        </w:rPr>
-      </w:pPr>
-      <w:r>
-        <w:rPr>
-          <w:rFonts w:ascii="Times New Roman" w:hAnsi="Times New Roman" w:cs="Times New Roman"/>
-          <w:noProof/>
-          <w:sz w:val="28"/>
-          <w:szCs w:val="28"/>
-        </w:rPr>
-        <w:drawing>
-          <wp:inline distT="0" distB="0" distL="0" distR="0" wp14:anchorId="1F375FD9" wp14:editId="2A64CC65">
-            <wp:extent cx="4419983" cy="1219306"/>
-            <wp:effectExtent l="0" t="0" r="0" b="0"/>
-            <wp:docPr id="266491635" name="Picture 1"/>
-            <wp:cNvGraphicFramePr>
-              <a:graphicFrameLocks xmlns:a="http://schemas.openxmlformats.org/drawingml/2006/main" noChangeAspect="1"/>
-            </wp:cNvGraphicFramePr>
-            <a:graphic xmlns:a="http://schemas.openxmlformats.org/drawingml/2006/main">
-              <a:graphicData uri="http://schemas.openxmlformats.org/drawingml/2006/picture">
-                <pic:pic xmlns:pic="http://schemas.openxmlformats.org/drawingml/2006/picture">
-                  <pic:nvPicPr>
-                    <pic:cNvPr id="266491635" name=""/>
-                    <pic:cNvPicPr/>
-                  </pic:nvPicPr>
-                  <pic:blipFill>
-                    <a:blip r:embed="rId13"/>
-                    <a:stretch>
-                      <a:fillRect/>
-                    </a:stretch>
-                  </pic:blipFill>
-                  <pic:spPr>
-                    <a:xfrm>
-                      <a:off x="0" y="0"/>
-                      <a:ext cx="4419983" cy="1219306"/>
-                    </a:xfrm>
-                    <a:prstGeom prst="rect">
-                      <a:avLst/>
-                    </a:prstGeom>
-                  </pic:spPr>
-                </pic:pic>
-              </a:graphicData>
-            </a:graphic>
-          </wp:inline>
-        </w:drawing>
-      </w:r>
-    </w:p>
-    <w:p>
-      <w:pPr>
-        <w:pStyle w:val="BodyText"/>
-        <w:spacing w:after="0"/>
-        <w:ind w:left="1080"/>
-        <w:jc w:val="center"/>
-        <w:rPr>
-          <w:rFonts w:ascii="Times New Roman" w:hAnsi="Times New Roman" w:cs="Times New Roman"/>
-          <w:sz w:val="28"/>
-          <w:szCs w:val="28"/>
-        </w:rPr>
-      </w:pPr>
-      <w:r>
-        <w:rPr>
-          <w:rFonts w:ascii="Times New Roman" w:hAnsi="Times New Roman" w:cs="Times New Roman"/>
-          <w:sz w:val="28"/>
-          <w:szCs w:val="28"/>
-        </w:rPr>
-        <w:t>(Gambar 8. Method attack player, Source: File Pribadi)</w:t>
-      </w:r>
-    </w:p>
-    <w:p>
-      <w:pPr>
-        <w:pStyle w:val="BodyText"/>
-        <w:spacing w:after="0"/>
-        <w:ind w:left="1080"/>
-        <w:jc w:val="center"/>
-        <w:rPr>
-          <w:rFonts w:ascii="Times New Roman" w:hAnsi="Times New Roman" w:cs="Times New Roman"/>
-          <w:sz w:val="28"/>
-          <w:szCs w:val="28"/>
-        </w:rPr>
-      </w:pPr>
-    </w:p>
-    <w:p>
-      <w:pPr>
-        <w:pStyle w:val="BodyText"/>
-        <w:numPr>
-          <w:ilvl w:val="0"/>
-          <w:numId w:val="46"/>
-        </w:numPr>
-        <w:spacing w:after="0"/>
-        <w:rPr>
-          <w:rFonts w:ascii="Times New Roman" w:hAnsi="Times New Roman" w:cs="Times New Roman"/>
-          <w:sz w:val="28"/>
-          <w:szCs w:val="28"/>
-        </w:rPr>
-      </w:pPr>
-      <w:r>
-        <w:rPr>
-          <w:rFonts w:ascii="Times New Roman" w:hAnsi="Times New Roman" w:cs="Times New Roman"/>
-          <w:sz w:val="28"/>
-          <w:szCs w:val="28"/>
-        </w:rPr>
-        <w:t>Implementasikan method displayHealth() untuk menampilkan status kesehatan karakter</w:t>
-      </w:r>
-    </w:p>
-    <w:p>
-      <w:pPr>
-        <w:pStyle w:val="BodyText"/>
-        <w:spacing w:after="0"/>
-        <w:ind w:left="1080"/>
-        <w:rPr>
-          <w:rFonts w:ascii="Times New Roman" w:hAnsi="Times New Roman" w:cs="Times New Roman"/>
-          <w:sz w:val="28"/>
-          <w:szCs w:val="28"/>
-        </w:rPr>
-      </w:pPr>
-      <w:r>
-        <w:rPr>
-          <w:rFonts w:ascii="Times New Roman" w:hAnsi="Times New Roman" w:cs="Times New Roman"/>
-          <w:sz w:val="28"/>
-          <w:szCs w:val="28"/>
-        </w:rPr>
-        <w:t>Berikut Adalah source code yang di Screenshots</w:t>
-      </w:r>
-    </w:p>
-    <w:p>
-      <w:pPr>
-        <w:pStyle w:val="BodyText"/>
-        <w:spacing w:after="0"/>
-        <w:ind w:left="1080"/>
-        <w:rPr>
-          <w:rFonts w:ascii="Times New Roman" w:hAnsi="Times New Roman" w:cs="Times New Roman"/>
-          <w:sz w:val="28"/>
-          <w:szCs w:val="28"/>
-        </w:rPr>
-      </w:pPr>
-      <w:r>
-        <w:rPr>
-          <w:rFonts w:ascii="Times New Roman" w:hAnsi="Times New Roman" w:cs="Times New Roman"/>
-          <w:noProof/>
-          <w:sz w:val="28"/>
-          <w:szCs w:val="28"/>
-        </w:rPr>
-        <w:drawing>
-          <wp:inline distT="0" distB="0" distL="0" distR="0" wp14:anchorId="49A3F796" wp14:editId="325E0657">
-            <wp:extent cx="5044877" cy="952583"/>
-            <wp:effectExtent l="0" t="0" r="3810" b="0"/>
-            <wp:docPr id="631306406" name="Picture 1"/>
-            <wp:cNvGraphicFramePr>
-              <a:graphicFrameLocks xmlns:a="http://schemas.openxmlformats.org/drawingml/2006/main" noChangeAspect="1"/>
-            </wp:cNvGraphicFramePr>
-            <a:graphic xmlns:a="http://schemas.openxmlformats.org/drawingml/2006/main">
-              <a:graphicData uri="http://schemas.openxmlformats.org/drawingml/2006/picture">
-                <pic:pic xmlns:pic="http://schemas.openxmlformats.org/drawingml/2006/picture">
-                  <pic:nvPicPr>
-                    <pic:cNvPr id="631306406" name=""/>
-                    <pic:cNvPicPr/>
-                  </pic:nvPicPr>
-                  <pic:blipFill>
-                    <a:blip r:embed="rId14"/>
-                    <a:stretch>
-                      <a:fillRect/>
-                    </a:stretch>
-                  </pic:blipFill>
-                  <pic:spPr>
-                    <a:xfrm>
-                      <a:off x="0" y="0"/>
-                      <a:ext cx="5044877" cy="952583"/>
-                    </a:xfrm>
-                    <a:prstGeom prst="rect">
-                      <a:avLst/>
-                    </a:prstGeom>
-                  </pic:spPr>
-                </pic:pic>
-              </a:graphicData>
-            </a:graphic>
-          </wp:inline>
-        </w:drawing>
-      </w:r>
-    </w:p>
-    <w:p>
-      <w:pPr>
-        <w:pStyle w:val="BodyText"/>
-        <w:spacing w:after="0"/>
-        <w:ind w:left="1080"/>
-        <w:rPr>
-          <w:rFonts w:ascii="Times New Roman" w:hAnsi="Times New Roman" w:cs="Times New Roman"/>
-          <w:sz w:val="28"/>
-          <w:szCs w:val="28"/>
-        </w:rPr>
-      </w:pPr>
-      <w:r>
-        <w:rPr>
-          <w:rFonts w:ascii="Times New Roman" w:hAnsi="Times New Roman" w:cs="Times New Roman"/>
-          <w:noProof/>
-          <w:sz w:val="28"/>
-          <w:szCs w:val="28"/>
-        </w:rPr>
-        <w:drawing>
-          <wp:inline distT="0" distB="0" distL="0" distR="0" wp14:anchorId="04DC477A" wp14:editId="11AED3E9">
-            <wp:extent cx="2560542" cy="2385267"/>
-            <wp:effectExtent l="0" t="0" r="0" b="0"/>
-            <wp:docPr id="2072059532" name="Picture 1"/>
-            <wp:cNvGraphicFramePr>
-              <a:graphicFrameLocks xmlns:a="http://schemas.openxmlformats.org/drawingml/2006/main" noChangeAspect="1"/>
-            </wp:cNvGraphicFramePr>
-            <a:graphic xmlns:a="http://schemas.openxmlformats.org/drawingml/2006/main">
-              <a:graphicData uri="http://schemas.openxmlformats.org/drawingml/2006/picture">
-                <pic:pic xmlns:pic="http://schemas.openxmlformats.org/drawingml/2006/picture">
-                  <pic:nvPicPr>
-                    <pic:cNvPr id="2072059532" name=""/>
-                    <pic:cNvPicPr/>
-                  </pic:nvPicPr>
-                  <pic:blipFill>
-                    <a:blip r:embed="rId15"/>
-                    <a:stretch>
-                      <a:fillRect/>
-                    </a:stretch>
-                  </pic:blipFill>
-                  <pic:spPr>
-                    <a:xfrm>
-                      <a:off x="0" y="0"/>
-                      <a:ext cx="2560542" cy="2385267"/>
-                    </a:xfrm>
-                    <a:prstGeom prst="rect">
-                      <a:avLst/>
-                    </a:prstGeom>
-                  </pic:spPr>
-                </pic:pic>
-              </a:graphicData>
-            </a:graphic>
-          </wp:inline>
-        </w:drawing>
-      </w:r>
-    </w:p>
-    <w:p>
-      <w:pPr>
-        <w:pStyle w:val="BodyText"/>
-        <w:spacing w:after="0"/>
-        <w:ind w:left="1080"/>
-        <w:jc w:val="center"/>
-        <w:rPr>
-          <w:rFonts w:ascii="Times New Roman" w:hAnsi="Times New Roman" w:cs="Times New Roman"/>
-          <w:sz w:val="28"/>
-          <w:szCs w:val="28"/>
-        </w:rPr>
-      </w:pPr>
-      <w:r>
-        <w:rPr>
-          <w:rFonts w:ascii="Times New Roman" w:hAnsi="Times New Roman" w:cs="Times New Roman"/>
-          <w:sz w:val="28"/>
-          <w:szCs w:val="28"/>
-        </w:rPr>
-        <w:t>(Gambar 9. Method displayHealth() player, Source: File Pribadi)</w:t>
-      </w:r>
-    </w:p>
-    <w:p>
-      <w:pPr>
-        <w:pStyle w:val="BodyText"/>
-        <w:spacing w:after="0"/>
-        <w:ind w:left="1080"/>
-        <w:rPr>
-          <w:rFonts w:ascii="Times New Roman" w:hAnsi="Times New Roman" w:cs="Times New Roman"/>
-          <w:sz w:val="28"/>
-          <w:szCs w:val="28"/>
-        </w:rPr>
-      </w:pPr>
-      <w:r>
-        <w:rPr>
-          <w:rFonts w:ascii="Times New Roman" w:hAnsi="Times New Roman" w:cs="Times New Roman"/>
-          <w:b/>
-          <w:bCs/>
-          <w:sz w:val="28"/>
-          <w:szCs w:val="28"/>
-        </w:rPr>
-        <w:t>Output :</w:t>
-      </w:r>
-      <w:r>
-        <w:rPr>
-          <w:rFonts w:ascii="Times New Roman" w:hAnsi="Times New Roman" w:cs="Times New Roman"/>
-          <w:sz w:val="28"/>
-          <w:szCs w:val="28"/>
-        </w:rPr>
-        <w:t xml:space="preserve"> </w:t>
-      </w:r>
-    </w:p>
-    <w:p>
-      <w:pPr>
-        <w:pStyle w:val="BodyText"/>
-        <w:spacing w:after="0"/>
-        <w:ind w:left="1080"/>
-        <w:rPr>
-          <w:rFonts w:ascii="Times New Roman" w:hAnsi="Times New Roman" w:cs="Times New Roman"/>
-          <w:sz w:val="28"/>
-          <w:szCs w:val="28"/>
-        </w:rPr>
-      </w:pPr>
-      <w:r>
-        <w:rPr>
-          <w:rFonts w:ascii="Times New Roman" w:hAnsi="Times New Roman" w:cs="Times New Roman"/>
-          <w:noProof/>
-          <w:sz w:val="28"/>
-          <w:szCs w:val="28"/>
-        </w:rPr>
-        <w:drawing>
-          <wp:inline distT="0" distB="0" distL="0" distR="0" wp14:anchorId="5E75DC5C" wp14:editId="6ED922C5">
-            <wp:extent cx="5943600" cy="1228725"/>
-            <wp:effectExtent l="0" t="0" r="0" b="9525"/>
-            <wp:docPr id="259717031" name="Picture 1"/>
-            <wp:cNvGraphicFramePr>
-              <a:graphicFrameLocks xmlns:a="http://schemas.openxmlformats.org/drawingml/2006/main" noChangeAspect="1"/>
-            </wp:cNvGraphicFramePr>
-            <a:graphic xmlns:a="http://schemas.openxmlformats.org/drawingml/2006/main">
-              <a:graphicData uri="http://schemas.openxmlformats.org/drawingml/2006/picture">
-                <pic:pic xmlns:pic="http://schemas.openxmlformats.org/drawingml/2006/picture">
-                  <pic:nvPicPr>
-                    <pic:cNvPr id="259717031" name=""/>
-                    <pic:cNvPicPr/>
-                  </pic:nvPicPr>
-                  <pic:blipFill>
-                    <a:blip r:embed="rId16"/>
-                    <a:stretch>
-                      <a:fillRect/>
-                    </a:stretch>
-                  </pic:blipFill>
-                  <pic:spPr>
-                    <a:xfrm>
-                      <a:off x="0" y="0"/>
-                      <a:ext cx="5943600" cy="1228725"/>
-                    </a:xfrm>
-                    <a:prstGeom prst="rect">
-                      <a:avLst/>
-                    </a:prstGeom>
-                  </pic:spPr>
-                </pic:pic>
-              </a:graphicData>
-            </a:graphic>
-          </wp:inline>
-        </w:drawing>
-      </w:r>
-    </w:p>
-    <w:p>
-      <w:pPr>
-        <w:pStyle w:val="BodyText"/>
-        <w:spacing w:after="0"/>
-        <w:ind w:left="1080"/>
-        <w:jc w:val="center"/>
-        <w:rPr>
-          <w:rFonts w:ascii="Times New Roman" w:hAnsi="Times New Roman" w:cs="Times New Roman"/>
-          <w:sz w:val="28"/>
-          <w:szCs w:val="28"/>
-        </w:rPr>
-      </w:pPr>
-      <w:r>
-        <w:rPr>
-          <w:rFonts w:ascii="Times New Roman" w:hAnsi="Times New Roman" w:cs="Times New Roman"/>
-          <w:sz w:val="28"/>
-          <w:szCs w:val="28"/>
-        </w:rPr>
-        <w:t>(Gambar 10. Ouput Player, Source: File Pribadi)</w:t>
-      </w:r>
-    </w:p>
-    <w:p>
-      <w:pPr>
-        <w:pStyle w:val="BodyText"/>
-        <w:spacing w:after="0"/>
-        <w:ind w:left="1080"/>
-        <w:rPr>
-          <w:rFonts w:ascii="Times New Roman" w:hAnsi="Times New Roman" w:cs="Times New Roman"/>
-          <w:sz w:val="28"/>
-          <w:szCs w:val="28"/>
-        </w:rPr>
-      </w:pPr>
-    </w:p>
-    <w:p>
-      <w:pPr>
-        <w:pStyle w:val="BodyText"/>
-        <w:numPr>
-          <w:ilvl w:val="0"/>
-          <w:numId w:val="43"/>
-        </w:numPr>
         <w:spacing w:before="0" w:after="0"/>
-        <w:rPr>
-          <w:rFonts w:ascii="Times New Roman" w:hAnsi="Times New Roman" w:cs="Times New Roman"/>
-          <w:b/>
-          <w:bCs/>
-          <w:sz w:val="28"/>
-          <w:szCs w:val="28"/>
-        </w:rPr>
-      </w:pPr>
-      <w:r>
-        <w:rPr>
-          <w:rFonts w:ascii="Times New Roman" w:hAnsi="Times New Roman" w:cs="Times New Roman"/>
-          <w:b/>
-          <w:bCs/>
-          <w:sz w:val="28"/>
-          <w:szCs w:val="28"/>
-        </w:rPr>
-        <w:t>Membuat Level Karakter dalam Game</w:t>
-      </w:r>
-    </w:p>
-    <w:p>
-      <w:pPr>
-        <w:pStyle w:val="BodyText"/>
-        <w:numPr>
-          <w:ilvl w:val="0"/>
-          <w:numId w:val="47"/>
-        </w:numPr>
-        <w:spacing w:before="0" w:after="0"/>
-        <w:rPr>
-          <w:rFonts w:ascii="Times New Roman" w:hAnsi="Times New Roman" w:cs="Times New Roman"/>
-          <w:b/>
-          <w:bCs/>
-          <w:sz w:val="28"/>
-          <w:szCs w:val="28"/>
-        </w:rPr>
-      </w:pPr>
-      <w:r>
-        <w:rPr>
-          <w:rFonts w:ascii="Times New Roman" w:hAnsi="Times New Roman" w:cs="Times New Roman"/>
-          <w:b/>
-          <w:bCs/>
-          <w:sz w:val="28"/>
-          <w:szCs w:val="28"/>
-        </w:rPr>
-        <w:t>Buatlah kelas character dengan atribut name (nama karakter), level (level), dan experience (Pengalaman).</w:t>
-      </w:r>
-    </w:p>
-    <w:p>
-      <w:pPr>
-        <w:pStyle w:val="BodyText"/>
-        <w:spacing w:before="0" w:after="0"/>
-        <w:ind w:left="1080"/>
-        <w:rPr>
-          <w:rFonts w:ascii="Times New Roman" w:hAnsi="Times New Roman" w:cs="Times New Roman"/>
-          <w:b/>
-          <w:bCs/>
-          <w:sz w:val="28"/>
-          <w:szCs w:val="28"/>
-        </w:rPr>
-      </w:pPr>
-    </w:p>
-    <w:p>
-      <w:pPr>
-        <w:pStyle w:val="BodyText"/>
-        <w:spacing w:before="0" w:after="0"/>
-        <w:ind w:left="1080"/>
-        <w:rPr>
-          <w:rFonts w:ascii="Times New Roman" w:hAnsi="Times New Roman" w:cs="Times New Roman"/>
-          <w:sz w:val="28"/>
-          <w:szCs w:val="28"/>
-        </w:rPr>
-      </w:pPr>
-      <w:r>
-        <w:rPr>
-          <w:rFonts w:ascii="Times New Roman" w:hAnsi="Times New Roman" w:cs="Times New Roman"/>
-          <w:sz w:val="28"/>
-          <w:szCs w:val="28"/>
-        </w:rPr>
-        <w:lastRenderedPageBreak/>
-        <w:t>Berikut Adalah source code yang di screenshot</w:t>
-      </w:r>
-    </w:p>
-    <w:p>
-      <w:pPr>
-        <w:pStyle w:val="BodyText"/>
-        <w:spacing w:before="0" w:after="0"/>
-        <w:ind w:left="1080"/>
-        <w:jc w:val="center"/>
-        <w:rPr>
-          <w:rFonts w:ascii="Times New Roman" w:hAnsi="Times New Roman" w:cs="Times New Roman"/>
-          <w:sz w:val="28"/>
-          <w:szCs w:val="28"/>
-        </w:rPr>
-      </w:pPr>
-      <w:r>
-        <w:rPr>
-          <w:rFonts w:ascii="Times New Roman" w:hAnsi="Times New Roman" w:cs="Times New Roman"/>
-          <w:noProof/>
-          <w:sz w:val="28"/>
-          <w:szCs w:val="28"/>
-        </w:rPr>
-        <w:drawing>
-          <wp:inline distT="0" distB="0" distL="0" distR="0" wp14:anchorId="0E5B7973" wp14:editId="664EE081">
-            <wp:extent cx="1653683" cy="922100"/>
-            <wp:effectExtent l="0" t="0" r="3810" b="0"/>
-            <wp:docPr id="587516617" name="Picture 1"/>
-            <wp:cNvGraphicFramePr>
-              <a:graphicFrameLocks xmlns:a="http://schemas.openxmlformats.org/drawingml/2006/main" noChangeAspect="1"/>
-            </wp:cNvGraphicFramePr>
-            <a:graphic xmlns:a="http://schemas.openxmlformats.org/drawingml/2006/main">
-              <a:graphicData uri="http://schemas.openxmlformats.org/drawingml/2006/picture">
-                <pic:pic xmlns:pic="http://schemas.openxmlformats.org/drawingml/2006/picture">
-                  <pic:nvPicPr>
-                    <pic:cNvPr id="587516617" name=""/>
-                    <pic:cNvPicPr/>
-                  </pic:nvPicPr>
-                  <pic:blipFill>
-                    <a:blip r:embed="rId17"/>
-                    <a:stretch>
-                      <a:fillRect/>
-                    </a:stretch>
-                  </pic:blipFill>
-                  <pic:spPr>
-                    <a:xfrm>
-                      <a:off x="0" y="0"/>
-                      <a:ext cx="1653683" cy="922100"/>
-                    </a:xfrm>
-                    <a:prstGeom prst="rect">
-                      <a:avLst/>
-                    </a:prstGeom>
-                  </pic:spPr>
-                </pic:pic>
-              </a:graphicData>
-            </a:graphic>
-          </wp:inline>
-        </w:drawing>
-      </w:r>
-    </w:p>
-    <w:p>
-      <w:pPr>
-        <w:pStyle w:val="BodyText"/>
-        <w:spacing w:before="0" w:after="0"/>
-        <w:ind w:left="1080"/>
-        <w:jc w:val="center"/>
-        <w:rPr>
-          <w:rFonts w:ascii="Times New Roman" w:hAnsi="Times New Roman" w:cs="Times New Roman"/>
-          <w:sz w:val="28"/>
-          <w:szCs w:val="28"/>
-        </w:rPr>
-      </w:pPr>
-      <w:r>
-        <w:rPr>
-          <w:rFonts w:ascii="Times New Roman" w:hAnsi="Times New Roman" w:cs="Times New Roman"/>
-          <w:sz w:val="28"/>
-          <w:szCs w:val="28"/>
-        </w:rPr>
-        <w:t xml:space="preserve">(Gambar 11. </w:t>
-      </w:r>
-      <w:r>
-        <w:rPr>
-          <w:rFonts w:ascii="Times New Roman" w:hAnsi="Times New Roman" w:cs="Times New Roman"/>
-          <w:sz w:val="28"/>
-          <w:szCs w:val="28"/>
-        </w:rPr>
-        <w:t>Class Level</w:t>
-      </w:r>
-      <w:r>
-        <w:rPr>
-          <w:rFonts w:ascii="Times New Roman" w:hAnsi="Times New Roman" w:cs="Times New Roman"/>
-          <w:sz w:val="28"/>
-          <w:szCs w:val="28"/>
-        </w:rPr>
-        <w:t xml:space="preserve"> ,Source: File Pribadi)</w:t>
-      </w:r>
-    </w:p>
-    <w:p>
-      <w:pPr>
-        <w:pStyle w:val="BodyText"/>
-        <w:spacing w:before="0" w:after="0"/>
-        <w:ind w:left="1080"/>
-        <w:rPr>
-          <w:rFonts w:ascii="Times New Roman" w:hAnsi="Times New Roman" w:cs="Times New Roman"/>
-          <w:sz w:val="28"/>
-          <w:szCs w:val="28"/>
-        </w:rPr>
-      </w:pPr>
-    </w:p>
-    <w:p>
-      <w:pPr>
-        <w:pStyle w:val="BodyText"/>
-        <w:numPr>
-          <w:ilvl w:val="0"/>
-          <w:numId w:val="47"/>
-        </w:numPr>
-        <w:spacing w:before="0" w:after="0"/>
-        <w:rPr>
-          <w:rFonts w:ascii="Times New Roman" w:hAnsi="Times New Roman" w:cs="Times New Roman"/>
-          <w:b/>
-          <w:bCs/>
-          <w:sz w:val="28"/>
-          <w:szCs w:val="28"/>
-        </w:rPr>
-      </w:pPr>
-      <w:r>
-        <w:rPr>
-          <w:rFonts w:ascii="Times New Roman" w:hAnsi="Times New Roman" w:cs="Times New Roman"/>
-          <w:b/>
-          <w:bCs/>
-          <w:sz w:val="28"/>
-          <w:szCs w:val="28"/>
-        </w:rPr>
-        <w:t>Implementasikan konstruktor untuk menginisialisasi name, level (dimulai dari 1), dan experience ( dimulai dari 0).</w:t>
-      </w:r>
-    </w:p>
-    <w:p>
-      <w:pPr>
-        <w:pStyle w:val="BodyText"/>
-        <w:spacing w:before="0" w:after="0"/>
-        <w:ind w:left="1080"/>
-        <w:rPr>
-          <w:rFonts w:ascii="Times New Roman" w:hAnsi="Times New Roman" w:cs="Times New Roman"/>
-          <w:b/>
-          <w:bCs/>
-          <w:sz w:val="28"/>
-          <w:szCs w:val="28"/>
-        </w:rPr>
-      </w:pPr>
-    </w:p>
-    <w:p>
-      <w:pPr>
-        <w:pStyle w:val="BodyText"/>
-        <w:spacing w:before="0" w:after="0"/>
-        <w:ind w:left="1080"/>
-        <w:rPr>
-          <w:rFonts w:ascii="Times New Roman" w:hAnsi="Times New Roman" w:cs="Times New Roman"/>
-          <w:sz w:val="28"/>
-          <w:szCs w:val="28"/>
-        </w:rPr>
-      </w:pPr>
-      <w:r>
-        <w:rPr>
-          <w:rFonts w:ascii="Times New Roman" w:hAnsi="Times New Roman" w:cs="Times New Roman"/>
-          <w:sz w:val="28"/>
-          <w:szCs w:val="28"/>
-        </w:rPr>
-        <w:t>Berikut Adalah source code yang di screenshot</w:t>
-      </w:r>
-      <w:r>
-        <w:rPr>
-          <w:rFonts w:ascii="Times New Roman" w:hAnsi="Times New Roman" w:cs="Times New Roman"/>
-          <w:sz w:val="28"/>
-          <w:szCs w:val="28"/>
-        </w:rPr>
-        <w:t>s</w:t>
-      </w:r>
-    </w:p>
-    <w:p>
-      <w:pPr>
-        <w:pStyle w:val="BodyText"/>
-        <w:spacing w:before="0" w:after="0"/>
-        <w:ind w:left="1080"/>
-        <w:jc w:val="center"/>
-        <w:rPr>
-          <w:rFonts w:ascii="Times New Roman" w:hAnsi="Times New Roman" w:cs="Times New Roman"/>
-          <w:sz w:val="28"/>
-          <w:szCs w:val="28"/>
-        </w:rPr>
-      </w:pPr>
-      <w:r>
-        <w:rPr>
-          <w:rFonts w:ascii="Times New Roman" w:hAnsi="Times New Roman" w:cs="Times New Roman"/>
-          <w:noProof/>
-          <w:sz w:val="28"/>
-          <w:szCs w:val="28"/>
-        </w:rPr>
-        <w:drawing>
-          <wp:inline distT="0" distB="0" distL="0" distR="0" wp14:anchorId="32509498" wp14:editId="58616B20">
-            <wp:extent cx="2667231" cy="1181202"/>
-            <wp:effectExtent l="0" t="0" r="0" b="0"/>
-            <wp:docPr id="737293339" name="Picture 1"/>
-            <wp:cNvGraphicFramePr>
-              <a:graphicFrameLocks xmlns:a="http://schemas.openxmlformats.org/drawingml/2006/main" noChangeAspect="1"/>
-            </wp:cNvGraphicFramePr>
-            <a:graphic xmlns:a="http://schemas.openxmlformats.org/drawingml/2006/main">
-              <a:graphicData uri="http://schemas.openxmlformats.org/drawingml/2006/picture">
-                <pic:pic xmlns:pic="http://schemas.openxmlformats.org/drawingml/2006/picture">
-                  <pic:nvPicPr>
-                    <pic:cNvPr id="737293339" name=""/>
-                    <pic:cNvPicPr/>
-                  </pic:nvPicPr>
-                  <pic:blipFill>
-                    <a:blip r:embed="rId18"/>
-                    <a:stretch>
-                      <a:fillRect/>
-                    </a:stretch>
-                  </pic:blipFill>
-                  <pic:spPr>
-                    <a:xfrm>
-                      <a:off x="0" y="0"/>
-                      <a:ext cx="2667231" cy="1181202"/>
-                    </a:xfrm>
-                    <a:prstGeom prst="rect">
-                      <a:avLst/>
-                    </a:prstGeom>
-                  </pic:spPr>
-                </pic:pic>
-              </a:graphicData>
-            </a:graphic>
-          </wp:inline>
-        </w:drawing>
-      </w:r>
-    </w:p>
-    <w:p>
-      <w:pPr>
-        <w:pStyle w:val="BodyText"/>
-        <w:spacing w:before="0" w:after="0"/>
-        <w:ind w:left="1080"/>
-        <w:jc w:val="center"/>
-        <w:rPr>
-          <w:rFonts w:ascii="Times New Roman" w:hAnsi="Times New Roman" w:cs="Times New Roman"/>
-          <w:sz w:val="28"/>
-          <w:szCs w:val="28"/>
-        </w:rPr>
-      </w:pPr>
-      <w:r>
-        <w:rPr>
-          <w:rFonts w:ascii="Times New Roman" w:hAnsi="Times New Roman" w:cs="Times New Roman"/>
-          <w:sz w:val="28"/>
-          <w:szCs w:val="28"/>
-        </w:rPr>
-        <w:t>(Gambar 12.</w:t>
-      </w:r>
-      <w:r>
-        <w:rPr>
-          <w:rFonts w:ascii="Times New Roman" w:hAnsi="Times New Roman" w:cs="Times New Roman"/>
-          <w:sz w:val="28"/>
-          <w:szCs w:val="28"/>
-        </w:rPr>
-        <w:t xml:space="preserve"> Konstruktor Level</w:t>
-      </w:r>
-      <w:r>
-        <w:rPr>
-          <w:rFonts w:ascii="Times New Roman" w:hAnsi="Times New Roman" w:cs="Times New Roman"/>
-          <w:sz w:val="28"/>
-          <w:szCs w:val="28"/>
-        </w:rPr>
-        <w:t xml:space="preserve"> ,Source: File Pribadi)</w:t>
-      </w:r>
-    </w:p>
-    <w:p>
-      <w:pPr>
-        <w:pStyle w:val="BodyText"/>
-        <w:numPr>
-          <w:ilvl w:val="0"/>
-          <w:numId w:val="47"/>
-        </w:numPr>
-        <w:spacing w:after="0"/>
-        <w:rPr>
-          <w:rFonts w:ascii="Times New Roman" w:hAnsi="Times New Roman" w:cs="Times New Roman"/>
-          <w:b/>
-          <w:bCs/>
-          <w:sz w:val="28"/>
-          <w:szCs w:val="28"/>
-        </w:rPr>
-      </w:pPr>
-      <w:r>
-        <w:rPr>
-          <w:rFonts w:ascii="Times New Roman" w:hAnsi="Times New Roman" w:cs="Times New Roman"/>
-          <w:b/>
-          <w:bCs/>
-          <w:sz w:val="28"/>
-          <w:szCs w:val="28"/>
-        </w:rPr>
-        <w:t xml:space="preserve">Buatlah method gainExperience() yang menambah pengalaman dan memeriksa apakah karakter sudah cukup untuk naik level (100 pengalaman untuk naik level). </w:t>
-      </w:r>
-    </w:p>
-    <w:p>
-      <w:pPr>
-        <w:pStyle w:val="BodyText"/>
-        <w:spacing w:before="0" w:after="0"/>
-        <w:ind w:left="1080"/>
-        <w:rPr>
-          <w:rFonts w:ascii="Times New Roman" w:hAnsi="Times New Roman" w:cs="Times New Roman"/>
-          <w:sz w:val="28"/>
-          <w:szCs w:val="28"/>
-        </w:rPr>
-      </w:pPr>
-    </w:p>
-    <w:p>
-      <w:pPr>
-        <w:pStyle w:val="BodyText"/>
-        <w:spacing w:before="0" w:after="0"/>
-        <w:ind w:left="1080"/>
-        <w:rPr>
-          <w:rFonts w:ascii="Times New Roman" w:hAnsi="Times New Roman" w:cs="Times New Roman"/>
-          <w:sz w:val="28"/>
-          <w:szCs w:val="28"/>
-        </w:rPr>
-      </w:pPr>
-      <w:r>
-        <w:rPr>
-          <w:rFonts w:ascii="Times New Roman" w:hAnsi="Times New Roman" w:cs="Times New Roman"/>
-          <w:sz w:val="28"/>
-          <w:szCs w:val="28"/>
-        </w:rPr>
-        <w:t>Berikut Adalah source code yang di screenshot</w:t>
-      </w:r>
-    </w:p>
-    <w:p>
-      <w:pPr>
-        <w:pStyle w:val="BodyText"/>
-        <w:spacing w:before="0" w:after="0"/>
-        <w:ind w:left="1080"/>
-        <w:jc w:val="center"/>
-        <w:rPr>
-          <w:rFonts w:ascii="Times New Roman" w:hAnsi="Times New Roman" w:cs="Times New Roman"/>
-          <w:sz w:val="28"/>
-          <w:szCs w:val="28"/>
-        </w:rPr>
-      </w:pPr>
-      <w:r>
-        <w:rPr>
-          <w:rFonts w:ascii="Times New Roman" w:hAnsi="Times New Roman" w:cs="Times New Roman"/>
-          <w:noProof/>
-          <w:sz w:val="28"/>
-          <w:szCs w:val="28"/>
-        </w:rPr>
-        <w:drawing>
-          <wp:inline distT="0" distB="0" distL="0" distR="0" wp14:anchorId="633A6FB5" wp14:editId="77A7DD96">
-            <wp:extent cx="5943600" cy="1804035"/>
-            <wp:effectExtent l="0" t="0" r="0" b="5715"/>
-            <wp:docPr id="1353963136" name="Picture 1"/>
-            <wp:cNvGraphicFramePr>
-              <a:graphicFrameLocks xmlns:a="http://schemas.openxmlformats.org/drawingml/2006/main" noChangeAspect="1"/>
-            </wp:cNvGraphicFramePr>
-            <a:graphic xmlns:a="http://schemas.openxmlformats.org/drawingml/2006/main">
-              <a:graphicData uri="http://schemas.openxmlformats.org/drawingml/2006/picture">
-                <pic:pic xmlns:pic="http://schemas.openxmlformats.org/drawingml/2006/picture">
-                  <pic:nvPicPr>
-                    <pic:cNvPr id="1353963136" name=""/>
-                    <pic:cNvPicPr/>
-                  </pic:nvPicPr>
-                  <pic:blipFill>
-                    <a:blip r:embed="rId19"/>
-                    <a:stretch>
-                      <a:fillRect/>
-                    </a:stretch>
-                  </pic:blipFill>
-                  <pic:spPr>
-                    <a:xfrm>
-                      <a:off x="0" y="0"/>
-                      <a:ext cx="5943600" cy="1804035"/>
-                    </a:xfrm>
-                    <a:prstGeom prst="rect">
-                      <a:avLst/>
-                    </a:prstGeom>
-                  </pic:spPr>
-                </pic:pic>
-              </a:graphicData>
-            </a:graphic>
-          </wp:inline>
-        </w:drawing>
-      </w:r>
-    </w:p>
-    <w:p>
-      <w:pPr>
-        <w:pStyle w:val="BodyText"/>
-        <w:spacing w:before="0" w:after="0"/>
-        <w:ind w:left="1080"/>
-        <w:jc w:val="center"/>
-        <w:rPr>
-          <w:rFonts w:ascii="Times New Roman" w:hAnsi="Times New Roman" w:cs="Times New Roman"/>
-          <w:sz w:val="28"/>
-          <w:szCs w:val="28"/>
-        </w:rPr>
-      </w:pPr>
-      <w:r>
-        <w:rPr>
-          <w:rFonts w:ascii="Times New Roman" w:hAnsi="Times New Roman" w:cs="Times New Roman"/>
-          <w:sz w:val="28"/>
-          <w:szCs w:val="28"/>
-        </w:rPr>
-        <w:t>(Gambar 13.</w:t>
-      </w:r>
-      <w:r>
-        <w:rPr>
-          <w:rFonts w:ascii="Times New Roman" w:hAnsi="Times New Roman" w:cs="Times New Roman"/>
-          <w:sz w:val="28"/>
-          <w:szCs w:val="28"/>
-        </w:rPr>
-        <w:t>Method Gainexperience()</w:t>
-      </w:r>
-      <w:r>
-        <w:rPr>
-          <w:rFonts w:ascii="Times New Roman" w:hAnsi="Times New Roman" w:cs="Times New Roman"/>
-          <w:sz w:val="28"/>
-          <w:szCs w:val="28"/>
-        </w:rPr>
-        <w:t xml:space="preserve"> ,Source: File Pribadi)</w:t>
-      </w:r>
-    </w:p>
-    <w:p>
-      <w:pPr>
-        <w:pStyle w:val="BodyText"/>
-        <w:spacing w:after="0"/>
-        <w:ind w:left="1080"/>
-        <w:rPr>
-          <w:rFonts w:ascii="Times New Roman" w:hAnsi="Times New Roman" w:cs="Times New Roman"/>
-          <w:b/>
-          <w:bCs/>
-          <w:sz w:val="28"/>
-          <w:szCs w:val="28"/>
-        </w:rPr>
-      </w:pPr>
-    </w:p>
-    <w:p>
-      <w:pPr>
-        <w:pStyle w:val="BodyText"/>
-        <w:numPr>
-          <w:ilvl w:val="0"/>
-          <w:numId w:val="47"/>
-        </w:numPr>
-        <w:spacing w:after="0"/>
-        <w:rPr>
-          <w:rFonts w:ascii="Times New Roman" w:hAnsi="Times New Roman" w:cs="Times New Roman"/>
-          <w:b/>
-          <w:bCs/>
-          <w:sz w:val="28"/>
-          <w:szCs w:val="28"/>
-        </w:rPr>
-      </w:pPr>
-      <w:r>
-        <w:rPr>
-          <w:rFonts w:ascii="Times New Roman" w:hAnsi="Times New Roman" w:cs="Times New Roman"/>
-          <w:b/>
-          <w:bCs/>
-          <w:sz w:val="28"/>
-          <w:szCs w:val="28"/>
-        </w:rPr>
-        <w:t>Implementasikan method levelUp() untuk meningkatkan level karakter dan mengatur ulang pengalaman menjadi 0.</w:t>
-      </w:r>
-      <w:r>
-        <w:rPr>
-          <w:rFonts w:ascii="Times New Roman" w:hAnsi="Times New Roman" w:cs="Times New Roman"/>
-          <w:b/>
-          <w:bCs/>
-          <w:sz w:val="28"/>
-          <w:szCs w:val="28"/>
-        </w:rPr>
-        <w:tab/>
-      </w:r>
-    </w:p>
-    <w:p>
-      <w:pPr>
-        <w:pStyle w:val="BodyText"/>
-        <w:spacing w:before="0" w:after="0"/>
-        <w:ind w:left="1080"/>
-        <w:rPr>
-          <w:rFonts w:ascii="Times New Roman" w:hAnsi="Times New Roman" w:cs="Times New Roman"/>
-          <w:sz w:val="28"/>
-          <w:szCs w:val="28"/>
-        </w:rPr>
-      </w:pPr>
-    </w:p>
-    <w:p>
-      <w:pPr>
-        <w:pStyle w:val="BodyText"/>
-        <w:spacing w:before="0" w:after="0"/>
-        <w:ind w:left="1080"/>
-        <w:rPr>
-          <w:rFonts w:ascii="Times New Roman" w:hAnsi="Times New Roman" w:cs="Times New Roman"/>
-          <w:sz w:val="28"/>
-          <w:szCs w:val="28"/>
-        </w:rPr>
-      </w:pPr>
-      <w:r>
-        <w:rPr>
-          <w:rFonts w:ascii="Times New Roman" w:hAnsi="Times New Roman" w:cs="Times New Roman"/>
-          <w:sz w:val="28"/>
-          <w:szCs w:val="28"/>
-        </w:rPr>
-        <w:t>Berikut Adalah source code yang di screenshot</w:t>
-      </w:r>
-    </w:p>
-    <w:p>
-      <w:pPr>
-        <w:pStyle w:val="BodyText"/>
-        <w:spacing w:before="0" w:after="0"/>
-        <w:ind w:left="1080"/>
-        <w:jc w:val="center"/>
-        <w:rPr>
-          <w:rFonts w:ascii="Times New Roman" w:hAnsi="Times New Roman" w:cs="Times New Roman"/>
-          <w:sz w:val="28"/>
-          <w:szCs w:val="28"/>
-        </w:rPr>
-      </w:pPr>
-      <w:r>
-        <w:rPr>
-          <w:rFonts w:ascii="Times New Roman" w:hAnsi="Times New Roman" w:cs="Times New Roman"/>
-          <w:noProof/>
-          <w:sz w:val="28"/>
-          <w:szCs w:val="28"/>
-        </w:rPr>
-        <w:lastRenderedPageBreak/>
-        <w:drawing>
-          <wp:inline distT="0" distB="0" distL="0" distR="0" wp14:anchorId="5718BEFD" wp14:editId="4B6AD34C">
-            <wp:extent cx="5943600" cy="2551430"/>
-            <wp:effectExtent l="0" t="0" r="0" b="1270"/>
-            <wp:docPr id="176258440" name="Picture 1"/>
-            <wp:cNvGraphicFramePr>
-              <a:graphicFrameLocks xmlns:a="http://schemas.openxmlformats.org/drawingml/2006/main" noChangeAspect="1"/>
-            </wp:cNvGraphicFramePr>
-            <a:graphic xmlns:a="http://schemas.openxmlformats.org/drawingml/2006/main">
-              <a:graphicData uri="http://schemas.openxmlformats.org/drawingml/2006/picture">
-                <pic:pic xmlns:pic="http://schemas.openxmlformats.org/drawingml/2006/picture">
-                  <pic:nvPicPr>
-                    <pic:cNvPr id="176258440" name=""/>
-                    <pic:cNvPicPr/>
-                  </pic:nvPicPr>
-                  <pic:blipFill>
-                    <a:blip r:embed="rId20"/>
-                    <a:stretch>
-                      <a:fillRect/>
-                    </a:stretch>
-                  </pic:blipFill>
-                  <pic:spPr>
-                    <a:xfrm>
-                      <a:off x="0" y="0"/>
-                      <a:ext cx="5943600" cy="2551430"/>
-                    </a:xfrm>
-                    <a:prstGeom prst="rect">
-                      <a:avLst/>
-                    </a:prstGeom>
-                  </pic:spPr>
-                </pic:pic>
-              </a:graphicData>
-            </a:graphic>
-          </wp:inline>
-        </w:drawing>
-      </w:r>
-    </w:p>
-    <w:p>
-      <w:pPr>
-        <w:pStyle w:val="BodyText"/>
-        <w:spacing w:before="0" w:after="0"/>
-        <w:ind w:left="1080"/>
-        <w:jc w:val="center"/>
-        <w:rPr>
-          <w:rFonts w:ascii="Times New Roman" w:hAnsi="Times New Roman" w:cs="Times New Roman"/>
-          <w:sz w:val="28"/>
-          <w:szCs w:val="28"/>
-        </w:rPr>
-      </w:pPr>
-    </w:p>
-    <w:p>
-      <w:pPr>
-        <w:pStyle w:val="BodyText"/>
-        <w:spacing w:before="0" w:after="0"/>
-        <w:ind w:left="1080"/>
-        <w:rPr>
-          <w:rFonts w:ascii="Times New Roman" w:hAnsi="Times New Roman" w:cs="Times New Roman"/>
-          <w:sz w:val="28"/>
-          <w:szCs w:val="28"/>
-        </w:rPr>
-      </w:pPr>
-    </w:p>
-    <w:p>
-      <w:pPr>
-        <w:pStyle w:val="BodyText"/>
-        <w:spacing w:before="0" w:after="0"/>
-        <w:ind w:left="1080"/>
-        <w:rPr>
-          <w:rFonts w:ascii="Times New Roman" w:hAnsi="Times New Roman" w:cs="Times New Roman"/>
-          <w:sz w:val="28"/>
-          <w:szCs w:val="28"/>
-        </w:rPr>
-      </w:pPr>
-      <w:r>
-        <w:rPr>
-          <w:rFonts w:ascii="Times New Roman" w:hAnsi="Times New Roman" w:cs="Times New Roman"/>
-          <w:noProof/>
-          <w:sz w:val="28"/>
-          <w:szCs w:val="28"/>
-        </w:rPr>
-        <w:drawing>
-          <wp:inline distT="0" distB="0" distL="0" distR="0" wp14:anchorId="64507DAB" wp14:editId="7EF1FEFB">
-            <wp:extent cx="3254022" cy="3185436"/>
-            <wp:effectExtent l="0" t="0" r="3810" b="0"/>
-            <wp:docPr id="1879642478" name="Picture 1"/>
-            <wp:cNvGraphicFramePr>
-              <a:graphicFrameLocks xmlns:a="http://schemas.openxmlformats.org/drawingml/2006/main" noChangeAspect="1"/>
-            </wp:cNvGraphicFramePr>
-            <a:graphic xmlns:a="http://schemas.openxmlformats.org/drawingml/2006/main">
-              <a:graphicData uri="http://schemas.openxmlformats.org/drawingml/2006/picture">
-                <pic:pic xmlns:pic="http://schemas.openxmlformats.org/drawingml/2006/picture">
-                  <pic:nvPicPr>
-                    <pic:cNvPr id="1879642478" name=""/>
-                    <pic:cNvPicPr/>
-                  </pic:nvPicPr>
-                  <pic:blipFill>
-                    <a:blip r:embed="rId21"/>
-                    <a:stretch>
-                      <a:fillRect/>
-                    </a:stretch>
-                  </pic:blipFill>
-                  <pic:spPr>
-                    <a:xfrm>
-                      <a:off x="0" y="0"/>
-                      <a:ext cx="3254022" cy="3185436"/>
-                    </a:xfrm>
-                    <a:prstGeom prst="rect">
-                      <a:avLst/>
-                    </a:prstGeom>
-                  </pic:spPr>
-                </pic:pic>
-              </a:graphicData>
-            </a:graphic>
-          </wp:inline>
-        </w:drawing>
-      </w:r>
-    </w:p>
-    <w:p>
-      <w:pPr>
-        <w:pStyle w:val="BodyText"/>
-        <w:spacing w:before="0" w:after="0"/>
-        <w:jc w:val="center"/>
-        <w:rPr>
-          <w:rFonts w:ascii="Times New Roman" w:hAnsi="Times New Roman" w:cs="Times New Roman"/>
-          <w:sz w:val="28"/>
-          <w:szCs w:val="28"/>
-        </w:rPr>
-      </w:pPr>
-      <w:r>
-        <w:rPr>
-          <w:rFonts w:ascii="Times New Roman" w:hAnsi="Times New Roman" w:cs="Times New Roman"/>
-          <w:sz w:val="28"/>
-          <w:szCs w:val="28"/>
-        </w:rPr>
-        <w:t>(Gambar 14.</w:t>
-      </w:r>
-      <w:r>
-        <w:rPr>
-          <w:rFonts w:ascii="Times New Roman" w:hAnsi="Times New Roman" w:cs="Times New Roman"/>
-          <w:sz w:val="28"/>
-          <w:szCs w:val="28"/>
-        </w:rPr>
-        <w:t xml:space="preserve"> Method LevelUp()</w:t>
-      </w:r>
-      <w:r>
-        <w:rPr>
-          <w:rFonts w:ascii="Times New Roman" w:hAnsi="Times New Roman" w:cs="Times New Roman"/>
-          <w:sz w:val="28"/>
-          <w:szCs w:val="28"/>
-        </w:rPr>
-        <w:t xml:space="preserve">  ,Source: File Pribadi)</w:t>
-      </w:r>
-      <w:r>
-        <w:rPr>
-          <w:rFonts w:ascii="Times New Roman" w:hAnsi="Times New Roman" w:cs="Times New Roman"/>
-          <w:sz w:val="28"/>
-          <w:szCs w:val="28"/>
-        </w:rPr>
-        <w:t>\</w:t>
-      </w:r>
-    </w:p>
-    <w:p>
-      <w:pPr>
-        <w:pStyle w:val="BodyText"/>
-        <w:spacing w:before="0" w:after="0"/>
-        <w:jc w:val="center"/>
-        <w:rPr>
-          <w:rFonts w:ascii="Times New Roman" w:hAnsi="Times New Roman" w:cs="Times New Roman"/>
-          <w:sz w:val="28"/>
-          <w:szCs w:val="28"/>
-        </w:rPr>
-      </w:pPr>
-    </w:p>
-    <w:p>
-      <w:pPr>
-        <w:pStyle w:val="BodyText"/>
-        <w:spacing w:before="0" w:after="0"/>
-        <w:jc w:val="center"/>
-        <w:rPr>
-          <w:rFonts w:ascii="Times New Roman" w:hAnsi="Times New Roman" w:cs="Times New Roman"/>
-          <w:sz w:val="28"/>
-          <w:szCs w:val="28"/>
-        </w:rPr>
-      </w:pPr>
-    </w:p>
-    <w:p>
-      <w:pPr>
-        <w:pStyle w:val="BodyText"/>
-        <w:spacing w:before="0" w:after="0"/>
-        <w:jc w:val="center"/>
-        <w:rPr>
-          <w:rFonts w:ascii="Times New Roman" w:hAnsi="Times New Roman" w:cs="Times New Roman"/>
-          <w:sz w:val="28"/>
-          <w:szCs w:val="28"/>
-        </w:rPr>
-      </w:pPr>
-    </w:p>
-    <w:p>
-      <w:pPr>
-        <w:pStyle w:val="BodyText"/>
-        <w:spacing w:before="0" w:after="0"/>
-        <w:jc w:val="center"/>
-        <w:rPr>
-          <w:rFonts w:ascii="Times New Roman" w:hAnsi="Times New Roman" w:cs="Times New Roman"/>
-          <w:sz w:val="28"/>
-          <w:szCs w:val="28"/>
-        </w:rPr>
-      </w:pPr>
-    </w:p>
-    <w:p>
-      <w:pPr>
-        <w:pStyle w:val="BodyText"/>
-        <w:spacing w:before="0" w:after="0"/>
-        <w:jc w:val="center"/>
-        <w:rPr>
-          <w:rFonts w:ascii="Times New Roman" w:hAnsi="Times New Roman" w:cs="Times New Roman"/>
-          <w:sz w:val="28"/>
-          <w:szCs w:val="28"/>
-        </w:rPr>
-      </w:pPr>
-    </w:p>
-    <w:p>
-      <w:pPr>
-        <w:pStyle w:val="BodyText"/>
-        <w:spacing w:before="0" w:after="0"/>
-        <w:jc w:val="center"/>
-        <w:rPr>
-          <w:rFonts w:ascii="Times New Roman" w:hAnsi="Times New Roman" w:cs="Times New Roman"/>
-          <w:sz w:val="28"/>
-          <w:szCs w:val="28"/>
-        </w:rPr>
-      </w:pPr>
-    </w:p>
-    <w:p>
-      <w:pPr>
-        <w:pStyle w:val="BodyText"/>
-        <w:spacing w:before="0" w:after="0"/>
-        <w:jc w:val="center"/>
-        <w:rPr>
-          <w:rFonts w:ascii="Times New Roman" w:hAnsi="Times New Roman" w:cs="Times New Roman"/>
-          <w:sz w:val="28"/>
-          <w:szCs w:val="28"/>
-        </w:rPr>
-      </w:pPr>
-    </w:p>
-    <w:p>
-      <w:pPr>
-        <w:pStyle w:val="BodyText"/>
-        <w:spacing w:before="0" w:after="0"/>
-        <w:jc w:val="center"/>
-        <w:rPr>
-          <w:rFonts w:ascii="Times New Roman" w:hAnsi="Times New Roman" w:cs="Times New Roman"/>
-          <w:sz w:val="28"/>
-          <w:szCs w:val="28"/>
-        </w:rPr>
-      </w:pPr>
-    </w:p>
-    <w:p>
-      <w:pPr>
-        <w:pStyle w:val="BodyText"/>
-        <w:spacing w:before="0" w:after="0"/>
-        <w:jc w:val="center"/>
-        <w:rPr>
-          <w:rFonts w:ascii="Times New Roman" w:hAnsi="Times New Roman" w:cs="Times New Roman"/>
-          <w:sz w:val="28"/>
-          <w:szCs w:val="28"/>
-        </w:rPr>
-      </w:pPr>
-    </w:p>
-    <w:p>
-      <w:pPr>
-        <w:pStyle w:val="BodyText"/>
-        <w:spacing w:before="0" w:after="0"/>
-        <w:ind w:left="1080"/>
-        <w:rPr>
-          <w:rFonts w:ascii="Times New Roman" w:hAnsi="Times New Roman" w:cs="Times New Roman"/>
-          <w:b/>
-          <w:bCs/>
-          <w:sz w:val="28"/>
-          <w:szCs w:val="28"/>
-        </w:rPr>
-      </w:pPr>
-      <w:r>
-        <w:rPr>
-          <w:rFonts w:ascii="Times New Roman" w:hAnsi="Times New Roman" w:cs="Times New Roman"/>
-          <w:b/>
-          <w:bCs/>
-          <w:sz w:val="28"/>
-          <w:szCs w:val="28"/>
-        </w:rPr>
-        <w:lastRenderedPageBreak/>
-        <w:t>Ouput:</w:t>
-      </w:r>
-    </w:p>
-    <w:p>
-      <w:pPr>
-        <w:pStyle w:val="BodyText"/>
-        <w:spacing w:before="0" w:after="0"/>
-        <w:ind w:left="1080"/>
-        <w:rPr>
-          <w:rFonts w:ascii="Times New Roman" w:hAnsi="Times New Roman" w:cs="Times New Roman"/>
-          <w:b/>
-          <w:bCs/>
-          <w:sz w:val="28"/>
-          <w:szCs w:val="28"/>
-        </w:rPr>
-      </w:pPr>
-      <w:r>
-        <w:rPr>
-          <w:rFonts w:ascii="Times New Roman" w:hAnsi="Times New Roman" w:cs="Times New Roman"/>
-          <w:b/>
-          <w:bCs/>
-          <w:noProof/>
-          <w:sz w:val="28"/>
-          <w:szCs w:val="28"/>
-        </w:rPr>
-        <w:drawing>
-          <wp:inline distT="0" distB="0" distL="0" distR="0" wp14:anchorId="60F17461" wp14:editId="31400840">
-            <wp:extent cx="5943600" cy="1823720"/>
-            <wp:effectExtent l="0" t="0" r="0" b="5080"/>
-            <wp:docPr id="1509841141" name="Picture 1"/>
-            <wp:cNvGraphicFramePr>
-              <a:graphicFrameLocks xmlns:a="http://schemas.openxmlformats.org/drawingml/2006/main" noChangeAspect="1"/>
-            </wp:cNvGraphicFramePr>
-            <a:graphic xmlns:a="http://schemas.openxmlformats.org/drawingml/2006/main">
-              <a:graphicData uri="http://schemas.openxmlformats.org/drawingml/2006/picture">
-                <pic:pic xmlns:pic="http://schemas.openxmlformats.org/drawingml/2006/picture">
-                  <pic:nvPicPr>
-                    <pic:cNvPr id="1509841141" name=""/>
-                    <pic:cNvPicPr/>
-                  </pic:nvPicPr>
-                  <pic:blipFill>
-                    <a:blip r:embed="rId22"/>
-                    <a:stretch>
-                      <a:fillRect/>
-                    </a:stretch>
-                  </pic:blipFill>
-                  <pic:spPr>
-                    <a:xfrm>
-                      <a:off x="0" y="0"/>
-                      <a:ext cx="5943600" cy="1823720"/>
-                    </a:xfrm>
-                    <a:prstGeom prst="rect">
-                      <a:avLst/>
-                    </a:prstGeom>
-                  </pic:spPr>
-                </pic:pic>
-              </a:graphicData>
-            </a:graphic>
-          </wp:inline>
-        </w:drawing>
-      </w:r>
-    </w:p>
-    <w:p>
-      <w:pPr>
-        <w:pStyle w:val="BodyText"/>
-        <w:spacing w:before="0" w:after="0"/>
-        <w:ind w:left="1080"/>
-        <w:jc w:val="center"/>
-        <w:rPr>
-          <w:rFonts w:ascii="Times New Roman" w:hAnsi="Times New Roman" w:cs="Times New Roman"/>
-          <w:sz w:val="28"/>
-          <w:szCs w:val="28"/>
-        </w:rPr>
-      </w:pPr>
-      <w:r>
-        <w:rPr>
-          <w:rFonts w:ascii="Times New Roman" w:hAnsi="Times New Roman" w:cs="Times New Roman"/>
-          <w:sz w:val="28"/>
-          <w:szCs w:val="28"/>
-        </w:rPr>
-        <w:t>(</w:t>
-      </w:r>
-      <w:r>
-        <w:rPr>
-          <w:rFonts w:ascii="Times New Roman" w:hAnsi="Times New Roman" w:cs="Times New Roman"/>
-          <w:sz w:val="28"/>
-          <w:szCs w:val="28"/>
-        </w:rPr>
-        <w:t>Gambar 15. Ouput, Source: File Pribadi</w:t>
-      </w:r>
-      <w:r>
-        <w:rPr>
-          <w:rFonts w:ascii="Times New Roman" w:hAnsi="Times New Roman" w:cs="Times New Roman"/>
-          <w:sz w:val="28"/>
-          <w:szCs w:val="28"/>
-        </w:rPr>
-        <w:t>)</w:t>
-      </w:r>
-    </w:p>
-    <w:p>
-      <w:pPr>
-        <w:pStyle w:val="BodyText"/>
-        <w:spacing w:before="0" w:after="0"/>
-        <w:rPr>
-          <w:rFonts w:ascii="Times New Roman" w:hAnsi="Times New Roman" w:cs="Times New Roman"/>
-          <w:sz w:val="28"/>
-          <w:szCs w:val="28"/>
-        </w:rPr>
-      </w:pPr>
-    </w:p>
-    <w:p>
-      <w:pPr>
-        <w:pStyle w:val="BodyText"/>
-        <w:spacing w:before="0" w:after="0"/>
-        <w:rPr>
-          <w:rFonts w:ascii="Times New Roman" w:hAnsi="Times New Roman" w:cs="Times New Roman"/>
-          <w:sz w:val="28"/>
-          <w:szCs w:val="28"/>
-        </w:rPr>
-      </w:pPr>
-    </w:p>
-    <w:p>
-      <w:pPr>
-        <w:pStyle w:val="BodyText"/>
-        <w:spacing w:before="0" w:after="0"/>
-        <w:rPr>
-          <w:rFonts w:ascii="Times New Roman" w:hAnsi="Times New Roman" w:cs="Times New Roman"/>
+        <w:ind w:left="1440"/>
+        <w:rPr>
+          <w:rFonts w:ascii="Times New Roman" w:hAnsi="Times New Roman" w:cs="Times New Roman"/>
+          <w:b/>
+          <w:bCs/>
           <w:sz w:val="28"/>
           <w:szCs w:val="28"/>
         </w:rPr>
@@ -6963,7 +9148,7 @@
         <w:rFonts w:hint="default"/>
       </w:rPr>
     </w:lvl>
-    <w:lvl w:ilvl="1" w:tplc="04090019" w:tentative="1">
+    <w:lvl w:ilvl="1" w:tplc="04090019">
       <w:start w:val="1"/>
       <w:numFmt w:val="lowerLetter"/>
       <w:lvlText w:val="%2."/>
@@ -8108,6 +10293,7 @@
   <w:style w:type="paragraph" w:styleId="BodyText">
     <w:name w:val="Body Text"/>
     <w:basedOn w:val="Normal"/>
+    <w:link w:val="BodyTextChar"/>
     <w:qFormat/>
     <w:pPr>
       <w:spacing w:before="180" w:after="180"/>
@@ -8846,6 +11032,12 @@
       <w:contextualSpacing/>
     </w:pPr>
   </w:style>
+  <w:style w:type="character" w:customStyle="1" w:styleId="BodyTextChar">
+    <w:name w:val="Body Text Char"/>
+    <w:basedOn w:val="DefaultParagraphFont"/>
+    <w:link w:val="BodyText"/>
+    <w:rsid w:val="00EA14B0"/>
+  </w:style>
 </w:styles>
 </file>
 
